--- a/TS-Kramam/TS-4.5/TS 4.5 Tamil Krama Paatam Corrections.docx
+++ b/TS-Kramam/TS-4.5/TS 4.5 Tamil Krama Paatam Corrections.docx
@@ -1,6 +1,6 @@
 
 <file path=word/document.xml><?xml version="1.0" encoding="utf-8"?>
-<w:document xmlns:wpc="http://schemas.microsoft.com/office/word/2010/wordprocessingCanvas" xmlns:cx="http://schemas.microsoft.com/office/drawing/2014/chartex" xmlns:cx1="http://schemas.microsoft.com/office/drawing/2015/9/8/chartex" xmlns:cx2="http://schemas.microsoft.com/office/drawing/2015/10/21/chartex" xmlns:cx3="http://schemas.microsoft.com/office/drawing/2016/5/9/chartex" xmlns:cx4="http://schemas.microsoft.com/office/drawing/2016/5/10/chartex" xmlns:cx5="http://schemas.microsoft.com/office/drawing/2016/5/11/chartex" xmlns:cx6="http://schemas.microsoft.com/office/drawing/2016/5/12/chartex" xmlns:cx7="http://schemas.microsoft.com/office/drawing/2016/5/13/chartex" xmlns:cx8="http://schemas.microsoft.com/office/drawing/2016/5/14/chartex" xmlns:mc="http://schemas.openxmlformats.org/markup-compatibility/2006" xmlns:aink="http://schemas.microsoft.com/office/drawing/2016/ink" xmlns:am3d="http://schemas.microsoft.com/office/drawing/2017/model3d" xmlns:o="urn:schemas-microsoft-com:office:office" xmlns:oel="http://schemas.microsoft.com/office/2019/extlst" xmlns:r="http://schemas.openxmlformats.org/officeDocument/2006/relationships" xmlns:m="http://schemas.openxmlformats.org/officeDocument/2006/math" xmlns:v="urn:schemas-microsoft-com:vml" xmlns:wp14="http://schemas.microsoft.com/office/word/2010/wordprocessingDrawing" xmlns:wp="http://schemas.openxmlformats.org/drawingml/2006/wordprocessingDrawing" xmlns:w10="urn:schemas-microsoft-com:office:word" xmlns:w="http://schemas.openxmlformats.org/wordprocessingml/2006/main" xmlns:w14="http://schemas.microsoft.com/office/word/2010/wordml" xmlns:w15="http://schemas.microsoft.com/office/word/2012/wordml" xmlns:w16cex="http://schemas.microsoft.com/office/word/2018/wordml/cex" xmlns:w16cid="http://schemas.microsoft.com/office/word/2016/wordml/cid" xmlns:w16="http://schemas.microsoft.com/office/word/2018/wordml" xmlns:w16du="http://schemas.microsoft.com/office/word/2023/wordml/word16du" xmlns:w16sdtdh="http://schemas.microsoft.com/office/word/2020/wordml/sdtdatahash" xmlns:w16sdtfl="http://schemas.microsoft.com/office/word/2024/wordml/sdtformatlock" xmlns:w16se="http://schemas.microsoft.com/office/word/2015/wordml/symex" xmlns:wpg="http://schemas.microsoft.com/office/word/2010/wordprocessingGroup" xmlns:wpi="http://schemas.microsoft.com/office/word/2010/wordprocessingInk" xmlns:wne="http://schemas.microsoft.com/office/word/2006/wordml" xmlns:wps="http://schemas.microsoft.com/office/word/2010/wordprocessingShape" mc:Ignorable="w14 w15 w16se w16cid w16 w16cex w16sdtdh w16sdtfl w16du wp14">
+<w:document xmlns:wpc="http://schemas.microsoft.com/office/word/2010/wordprocessingCanvas" xmlns:cx="http://schemas.microsoft.com/office/drawing/2014/chartex" xmlns:cx1="http://schemas.microsoft.com/office/drawing/2015/9/8/chartex" xmlns:cx2="http://schemas.microsoft.com/office/drawing/2015/10/21/chartex" xmlns:cx3="http://schemas.microsoft.com/office/drawing/2016/5/9/chartex" xmlns:cx4="http://schemas.microsoft.com/office/drawing/2016/5/10/chartex" xmlns:cx5="http://schemas.microsoft.com/office/drawing/2016/5/11/chartex" xmlns:cx6="http://schemas.microsoft.com/office/drawing/2016/5/12/chartex" xmlns:cx7="http://schemas.microsoft.com/office/drawing/2016/5/13/chartex" xmlns:cx8="http://schemas.microsoft.com/office/drawing/2016/5/14/chartex" xmlns:mc="http://schemas.openxmlformats.org/markup-compatibility/2006" xmlns:aink="http://schemas.microsoft.com/office/drawing/2016/ink" xmlns:am3d="http://schemas.microsoft.com/office/drawing/2017/model3d" xmlns:o="urn:schemas-microsoft-com:office:office" xmlns:oel="http://schemas.microsoft.com/office/2019/extlst" xmlns:r="http://schemas.openxmlformats.org/officeDocument/2006/relationships" xmlns:m="http://schemas.openxmlformats.org/officeDocument/2006/math" xmlns:v="urn:schemas-microsoft-com:vml" xmlns:wp14="http://schemas.microsoft.com/office/word/2010/wordprocessingDrawing" xmlns:wp="http://schemas.openxmlformats.org/drawingml/2006/wordprocessingDrawing" xmlns:w10="urn:schemas-microsoft-com:office:word" xmlns:w="http://schemas.openxmlformats.org/wordprocessingml/2006/main" xmlns:w14="http://schemas.microsoft.com/office/word/2010/wordml" xmlns:w15="http://schemas.microsoft.com/office/word/2012/wordml" xmlns:w16cei="http://schemas.microsoft.com/office/word/2026/wordml/cei" xmlns:w16cex="http://schemas.microsoft.com/office/word/2018/wordml/cex" xmlns:w16cid="http://schemas.microsoft.com/office/word/2016/wordml/cid" xmlns:w16="http://schemas.microsoft.com/office/word/2018/wordml" xmlns:w16du="http://schemas.microsoft.com/office/word/2023/wordml/word16du" xmlns:w16sdtdh="http://schemas.microsoft.com/office/word/2020/wordml/sdtdatahash" xmlns:w16sdtfl="http://schemas.microsoft.com/office/word/2024/wordml/sdtformatlock" xmlns:w16se="http://schemas.microsoft.com/office/word/2015/wordml/symex" xmlns:wpg="http://schemas.microsoft.com/office/word/2010/wordprocessingGroup" xmlns:wpi="http://schemas.microsoft.com/office/word/2010/wordprocessingInk" xmlns:wne="http://schemas.microsoft.com/office/word/2006/wordml" xmlns:wps="http://schemas.microsoft.com/office/word/2010/wordprocessingShape" mc:Ignorable="w14 w15 w16se w16cid w16 w16cex w16sdtdh w16sdtfl w16du wp14">
   <w:body>
     <w:p>
       <w:pPr>
@@ -153,12 +153,16 @@
               <w:spacing w:before="0" w:line="240" w:lineRule="auto"/>
               <w:jc w:val="center"/>
               <w:rPr>
+                <w:b/>
+                <w:bCs/>
                 <w:sz w:val="32"/>
                 <w:szCs w:val="32"/>
               </w:rPr>
             </w:pPr>
             <w:r>
               <w:rPr>
+                <w:b/>
+                <w:bCs/>
                 <w:sz w:val="32"/>
                 <w:szCs w:val="32"/>
               </w:rPr>
@@ -170,12 +174,16 @@
               <w:spacing w:before="0" w:line="240" w:lineRule="auto"/>
               <w:jc w:val="center"/>
               <w:rPr>
+                <w:b/>
+                <w:bCs/>
                 <w:sz w:val="32"/>
                 <w:szCs w:val="32"/>
               </w:rPr>
             </w:pPr>
             <w:r>
               <w:rPr>
+                <w:b/>
+                <w:bCs/>
                 <w:sz w:val="32"/>
                 <w:szCs w:val="32"/>
               </w:rPr>
@@ -192,12 +200,16 @@
               <w:spacing w:before="0" w:line="240" w:lineRule="auto"/>
               <w:jc w:val="center"/>
               <w:rPr>
+                <w:b/>
+                <w:bCs/>
                 <w:sz w:val="32"/>
                 <w:szCs w:val="32"/>
               </w:rPr>
             </w:pPr>
             <w:r>
               <w:rPr>
+                <w:b/>
+                <w:bCs/>
                 <w:sz w:val="32"/>
                 <w:szCs w:val="32"/>
               </w:rPr>
@@ -215,12 +227,16 @@
               <w:ind w:right="-18"/>
               <w:jc w:val="center"/>
               <w:rPr>
+                <w:b/>
+                <w:bCs/>
                 <w:sz w:val="32"/>
                 <w:szCs w:val="32"/>
               </w:rPr>
             </w:pPr>
             <w:r>
               <w:rPr>
+                <w:b/>
+                <w:bCs/>
                 <w:sz w:val="32"/>
                 <w:szCs w:val="32"/>
               </w:rPr>
@@ -979,7 +995,6 @@
                 <w:szCs w:val="32"/>
               </w:rPr>
             </w:pPr>
-            <w:proofErr w:type="spellStart"/>
             <w:r>
               <w:rPr>
                 <w:rFonts w:cs="Arial"/>
@@ -987,17 +1002,7 @@
                 <w:sz w:val="28"/>
                 <w:szCs w:val="32"/>
               </w:rPr>
-              <w:t>Panchaati</w:t>
-            </w:r>
-            <w:proofErr w:type="spellEnd"/>
-            <w:r>
-              <w:rPr>
-                <w:rFonts w:cs="Arial"/>
-                <w:b/>
-                <w:sz w:val="28"/>
-                <w:szCs w:val="32"/>
-              </w:rPr>
-              <w:t xml:space="preserve"> No</w:t>
+              <w:t>Panchaati No</w:t>
             </w:r>
             <w:r>
               <w:rPr>
@@ -1491,7 +1496,6 @@
                 <w:rFonts w:ascii="Latha" w:hAnsi="Latha" w:cs="Latha"/>
                 <w:sz w:val="28"/>
                 <w:szCs w:val="28"/>
-                <w:highlight w:val="green"/>
                 <w:cs/>
                 <w:lang w:bidi="ta-IN"/>
               </w:rPr>
@@ -1499,11 +1503,22 @@
             </w:r>
             <w:r>
               <w:rPr>
+                <w:rFonts w:ascii="Latha" w:hAnsi="Latha" w:cs="Latha"/>
+                <w:b/>
+                <w:bCs/>
+                <w:sz w:val="32"/>
+                <w:szCs w:val="32"/>
+                <w:cs/>
+                <w:lang w:bidi="ta-IN"/>
+              </w:rPr>
+              <w:t>:</w:t>
+            </w:r>
+            <w:r>
+              <w:rPr>
                 <w:rFonts w:ascii="BRH Tamil Tab Extra" w:hAnsi="BRH Tamil Tab Extra" w:cs="Latha"/>
                 <w:b/>
                 <w:sz w:val="36"/>
                 <w:szCs w:val="28"/>
-                <w:highlight w:val="green"/>
                 <w:lang w:bidi="ta-IN"/>
               </w:rPr>
               <w:t>…</w:t>
@@ -2027,7 +2042,6 @@
                 <w:szCs w:val="32"/>
               </w:rPr>
             </w:pPr>
-            <w:proofErr w:type="spellStart"/>
             <w:r>
               <w:rPr>
                 <w:rFonts w:cs="Arial"/>
@@ -2035,17 +2049,7 @@
                 <w:sz w:val="28"/>
                 <w:szCs w:val="32"/>
               </w:rPr>
-              <w:t>Panchaati</w:t>
-            </w:r>
-            <w:proofErr w:type="spellEnd"/>
-            <w:r>
-              <w:rPr>
-                <w:rFonts w:cs="Arial"/>
-                <w:b/>
-                <w:sz w:val="28"/>
-                <w:szCs w:val="32"/>
-              </w:rPr>
-              <w:t xml:space="preserve"> No</w:t>
+              <w:t>Panchaati No</w:t>
             </w:r>
             <w:r>
               <w:rPr>
@@ -2671,7 +2675,6 @@
                 <w:szCs w:val="32"/>
               </w:rPr>
             </w:pPr>
-            <w:proofErr w:type="spellStart"/>
             <w:r>
               <w:rPr>
                 <w:rFonts w:cs="Arial"/>
@@ -2680,18 +2683,7 @@
                 <w:sz w:val="28"/>
                 <w:szCs w:val="32"/>
               </w:rPr>
-              <w:t>Panchaati</w:t>
-            </w:r>
-            <w:proofErr w:type="spellEnd"/>
-            <w:r>
-              <w:rPr>
-                <w:rFonts w:cs="Arial"/>
-                <w:b/>
-                <w:color w:val="000000"/>
-                <w:sz w:val="28"/>
-                <w:szCs w:val="32"/>
-              </w:rPr>
-              <w:t xml:space="preserve"> No</w:t>
+              <w:t>Panchaati No</w:t>
             </w:r>
             <w:r>
               <w:rPr>
@@ -3353,7 +3345,6 @@
                 <w:szCs w:val="32"/>
               </w:rPr>
             </w:pPr>
-            <w:proofErr w:type="spellStart"/>
             <w:r>
               <w:rPr>
                 <w:rFonts w:cs="Arial"/>
@@ -3362,18 +3353,7 @@
                 <w:sz w:val="28"/>
                 <w:szCs w:val="32"/>
               </w:rPr>
-              <w:t>Panchaati</w:t>
-            </w:r>
-            <w:proofErr w:type="spellEnd"/>
-            <w:r>
-              <w:rPr>
-                <w:rFonts w:cs="Arial"/>
-                <w:b/>
-                <w:color w:val="000000"/>
-                <w:sz w:val="28"/>
-                <w:szCs w:val="32"/>
-              </w:rPr>
-              <w:t xml:space="preserve"> No</w:t>
+              <w:t>Panchaati No</w:t>
             </w:r>
             <w:r>
               <w:rPr>
@@ -4756,7 +4736,7 @@
 </file>
 
 <file path=word/endnotes.xml><?xml version="1.0" encoding="utf-8"?>
-<w:endnotes xmlns:wpc="http://schemas.microsoft.com/office/word/2010/wordprocessingCanvas" xmlns:cx="http://schemas.microsoft.com/office/drawing/2014/chartex" xmlns:cx1="http://schemas.microsoft.com/office/drawing/2015/9/8/chartex" xmlns:cx2="http://schemas.microsoft.com/office/drawing/2015/10/21/chartex" xmlns:cx3="http://schemas.microsoft.com/office/drawing/2016/5/9/chartex" xmlns:cx4="http://schemas.microsoft.com/office/drawing/2016/5/10/chartex" xmlns:cx5="http://schemas.microsoft.com/office/drawing/2016/5/11/chartex" xmlns:cx6="http://schemas.microsoft.com/office/drawing/2016/5/12/chartex" xmlns:cx7="http://schemas.microsoft.com/office/drawing/2016/5/13/chartex" xmlns:cx8="http://schemas.microsoft.com/office/drawing/2016/5/14/chartex" xmlns:mc="http://schemas.openxmlformats.org/markup-compatibility/2006" xmlns:aink="http://schemas.microsoft.com/office/drawing/2016/ink" xmlns:am3d="http://schemas.microsoft.com/office/drawing/2017/model3d" xmlns:o="urn:schemas-microsoft-com:office:office" xmlns:oel="http://schemas.microsoft.com/office/2019/extlst" xmlns:r="http://schemas.openxmlformats.org/officeDocument/2006/relationships" xmlns:m="http://schemas.openxmlformats.org/officeDocument/2006/math" xmlns:v="urn:schemas-microsoft-com:vml" xmlns:wp14="http://schemas.microsoft.com/office/word/2010/wordprocessingDrawing" xmlns:wp="http://schemas.openxmlformats.org/drawingml/2006/wordprocessingDrawing" xmlns:w10="urn:schemas-microsoft-com:office:word" xmlns:w="http://schemas.openxmlformats.org/wordprocessingml/2006/main" xmlns:w14="http://schemas.microsoft.com/office/word/2010/wordml" xmlns:w15="http://schemas.microsoft.com/office/word/2012/wordml" xmlns:w16cex="http://schemas.microsoft.com/office/word/2018/wordml/cex" xmlns:w16cid="http://schemas.microsoft.com/office/word/2016/wordml/cid" xmlns:w16="http://schemas.microsoft.com/office/word/2018/wordml" xmlns:w16du="http://schemas.microsoft.com/office/word/2023/wordml/word16du" xmlns:w16sdtdh="http://schemas.microsoft.com/office/word/2020/wordml/sdtdatahash" xmlns:w16sdtfl="http://schemas.microsoft.com/office/word/2024/wordml/sdtformatlock" xmlns:w16se="http://schemas.microsoft.com/office/word/2015/wordml/symex" xmlns:wpg="http://schemas.microsoft.com/office/word/2010/wordprocessingGroup" xmlns:wpi="http://schemas.microsoft.com/office/word/2010/wordprocessingInk" xmlns:wne="http://schemas.microsoft.com/office/word/2006/wordml" xmlns:wps="http://schemas.microsoft.com/office/word/2010/wordprocessingShape" mc:Ignorable="w14 w15 w16se w16cid w16 w16cex w16sdtdh w16sdtfl w16du wp14">
+<w:endnotes xmlns:wpc="http://schemas.microsoft.com/office/word/2010/wordprocessingCanvas" xmlns:cx="http://schemas.microsoft.com/office/drawing/2014/chartex" xmlns:cx1="http://schemas.microsoft.com/office/drawing/2015/9/8/chartex" xmlns:cx2="http://schemas.microsoft.com/office/drawing/2015/10/21/chartex" xmlns:cx3="http://schemas.microsoft.com/office/drawing/2016/5/9/chartex" xmlns:cx4="http://schemas.microsoft.com/office/drawing/2016/5/10/chartex" xmlns:cx5="http://schemas.microsoft.com/office/drawing/2016/5/11/chartex" xmlns:cx6="http://schemas.microsoft.com/office/drawing/2016/5/12/chartex" xmlns:cx7="http://schemas.microsoft.com/office/drawing/2016/5/13/chartex" xmlns:cx8="http://schemas.microsoft.com/office/drawing/2016/5/14/chartex" xmlns:mc="http://schemas.openxmlformats.org/markup-compatibility/2006" xmlns:aink="http://schemas.microsoft.com/office/drawing/2016/ink" xmlns:am3d="http://schemas.microsoft.com/office/drawing/2017/model3d" xmlns:o="urn:schemas-microsoft-com:office:office" xmlns:oel="http://schemas.microsoft.com/office/2019/extlst" xmlns:r="http://schemas.openxmlformats.org/officeDocument/2006/relationships" xmlns:m="http://schemas.openxmlformats.org/officeDocument/2006/math" xmlns:v="urn:schemas-microsoft-com:vml" xmlns:wp14="http://schemas.microsoft.com/office/word/2010/wordprocessingDrawing" xmlns:wp="http://schemas.openxmlformats.org/drawingml/2006/wordprocessingDrawing" xmlns:w10="urn:schemas-microsoft-com:office:word" xmlns:w="http://schemas.openxmlformats.org/wordprocessingml/2006/main" xmlns:w14="http://schemas.microsoft.com/office/word/2010/wordml" xmlns:w15="http://schemas.microsoft.com/office/word/2012/wordml" xmlns:w16cei="http://schemas.microsoft.com/office/word/2026/wordml/cei" xmlns:w16cex="http://schemas.microsoft.com/office/word/2018/wordml/cex" xmlns:w16cid="http://schemas.microsoft.com/office/word/2016/wordml/cid" xmlns:w16="http://schemas.microsoft.com/office/word/2018/wordml" xmlns:w16du="http://schemas.microsoft.com/office/word/2023/wordml/word16du" xmlns:w16sdtdh="http://schemas.microsoft.com/office/word/2020/wordml/sdtdatahash" xmlns:w16sdtfl="http://schemas.microsoft.com/office/word/2024/wordml/sdtformatlock" xmlns:w16se="http://schemas.microsoft.com/office/word/2015/wordml/symex" xmlns:wpg="http://schemas.microsoft.com/office/word/2010/wordprocessingGroup" xmlns:wpi="http://schemas.microsoft.com/office/word/2010/wordprocessingInk" xmlns:wne="http://schemas.microsoft.com/office/word/2006/wordml" xmlns:wps="http://schemas.microsoft.com/office/word/2010/wordprocessingShape" mc:Ignorable="w14 w15 w16se w16cid w16 w16cex w16sdtdh w16sdtfl w16du wp14">
   <w:endnote w:type="separator" w:id="-1">
     <w:p>
       <w:pPr>
@@ -4781,7 +4761,7 @@
 </file>
 
 <file path=word/footer1.xml><?xml version="1.0" encoding="utf-8"?>
-<w:ftr xmlns:wpc="http://schemas.microsoft.com/office/word/2010/wordprocessingCanvas" xmlns:cx="http://schemas.microsoft.com/office/drawing/2014/chartex" xmlns:cx1="http://schemas.microsoft.com/office/drawing/2015/9/8/chartex" xmlns:cx2="http://schemas.microsoft.com/office/drawing/2015/10/21/chartex" xmlns:cx3="http://schemas.microsoft.com/office/drawing/2016/5/9/chartex" xmlns:cx4="http://schemas.microsoft.com/office/drawing/2016/5/10/chartex" xmlns:cx5="http://schemas.microsoft.com/office/drawing/2016/5/11/chartex" xmlns:cx6="http://schemas.microsoft.com/office/drawing/2016/5/12/chartex" xmlns:cx7="http://schemas.microsoft.com/office/drawing/2016/5/13/chartex" xmlns:cx8="http://schemas.microsoft.com/office/drawing/2016/5/14/chartex" xmlns:mc="http://schemas.openxmlformats.org/markup-compatibility/2006" xmlns:aink="http://schemas.microsoft.com/office/drawing/2016/ink" xmlns:am3d="http://schemas.microsoft.com/office/drawing/2017/model3d" xmlns:o="urn:schemas-microsoft-com:office:office" xmlns:oel="http://schemas.microsoft.com/office/2019/extlst" xmlns:r="http://schemas.openxmlformats.org/officeDocument/2006/relationships" xmlns:m="http://schemas.openxmlformats.org/officeDocument/2006/math" xmlns:v="urn:schemas-microsoft-com:vml" xmlns:wp14="http://schemas.microsoft.com/office/word/2010/wordprocessingDrawing" xmlns:wp="http://schemas.openxmlformats.org/drawingml/2006/wordprocessingDrawing" xmlns:w10="urn:schemas-microsoft-com:office:word" xmlns:w="http://schemas.openxmlformats.org/wordprocessingml/2006/main" xmlns:w14="http://schemas.microsoft.com/office/word/2010/wordml" xmlns:w15="http://schemas.microsoft.com/office/word/2012/wordml" xmlns:w16cex="http://schemas.microsoft.com/office/word/2018/wordml/cex" xmlns:w16cid="http://schemas.microsoft.com/office/word/2016/wordml/cid" xmlns:w16="http://schemas.microsoft.com/office/word/2018/wordml" xmlns:w16du="http://schemas.microsoft.com/office/word/2023/wordml/word16du" xmlns:w16sdtdh="http://schemas.microsoft.com/office/word/2020/wordml/sdtdatahash" xmlns:w16sdtfl="http://schemas.microsoft.com/office/word/2024/wordml/sdtformatlock" xmlns:w16se="http://schemas.microsoft.com/office/word/2015/wordml/symex" xmlns:wpg="http://schemas.microsoft.com/office/word/2010/wordprocessingGroup" xmlns:wpi="http://schemas.microsoft.com/office/word/2010/wordprocessingInk" xmlns:wne="http://schemas.microsoft.com/office/word/2006/wordml" xmlns:wps="http://schemas.microsoft.com/office/word/2010/wordprocessingShape" mc:Ignorable="w14 w15 w16se w16cid w16 w16cex w16sdtdh w16sdtfl w16du wp14">
+<w:ftr xmlns:wpc="http://schemas.microsoft.com/office/word/2010/wordprocessingCanvas" xmlns:cx="http://schemas.microsoft.com/office/drawing/2014/chartex" xmlns:cx1="http://schemas.microsoft.com/office/drawing/2015/9/8/chartex" xmlns:cx2="http://schemas.microsoft.com/office/drawing/2015/10/21/chartex" xmlns:cx3="http://schemas.microsoft.com/office/drawing/2016/5/9/chartex" xmlns:cx4="http://schemas.microsoft.com/office/drawing/2016/5/10/chartex" xmlns:cx5="http://schemas.microsoft.com/office/drawing/2016/5/11/chartex" xmlns:cx6="http://schemas.microsoft.com/office/drawing/2016/5/12/chartex" xmlns:cx7="http://schemas.microsoft.com/office/drawing/2016/5/13/chartex" xmlns:cx8="http://schemas.microsoft.com/office/drawing/2016/5/14/chartex" xmlns:mc="http://schemas.openxmlformats.org/markup-compatibility/2006" xmlns:aink="http://schemas.microsoft.com/office/drawing/2016/ink" xmlns:am3d="http://schemas.microsoft.com/office/drawing/2017/model3d" xmlns:o="urn:schemas-microsoft-com:office:office" xmlns:oel="http://schemas.microsoft.com/office/2019/extlst" xmlns:r="http://schemas.openxmlformats.org/officeDocument/2006/relationships" xmlns:m="http://schemas.openxmlformats.org/officeDocument/2006/math" xmlns:v="urn:schemas-microsoft-com:vml" xmlns:wp14="http://schemas.microsoft.com/office/word/2010/wordprocessingDrawing" xmlns:wp="http://schemas.openxmlformats.org/drawingml/2006/wordprocessingDrawing" xmlns:w10="urn:schemas-microsoft-com:office:word" xmlns:w="http://schemas.openxmlformats.org/wordprocessingml/2006/main" xmlns:w14="http://schemas.microsoft.com/office/word/2010/wordml" xmlns:w15="http://schemas.microsoft.com/office/word/2012/wordml" xmlns:w16cei="http://schemas.microsoft.com/office/word/2026/wordml/cei" xmlns:w16cex="http://schemas.microsoft.com/office/word/2018/wordml/cex" xmlns:w16cid="http://schemas.microsoft.com/office/word/2016/wordml/cid" xmlns:w16="http://schemas.microsoft.com/office/word/2018/wordml" xmlns:w16du="http://schemas.microsoft.com/office/word/2023/wordml/word16du" xmlns:w16sdtdh="http://schemas.microsoft.com/office/word/2020/wordml/sdtdatahash" xmlns:w16sdtfl="http://schemas.microsoft.com/office/word/2024/wordml/sdtformatlock" xmlns:w16se="http://schemas.microsoft.com/office/word/2015/wordml/symex" xmlns:wpg="http://schemas.microsoft.com/office/word/2010/wordprocessingGroup" xmlns:wpi="http://schemas.microsoft.com/office/word/2010/wordprocessingInk" xmlns:wne="http://schemas.microsoft.com/office/word/2006/wordml" xmlns:wps="http://schemas.microsoft.com/office/word/2010/wordprocessingShape" mc:Ignorable="w14 w15 w16se w16cid w16 w16cex w16sdtdh w16sdtfl w16du wp14">
   <w:p>
     <w:pPr>
       <w:pBdr>
@@ -4987,7 +4967,7 @@
 </file>
 
 <file path=word/footer2.xml><?xml version="1.0" encoding="utf-8"?>
-<w:ftr xmlns:wpc="http://schemas.microsoft.com/office/word/2010/wordprocessingCanvas" xmlns:cx="http://schemas.microsoft.com/office/drawing/2014/chartex" xmlns:cx1="http://schemas.microsoft.com/office/drawing/2015/9/8/chartex" xmlns:cx2="http://schemas.microsoft.com/office/drawing/2015/10/21/chartex" xmlns:cx3="http://schemas.microsoft.com/office/drawing/2016/5/9/chartex" xmlns:cx4="http://schemas.microsoft.com/office/drawing/2016/5/10/chartex" xmlns:cx5="http://schemas.microsoft.com/office/drawing/2016/5/11/chartex" xmlns:cx6="http://schemas.microsoft.com/office/drawing/2016/5/12/chartex" xmlns:cx7="http://schemas.microsoft.com/office/drawing/2016/5/13/chartex" xmlns:cx8="http://schemas.microsoft.com/office/drawing/2016/5/14/chartex" xmlns:mc="http://schemas.openxmlformats.org/markup-compatibility/2006" xmlns:aink="http://schemas.microsoft.com/office/drawing/2016/ink" xmlns:am3d="http://schemas.microsoft.com/office/drawing/2017/model3d" xmlns:o="urn:schemas-microsoft-com:office:office" xmlns:oel="http://schemas.microsoft.com/office/2019/extlst" xmlns:r="http://schemas.openxmlformats.org/officeDocument/2006/relationships" xmlns:m="http://schemas.openxmlformats.org/officeDocument/2006/math" xmlns:v="urn:schemas-microsoft-com:vml" xmlns:wp14="http://schemas.microsoft.com/office/word/2010/wordprocessingDrawing" xmlns:wp="http://schemas.openxmlformats.org/drawingml/2006/wordprocessingDrawing" xmlns:w10="urn:schemas-microsoft-com:office:word" xmlns:w="http://schemas.openxmlformats.org/wordprocessingml/2006/main" xmlns:w14="http://schemas.microsoft.com/office/word/2010/wordml" xmlns:w15="http://schemas.microsoft.com/office/word/2012/wordml" xmlns:w16cex="http://schemas.microsoft.com/office/word/2018/wordml/cex" xmlns:w16cid="http://schemas.microsoft.com/office/word/2016/wordml/cid" xmlns:w16="http://schemas.microsoft.com/office/word/2018/wordml" xmlns:w16du="http://schemas.microsoft.com/office/word/2023/wordml/word16du" xmlns:w16sdtdh="http://schemas.microsoft.com/office/word/2020/wordml/sdtdatahash" xmlns:w16sdtfl="http://schemas.microsoft.com/office/word/2024/wordml/sdtformatlock" xmlns:w16se="http://schemas.microsoft.com/office/word/2015/wordml/symex" xmlns:wpg="http://schemas.microsoft.com/office/word/2010/wordprocessingGroup" xmlns:wpi="http://schemas.microsoft.com/office/word/2010/wordprocessingInk" xmlns:wne="http://schemas.microsoft.com/office/word/2006/wordml" xmlns:wps="http://schemas.microsoft.com/office/word/2010/wordprocessingShape" mc:Ignorable="w14 w15 w16se w16cid w16 w16cex w16sdtdh w16sdtfl w16du wp14">
+<w:ftr xmlns:wpc="http://schemas.microsoft.com/office/word/2010/wordprocessingCanvas" xmlns:cx="http://schemas.microsoft.com/office/drawing/2014/chartex" xmlns:cx1="http://schemas.microsoft.com/office/drawing/2015/9/8/chartex" xmlns:cx2="http://schemas.microsoft.com/office/drawing/2015/10/21/chartex" xmlns:cx3="http://schemas.microsoft.com/office/drawing/2016/5/9/chartex" xmlns:cx4="http://schemas.microsoft.com/office/drawing/2016/5/10/chartex" xmlns:cx5="http://schemas.microsoft.com/office/drawing/2016/5/11/chartex" xmlns:cx6="http://schemas.microsoft.com/office/drawing/2016/5/12/chartex" xmlns:cx7="http://schemas.microsoft.com/office/drawing/2016/5/13/chartex" xmlns:cx8="http://schemas.microsoft.com/office/drawing/2016/5/14/chartex" xmlns:mc="http://schemas.openxmlformats.org/markup-compatibility/2006" xmlns:aink="http://schemas.microsoft.com/office/drawing/2016/ink" xmlns:am3d="http://schemas.microsoft.com/office/drawing/2017/model3d" xmlns:o="urn:schemas-microsoft-com:office:office" xmlns:oel="http://schemas.microsoft.com/office/2019/extlst" xmlns:r="http://schemas.openxmlformats.org/officeDocument/2006/relationships" xmlns:m="http://schemas.openxmlformats.org/officeDocument/2006/math" xmlns:v="urn:schemas-microsoft-com:vml" xmlns:wp14="http://schemas.microsoft.com/office/word/2010/wordprocessingDrawing" xmlns:wp="http://schemas.openxmlformats.org/drawingml/2006/wordprocessingDrawing" xmlns:w10="urn:schemas-microsoft-com:office:word" xmlns:w="http://schemas.openxmlformats.org/wordprocessingml/2006/main" xmlns:w14="http://schemas.microsoft.com/office/word/2010/wordml" xmlns:w15="http://schemas.microsoft.com/office/word/2012/wordml" xmlns:w16cei="http://schemas.microsoft.com/office/word/2026/wordml/cei" xmlns:w16cex="http://schemas.microsoft.com/office/word/2018/wordml/cex" xmlns:w16cid="http://schemas.microsoft.com/office/word/2016/wordml/cid" xmlns:w16="http://schemas.microsoft.com/office/word/2018/wordml" xmlns:w16du="http://schemas.microsoft.com/office/word/2023/wordml/word16du" xmlns:w16sdtdh="http://schemas.microsoft.com/office/word/2020/wordml/sdtdatahash" xmlns:w16sdtfl="http://schemas.microsoft.com/office/word/2024/wordml/sdtformatlock" xmlns:w16se="http://schemas.microsoft.com/office/word/2015/wordml/symex" xmlns:wpg="http://schemas.microsoft.com/office/word/2010/wordprocessingGroup" xmlns:wpi="http://schemas.microsoft.com/office/word/2010/wordprocessingInk" xmlns:wne="http://schemas.microsoft.com/office/word/2006/wordml" xmlns:wps="http://schemas.microsoft.com/office/word/2010/wordprocessingShape" mc:Ignorable="w14 w15 w16se w16cid w16 w16cex w16sdtdh w16sdtfl w16du wp14">
   <w:p>
     <w:pPr>
       <w:pBdr>
@@ -5196,7 +5176,7 @@
 </file>
 
 <file path=word/footer3.xml><?xml version="1.0" encoding="utf-8"?>
-<w:ftr xmlns:wpc="http://schemas.microsoft.com/office/word/2010/wordprocessingCanvas" xmlns:cx="http://schemas.microsoft.com/office/drawing/2014/chartex" xmlns:cx1="http://schemas.microsoft.com/office/drawing/2015/9/8/chartex" xmlns:cx2="http://schemas.microsoft.com/office/drawing/2015/10/21/chartex" xmlns:cx3="http://schemas.microsoft.com/office/drawing/2016/5/9/chartex" xmlns:cx4="http://schemas.microsoft.com/office/drawing/2016/5/10/chartex" xmlns:cx5="http://schemas.microsoft.com/office/drawing/2016/5/11/chartex" xmlns:cx6="http://schemas.microsoft.com/office/drawing/2016/5/12/chartex" xmlns:cx7="http://schemas.microsoft.com/office/drawing/2016/5/13/chartex" xmlns:cx8="http://schemas.microsoft.com/office/drawing/2016/5/14/chartex" xmlns:mc="http://schemas.openxmlformats.org/markup-compatibility/2006" xmlns:aink="http://schemas.microsoft.com/office/drawing/2016/ink" xmlns:am3d="http://schemas.microsoft.com/office/drawing/2017/model3d" xmlns:o="urn:schemas-microsoft-com:office:office" xmlns:oel="http://schemas.microsoft.com/office/2019/extlst" xmlns:r="http://schemas.openxmlformats.org/officeDocument/2006/relationships" xmlns:m="http://schemas.openxmlformats.org/officeDocument/2006/math" xmlns:v="urn:schemas-microsoft-com:vml" xmlns:wp14="http://schemas.microsoft.com/office/word/2010/wordprocessingDrawing" xmlns:wp="http://schemas.openxmlformats.org/drawingml/2006/wordprocessingDrawing" xmlns:w10="urn:schemas-microsoft-com:office:word" xmlns:w="http://schemas.openxmlformats.org/wordprocessingml/2006/main" xmlns:w14="http://schemas.microsoft.com/office/word/2010/wordml" xmlns:w15="http://schemas.microsoft.com/office/word/2012/wordml" xmlns:w16cex="http://schemas.microsoft.com/office/word/2018/wordml/cex" xmlns:w16cid="http://schemas.microsoft.com/office/word/2016/wordml/cid" xmlns:w16="http://schemas.microsoft.com/office/word/2018/wordml" xmlns:w16du="http://schemas.microsoft.com/office/word/2023/wordml/word16du" xmlns:w16sdtdh="http://schemas.microsoft.com/office/word/2020/wordml/sdtdatahash" xmlns:w16sdtfl="http://schemas.microsoft.com/office/word/2024/wordml/sdtformatlock" xmlns:w16se="http://schemas.microsoft.com/office/word/2015/wordml/symex" xmlns:wpg="http://schemas.microsoft.com/office/word/2010/wordprocessingGroup" xmlns:wpi="http://schemas.microsoft.com/office/word/2010/wordprocessingInk" xmlns:wne="http://schemas.microsoft.com/office/word/2006/wordml" xmlns:wps="http://schemas.microsoft.com/office/word/2010/wordprocessingShape" mc:Ignorable="w14 w15 w16se w16cid w16 w16cex w16sdtdh w16sdtfl w16du wp14">
+<w:ftr xmlns:wpc="http://schemas.microsoft.com/office/word/2010/wordprocessingCanvas" xmlns:cx="http://schemas.microsoft.com/office/drawing/2014/chartex" xmlns:cx1="http://schemas.microsoft.com/office/drawing/2015/9/8/chartex" xmlns:cx2="http://schemas.microsoft.com/office/drawing/2015/10/21/chartex" xmlns:cx3="http://schemas.microsoft.com/office/drawing/2016/5/9/chartex" xmlns:cx4="http://schemas.microsoft.com/office/drawing/2016/5/10/chartex" xmlns:cx5="http://schemas.microsoft.com/office/drawing/2016/5/11/chartex" xmlns:cx6="http://schemas.microsoft.com/office/drawing/2016/5/12/chartex" xmlns:cx7="http://schemas.microsoft.com/office/drawing/2016/5/13/chartex" xmlns:cx8="http://schemas.microsoft.com/office/drawing/2016/5/14/chartex" xmlns:mc="http://schemas.openxmlformats.org/markup-compatibility/2006" xmlns:aink="http://schemas.microsoft.com/office/drawing/2016/ink" xmlns:am3d="http://schemas.microsoft.com/office/drawing/2017/model3d" xmlns:o="urn:schemas-microsoft-com:office:office" xmlns:oel="http://schemas.microsoft.com/office/2019/extlst" xmlns:r="http://schemas.openxmlformats.org/officeDocument/2006/relationships" xmlns:m="http://schemas.openxmlformats.org/officeDocument/2006/math" xmlns:v="urn:schemas-microsoft-com:vml" xmlns:wp14="http://schemas.microsoft.com/office/word/2010/wordprocessingDrawing" xmlns:wp="http://schemas.openxmlformats.org/drawingml/2006/wordprocessingDrawing" xmlns:w10="urn:schemas-microsoft-com:office:word" xmlns:w="http://schemas.openxmlformats.org/wordprocessingml/2006/main" xmlns:w14="http://schemas.microsoft.com/office/word/2010/wordml" xmlns:w15="http://schemas.microsoft.com/office/word/2012/wordml" xmlns:w16cei="http://schemas.microsoft.com/office/word/2026/wordml/cei" xmlns:w16cex="http://schemas.microsoft.com/office/word/2018/wordml/cex" xmlns:w16cid="http://schemas.microsoft.com/office/word/2016/wordml/cid" xmlns:w16="http://schemas.microsoft.com/office/word/2018/wordml" xmlns:w16du="http://schemas.microsoft.com/office/word/2023/wordml/word16du" xmlns:w16sdtdh="http://schemas.microsoft.com/office/word/2020/wordml/sdtdatahash" xmlns:w16sdtfl="http://schemas.microsoft.com/office/word/2024/wordml/sdtformatlock" xmlns:w16se="http://schemas.microsoft.com/office/word/2015/wordml/symex" xmlns:wpg="http://schemas.microsoft.com/office/word/2010/wordprocessingGroup" xmlns:wpi="http://schemas.microsoft.com/office/word/2010/wordprocessingInk" xmlns:wne="http://schemas.microsoft.com/office/word/2006/wordml" xmlns:wps="http://schemas.microsoft.com/office/word/2010/wordprocessingShape" mc:Ignorable="w14 w15 w16se w16cid w16 w16cex w16sdtdh w16sdtfl w16du wp14">
   <w:p>
     <w:pPr>
       <w:pStyle w:val="Footer"/>
@@ -5206,7 +5186,7 @@
 </file>
 
 <file path=word/footnotes.xml><?xml version="1.0" encoding="utf-8"?>
-<w:footnotes xmlns:wpc="http://schemas.microsoft.com/office/word/2010/wordprocessingCanvas" xmlns:cx="http://schemas.microsoft.com/office/drawing/2014/chartex" xmlns:cx1="http://schemas.microsoft.com/office/drawing/2015/9/8/chartex" xmlns:cx2="http://schemas.microsoft.com/office/drawing/2015/10/21/chartex" xmlns:cx3="http://schemas.microsoft.com/office/drawing/2016/5/9/chartex" xmlns:cx4="http://schemas.microsoft.com/office/drawing/2016/5/10/chartex" xmlns:cx5="http://schemas.microsoft.com/office/drawing/2016/5/11/chartex" xmlns:cx6="http://schemas.microsoft.com/office/drawing/2016/5/12/chartex" xmlns:cx7="http://schemas.microsoft.com/office/drawing/2016/5/13/chartex" xmlns:cx8="http://schemas.microsoft.com/office/drawing/2016/5/14/chartex" xmlns:mc="http://schemas.openxmlformats.org/markup-compatibility/2006" xmlns:aink="http://schemas.microsoft.com/office/drawing/2016/ink" xmlns:am3d="http://schemas.microsoft.com/office/drawing/2017/model3d" xmlns:o="urn:schemas-microsoft-com:office:office" xmlns:oel="http://schemas.microsoft.com/office/2019/extlst" xmlns:r="http://schemas.openxmlformats.org/officeDocument/2006/relationships" xmlns:m="http://schemas.openxmlformats.org/officeDocument/2006/math" xmlns:v="urn:schemas-microsoft-com:vml" xmlns:wp14="http://schemas.microsoft.com/office/word/2010/wordprocessingDrawing" xmlns:wp="http://schemas.openxmlformats.org/drawingml/2006/wordprocessingDrawing" xmlns:w10="urn:schemas-microsoft-com:office:word" xmlns:w="http://schemas.openxmlformats.org/wordprocessingml/2006/main" xmlns:w14="http://schemas.microsoft.com/office/word/2010/wordml" xmlns:w15="http://schemas.microsoft.com/office/word/2012/wordml" xmlns:w16cex="http://schemas.microsoft.com/office/word/2018/wordml/cex" xmlns:w16cid="http://schemas.microsoft.com/office/word/2016/wordml/cid" xmlns:w16="http://schemas.microsoft.com/office/word/2018/wordml" xmlns:w16du="http://schemas.microsoft.com/office/word/2023/wordml/word16du" xmlns:w16sdtdh="http://schemas.microsoft.com/office/word/2020/wordml/sdtdatahash" xmlns:w16sdtfl="http://schemas.microsoft.com/office/word/2024/wordml/sdtformatlock" xmlns:w16se="http://schemas.microsoft.com/office/word/2015/wordml/symex" xmlns:wpg="http://schemas.microsoft.com/office/word/2010/wordprocessingGroup" xmlns:wpi="http://schemas.microsoft.com/office/word/2010/wordprocessingInk" xmlns:wne="http://schemas.microsoft.com/office/word/2006/wordml" xmlns:wps="http://schemas.microsoft.com/office/word/2010/wordprocessingShape" mc:Ignorable="w14 w15 w16se w16cid w16 w16cex w16sdtdh w16sdtfl w16du wp14">
+<w:footnotes xmlns:wpc="http://schemas.microsoft.com/office/word/2010/wordprocessingCanvas" xmlns:cx="http://schemas.microsoft.com/office/drawing/2014/chartex" xmlns:cx1="http://schemas.microsoft.com/office/drawing/2015/9/8/chartex" xmlns:cx2="http://schemas.microsoft.com/office/drawing/2015/10/21/chartex" xmlns:cx3="http://schemas.microsoft.com/office/drawing/2016/5/9/chartex" xmlns:cx4="http://schemas.microsoft.com/office/drawing/2016/5/10/chartex" xmlns:cx5="http://schemas.microsoft.com/office/drawing/2016/5/11/chartex" xmlns:cx6="http://schemas.microsoft.com/office/drawing/2016/5/12/chartex" xmlns:cx7="http://schemas.microsoft.com/office/drawing/2016/5/13/chartex" xmlns:cx8="http://schemas.microsoft.com/office/drawing/2016/5/14/chartex" xmlns:mc="http://schemas.openxmlformats.org/markup-compatibility/2006" xmlns:aink="http://schemas.microsoft.com/office/drawing/2016/ink" xmlns:am3d="http://schemas.microsoft.com/office/drawing/2017/model3d" xmlns:o="urn:schemas-microsoft-com:office:office" xmlns:oel="http://schemas.microsoft.com/office/2019/extlst" xmlns:r="http://schemas.openxmlformats.org/officeDocument/2006/relationships" xmlns:m="http://schemas.openxmlformats.org/officeDocument/2006/math" xmlns:v="urn:schemas-microsoft-com:vml" xmlns:wp14="http://schemas.microsoft.com/office/word/2010/wordprocessingDrawing" xmlns:wp="http://schemas.openxmlformats.org/drawingml/2006/wordprocessingDrawing" xmlns:w10="urn:schemas-microsoft-com:office:word" xmlns:w="http://schemas.openxmlformats.org/wordprocessingml/2006/main" xmlns:w14="http://schemas.microsoft.com/office/word/2010/wordml" xmlns:w15="http://schemas.microsoft.com/office/word/2012/wordml" xmlns:w16cei="http://schemas.microsoft.com/office/word/2026/wordml/cei" xmlns:w16cex="http://schemas.microsoft.com/office/word/2018/wordml/cex" xmlns:w16cid="http://schemas.microsoft.com/office/word/2016/wordml/cid" xmlns:w16="http://schemas.microsoft.com/office/word/2018/wordml" xmlns:w16du="http://schemas.microsoft.com/office/word/2023/wordml/word16du" xmlns:w16sdtdh="http://schemas.microsoft.com/office/word/2020/wordml/sdtdatahash" xmlns:w16sdtfl="http://schemas.microsoft.com/office/word/2024/wordml/sdtformatlock" xmlns:w16se="http://schemas.microsoft.com/office/word/2015/wordml/symex" xmlns:wpg="http://schemas.microsoft.com/office/word/2010/wordprocessingGroup" xmlns:wpi="http://schemas.microsoft.com/office/word/2010/wordprocessingInk" xmlns:wne="http://schemas.microsoft.com/office/word/2006/wordml" xmlns:wps="http://schemas.microsoft.com/office/word/2010/wordprocessingShape" mc:Ignorable="w14 w15 w16se w16cid w16 w16cex w16sdtdh w16sdtfl w16du wp14">
   <w:footnote w:type="separator" w:id="-1">
     <w:p>
       <w:pPr>
@@ -5231,7 +5211,7 @@
 </file>
 
 <file path=word/header1.xml><?xml version="1.0" encoding="utf-8"?>
-<w:hdr xmlns:wpc="http://schemas.microsoft.com/office/word/2010/wordprocessingCanvas" xmlns:cx="http://schemas.microsoft.com/office/drawing/2014/chartex" xmlns:cx1="http://schemas.microsoft.com/office/drawing/2015/9/8/chartex" xmlns:cx2="http://schemas.microsoft.com/office/drawing/2015/10/21/chartex" xmlns:cx3="http://schemas.microsoft.com/office/drawing/2016/5/9/chartex" xmlns:cx4="http://schemas.microsoft.com/office/drawing/2016/5/10/chartex" xmlns:cx5="http://schemas.microsoft.com/office/drawing/2016/5/11/chartex" xmlns:cx6="http://schemas.microsoft.com/office/drawing/2016/5/12/chartex" xmlns:cx7="http://schemas.microsoft.com/office/drawing/2016/5/13/chartex" xmlns:cx8="http://schemas.microsoft.com/office/drawing/2016/5/14/chartex" xmlns:mc="http://schemas.openxmlformats.org/markup-compatibility/2006" xmlns:aink="http://schemas.microsoft.com/office/drawing/2016/ink" xmlns:am3d="http://schemas.microsoft.com/office/drawing/2017/model3d" xmlns:o="urn:schemas-microsoft-com:office:office" xmlns:oel="http://schemas.microsoft.com/office/2019/extlst" xmlns:r="http://schemas.openxmlformats.org/officeDocument/2006/relationships" xmlns:m="http://schemas.openxmlformats.org/officeDocument/2006/math" xmlns:v="urn:schemas-microsoft-com:vml" xmlns:wp14="http://schemas.microsoft.com/office/word/2010/wordprocessingDrawing" xmlns:wp="http://schemas.openxmlformats.org/drawingml/2006/wordprocessingDrawing" xmlns:w10="urn:schemas-microsoft-com:office:word" xmlns:w="http://schemas.openxmlformats.org/wordprocessingml/2006/main" xmlns:w14="http://schemas.microsoft.com/office/word/2010/wordml" xmlns:w15="http://schemas.microsoft.com/office/word/2012/wordml" xmlns:w16cex="http://schemas.microsoft.com/office/word/2018/wordml/cex" xmlns:w16cid="http://schemas.microsoft.com/office/word/2016/wordml/cid" xmlns:w16="http://schemas.microsoft.com/office/word/2018/wordml" xmlns:w16du="http://schemas.microsoft.com/office/word/2023/wordml/word16du" xmlns:w16sdtdh="http://schemas.microsoft.com/office/word/2020/wordml/sdtdatahash" xmlns:w16sdtfl="http://schemas.microsoft.com/office/word/2024/wordml/sdtformatlock" xmlns:w16se="http://schemas.microsoft.com/office/word/2015/wordml/symex" xmlns:wpg="http://schemas.microsoft.com/office/word/2010/wordprocessingGroup" xmlns:wpi="http://schemas.microsoft.com/office/word/2010/wordprocessingInk" xmlns:wne="http://schemas.microsoft.com/office/word/2006/wordml" xmlns:wps="http://schemas.microsoft.com/office/word/2010/wordprocessingShape" mc:Ignorable="w14 w15 w16se w16cid w16 w16cex w16sdtdh w16sdtfl w16du wp14">
+<w:hdr xmlns:wpc="http://schemas.microsoft.com/office/word/2010/wordprocessingCanvas" xmlns:cx="http://schemas.microsoft.com/office/drawing/2014/chartex" xmlns:cx1="http://schemas.microsoft.com/office/drawing/2015/9/8/chartex" xmlns:cx2="http://schemas.microsoft.com/office/drawing/2015/10/21/chartex" xmlns:cx3="http://schemas.microsoft.com/office/drawing/2016/5/9/chartex" xmlns:cx4="http://schemas.microsoft.com/office/drawing/2016/5/10/chartex" xmlns:cx5="http://schemas.microsoft.com/office/drawing/2016/5/11/chartex" xmlns:cx6="http://schemas.microsoft.com/office/drawing/2016/5/12/chartex" xmlns:cx7="http://schemas.microsoft.com/office/drawing/2016/5/13/chartex" xmlns:cx8="http://schemas.microsoft.com/office/drawing/2016/5/14/chartex" xmlns:mc="http://schemas.openxmlformats.org/markup-compatibility/2006" xmlns:aink="http://schemas.microsoft.com/office/drawing/2016/ink" xmlns:am3d="http://schemas.microsoft.com/office/drawing/2017/model3d" xmlns:o="urn:schemas-microsoft-com:office:office" xmlns:oel="http://schemas.microsoft.com/office/2019/extlst" xmlns:r="http://schemas.openxmlformats.org/officeDocument/2006/relationships" xmlns:m="http://schemas.openxmlformats.org/officeDocument/2006/math" xmlns:v="urn:schemas-microsoft-com:vml" xmlns:wp14="http://schemas.microsoft.com/office/word/2010/wordprocessingDrawing" xmlns:wp="http://schemas.openxmlformats.org/drawingml/2006/wordprocessingDrawing" xmlns:w10="urn:schemas-microsoft-com:office:word" xmlns:w="http://schemas.openxmlformats.org/wordprocessingml/2006/main" xmlns:w14="http://schemas.microsoft.com/office/word/2010/wordml" xmlns:w15="http://schemas.microsoft.com/office/word/2012/wordml" xmlns:w16cei="http://schemas.microsoft.com/office/word/2026/wordml/cei" xmlns:w16cex="http://schemas.microsoft.com/office/word/2018/wordml/cex" xmlns:w16cid="http://schemas.microsoft.com/office/word/2016/wordml/cid" xmlns:w16="http://schemas.microsoft.com/office/word/2018/wordml" xmlns:w16du="http://schemas.microsoft.com/office/word/2023/wordml/word16du" xmlns:w16sdtdh="http://schemas.microsoft.com/office/word/2020/wordml/sdtdatahash" xmlns:w16sdtfl="http://schemas.microsoft.com/office/word/2024/wordml/sdtformatlock" xmlns:w16se="http://schemas.microsoft.com/office/word/2015/wordml/symex" xmlns:wpg="http://schemas.microsoft.com/office/word/2010/wordprocessingGroup" xmlns:wpi="http://schemas.microsoft.com/office/word/2010/wordprocessingInk" xmlns:wne="http://schemas.microsoft.com/office/word/2006/wordml" xmlns:wps="http://schemas.microsoft.com/office/word/2010/wordprocessingShape" mc:Ignorable="w14 w15 w16se w16cid w16 w16cex w16sdtdh w16sdtfl w16du wp14">
   <w:p>
     <w:pPr>
       <w:pStyle w:val="Header"/>
@@ -5244,7 +5224,7 @@
 </file>
 
 <file path=word/header2.xml><?xml version="1.0" encoding="utf-8"?>
-<w:hdr xmlns:wpc="http://schemas.microsoft.com/office/word/2010/wordprocessingCanvas" xmlns:cx="http://schemas.microsoft.com/office/drawing/2014/chartex" xmlns:cx1="http://schemas.microsoft.com/office/drawing/2015/9/8/chartex" xmlns:cx2="http://schemas.microsoft.com/office/drawing/2015/10/21/chartex" xmlns:cx3="http://schemas.microsoft.com/office/drawing/2016/5/9/chartex" xmlns:cx4="http://schemas.microsoft.com/office/drawing/2016/5/10/chartex" xmlns:cx5="http://schemas.microsoft.com/office/drawing/2016/5/11/chartex" xmlns:cx6="http://schemas.microsoft.com/office/drawing/2016/5/12/chartex" xmlns:cx7="http://schemas.microsoft.com/office/drawing/2016/5/13/chartex" xmlns:cx8="http://schemas.microsoft.com/office/drawing/2016/5/14/chartex" xmlns:mc="http://schemas.openxmlformats.org/markup-compatibility/2006" xmlns:aink="http://schemas.microsoft.com/office/drawing/2016/ink" xmlns:am3d="http://schemas.microsoft.com/office/drawing/2017/model3d" xmlns:o="urn:schemas-microsoft-com:office:office" xmlns:oel="http://schemas.microsoft.com/office/2019/extlst" xmlns:r="http://schemas.openxmlformats.org/officeDocument/2006/relationships" xmlns:m="http://schemas.openxmlformats.org/officeDocument/2006/math" xmlns:v="urn:schemas-microsoft-com:vml" xmlns:wp14="http://schemas.microsoft.com/office/word/2010/wordprocessingDrawing" xmlns:wp="http://schemas.openxmlformats.org/drawingml/2006/wordprocessingDrawing" xmlns:w10="urn:schemas-microsoft-com:office:word" xmlns:w="http://schemas.openxmlformats.org/wordprocessingml/2006/main" xmlns:w14="http://schemas.microsoft.com/office/word/2010/wordml" xmlns:w15="http://schemas.microsoft.com/office/word/2012/wordml" xmlns:w16cex="http://schemas.microsoft.com/office/word/2018/wordml/cex" xmlns:w16cid="http://schemas.microsoft.com/office/word/2016/wordml/cid" xmlns:w16="http://schemas.microsoft.com/office/word/2018/wordml" xmlns:w16du="http://schemas.microsoft.com/office/word/2023/wordml/word16du" xmlns:w16sdtdh="http://schemas.microsoft.com/office/word/2020/wordml/sdtdatahash" xmlns:w16sdtfl="http://schemas.microsoft.com/office/word/2024/wordml/sdtformatlock" xmlns:w16se="http://schemas.microsoft.com/office/word/2015/wordml/symex" xmlns:wpg="http://schemas.microsoft.com/office/word/2010/wordprocessingGroup" xmlns:wpi="http://schemas.microsoft.com/office/word/2010/wordprocessingInk" xmlns:wne="http://schemas.microsoft.com/office/word/2006/wordml" xmlns:wps="http://schemas.microsoft.com/office/word/2010/wordprocessingShape" mc:Ignorable="w14 w15 w16se w16cid w16 w16cex w16sdtdh w16sdtfl w16du wp14">
+<w:hdr xmlns:wpc="http://schemas.microsoft.com/office/word/2010/wordprocessingCanvas" xmlns:cx="http://schemas.microsoft.com/office/drawing/2014/chartex" xmlns:cx1="http://schemas.microsoft.com/office/drawing/2015/9/8/chartex" xmlns:cx2="http://schemas.microsoft.com/office/drawing/2015/10/21/chartex" xmlns:cx3="http://schemas.microsoft.com/office/drawing/2016/5/9/chartex" xmlns:cx4="http://schemas.microsoft.com/office/drawing/2016/5/10/chartex" xmlns:cx5="http://schemas.microsoft.com/office/drawing/2016/5/11/chartex" xmlns:cx6="http://schemas.microsoft.com/office/drawing/2016/5/12/chartex" xmlns:cx7="http://schemas.microsoft.com/office/drawing/2016/5/13/chartex" xmlns:cx8="http://schemas.microsoft.com/office/drawing/2016/5/14/chartex" xmlns:mc="http://schemas.openxmlformats.org/markup-compatibility/2006" xmlns:aink="http://schemas.microsoft.com/office/drawing/2016/ink" xmlns:am3d="http://schemas.microsoft.com/office/drawing/2017/model3d" xmlns:o="urn:schemas-microsoft-com:office:office" xmlns:oel="http://schemas.microsoft.com/office/2019/extlst" xmlns:r="http://schemas.openxmlformats.org/officeDocument/2006/relationships" xmlns:m="http://schemas.openxmlformats.org/officeDocument/2006/math" xmlns:v="urn:schemas-microsoft-com:vml" xmlns:wp14="http://schemas.microsoft.com/office/word/2010/wordprocessingDrawing" xmlns:wp="http://schemas.openxmlformats.org/drawingml/2006/wordprocessingDrawing" xmlns:w10="urn:schemas-microsoft-com:office:word" xmlns:w="http://schemas.openxmlformats.org/wordprocessingml/2006/main" xmlns:w14="http://schemas.microsoft.com/office/word/2010/wordml" xmlns:w15="http://schemas.microsoft.com/office/word/2012/wordml" xmlns:w16cei="http://schemas.microsoft.com/office/word/2026/wordml/cei" xmlns:w16cex="http://schemas.microsoft.com/office/word/2018/wordml/cex" xmlns:w16cid="http://schemas.microsoft.com/office/word/2016/wordml/cid" xmlns:w16="http://schemas.microsoft.com/office/word/2018/wordml" xmlns:w16du="http://schemas.microsoft.com/office/word/2023/wordml/word16du" xmlns:w16sdtdh="http://schemas.microsoft.com/office/word/2020/wordml/sdtdatahash" xmlns:w16sdtfl="http://schemas.microsoft.com/office/word/2024/wordml/sdtformatlock" xmlns:w16se="http://schemas.microsoft.com/office/word/2015/wordml/symex" xmlns:wpg="http://schemas.microsoft.com/office/word/2010/wordprocessingGroup" xmlns:wpi="http://schemas.microsoft.com/office/word/2010/wordprocessingInk" xmlns:wne="http://schemas.microsoft.com/office/word/2006/wordml" xmlns:wps="http://schemas.microsoft.com/office/word/2010/wordprocessingShape" mc:Ignorable="w14 w15 w16se w16cid w16 w16cex w16sdtdh w16sdtfl w16du wp14">
   <w:p>
     <w:pPr>
       <w:pStyle w:val="Header"/>
@@ -5257,7 +5237,7 @@
 </file>
 
 <file path=word/header3.xml><?xml version="1.0" encoding="utf-8"?>
-<w:hdr xmlns:wpc="http://schemas.microsoft.com/office/word/2010/wordprocessingCanvas" xmlns:cx="http://schemas.microsoft.com/office/drawing/2014/chartex" xmlns:cx1="http://schemas.microsoft.com/office/drawing/2015/9/8/chartex" xmlns:cx2="http://schemas.microsoft.com/office/drawing/2015/10/21/chartex" xmlns:cx3="http://schemas.microsoft.com/office/drawing/2016/5/9/chartex" xmlns:cx4="http://schemas.microsoft.com/office/drawing/2016/5/10/chartex" xmlns:cx5="http://schemas.microsoft.com/office/drawing/2016/5/11/chartex" xmlns:cx6="http://schemas.microsoft.com/office/drawing/2016/5/12/chartex" xmlns:cx7="http://schemas.microsoft.com/office/drawing/2016/5/13/chartex" xmlns:cx8="http://schemas.microsoft.com/office/drawing/2016/5/14/chartex" xmlns:mc="http://schemas.openxmlformats.org/markup-compatibility/2006" xmlns:aink="http://schemas.microsoft.com/office/drawing/2016/ink" xmlns:am3d="http://schemas.microsoft.com/office/drawing/2017/model3d" xmlns:o="urn:schemas-microsoft-com:office:office" xmlns:oel="http://schemas.microsoft.com/office/2019/extlst" xmlns:r="http://schemas.openxmlformats.org/officeDocument/2006/relationships" xmlns:m="http://schemas.openxmlformats.org/officeDocument/2006/math" xmlns:v="urn:schemas-microsoft-com:vml" xmlns:wp14="http://schemas.microsoft.com/office/word/2010/wordprocessingDrawing" xmlns:wp="http://schemas.openxmlformats.org/drawingml/2006/wordprocessingDrawing" xmlns:w10="urn:schemas-microsoft-com:office:word" xmlns:w="http://schemas.openxmlformats.org/wordprocessingml/2006/main" xmlns:w14="http://schemas.microsoft.com/office/word/2010/wordml" xmlns:w15="http://schemas.microsoft.com/office/word/2012/wordml" xmlns:w16cex="http://schemas.microsoft.com/office/word/2018/wordml/cex" xmlns:w16cid="http://schemas.microsoft.com/office/word/2016/wordml/cid" xmlns:w16="http://schemas.microsoft.com/office/word/2018/wordml" xmlns:w16du="http://schemas.microsoft.com/office/word/2023/wordml/word16du" xmlns:w16sdtdh="http://schemas.microsoft.com/office/word/2020/wordml/sdtdatahash" xmlns:w16sdtfl="http://schemas.microsoft.com/office/word/2024/wordml/sdtformatlock" xmlns:w16se="http://schemas.microsoft.com/office/word/2015/wordml/symex" xmlns:wpg="http://schemas.microsoft.com/office/word/2010/wordprocessingGroup" xmlns:wpi="http://schemas.microsoft.com/office/word/2010/wordprocessingInk" xmlns:wne="http://schemas.microsoft.com/office/word/2006/wordml" xmlns:wps="http://schemas.microsoft.com/office/word/2010/wordprocessingShape" mc:Ignorable="w14 w15 w16se w16cid w16 w16cex w16sdtdh w16sdtfl w16du wp14">
+<w:hdr xmlns:wpc="http://schemas.microsoft.com/office/word/2010/wordprocessingCanvas" xmlns:cx="http://schemas.microsoft.com/office/drawing/2014/chartex" xmlns:cx1="http://schemas.microsoft.com/office/drawing/2015/9/8/chartex" xmlns:cx2="http://schemas.microsoft.com/office/drawing/2015/10/21/chartex" xmlns:cx3="http://schemas.microsoft.com/office/drawing/2016/5/9/chartex" xmlns:cx4="http://schemas.microsoft.com/office/drawing/2016/5/10/chartex" xmlns:cx5="http://schemas.microsoft.com/office/drawing/2016/5/11/chartex" xmlns:cx6="http://schemas.microsoft.com/office/drawing/2016/5/12/chartex" xmlns:cx7="http://schemas.microsoft.com/office/drawing/2016/5/13/chartex" xmlns:cx8="http://schemas.microsoft.com/office/drawing/2016/5/14/chartex" xmlns:mc="http://schemas.openxmlformats.org/markup-compatibility/2006" xmlns:aink="http://schemas.microsoft.com/office/drawing/2016/ink" xmlns:am3d="http://schemas.microsoft.com/office/drawing/2017/model3d" xmlns:o="urn:schemas-microsoft-com:office:office" xmlns:oel="http://schemas.microsoft.com/office/2019/extlst" xmlns:r="http://schemas.openxmlformats.org/officeDocument/2006/relationships" xmlns:m="http://schemas.openxmlformats.org/officeDocument/2006/math" xmlns:v="urn:schemas-microsoft-com:vml" xmlns:wp14="http://schemas.microsoft.com/office/word/2010/wordprocessingDrawing" xmlns:wp="http://schemas.openxmlformats.org/drawingml/2006/wordprocessingDrawing" xmlns:w10="urn:schemas-microsoft-com:office:word" xmlns:w="http://schemas.openxmlformats.org/wordprocessingml/2006/main" xmlns:w14="http://schemas.microsoft.com/office/word/2010/wordml" xmlns:w15="http://schemas.microsoft.com/office/word/2012/wordml" xmlns:w16cei="http://schemas.microsoft.com/office/word/2026/wordml/cei" xmlns:w16cex="http://schemas.microsoft.com/office/word/2018/wordml/cex" xmlns:w16cid="http://schemas.microsoft.com/office/word/2016/wordml/cid" xmlns:w16="http://schemas.microsoft.com/office/word/2018/wordml" xmlns:w16du="http://schemas.microsoft.com/office/word/2023/wordml/word16du" xmlns:w16sdtdh="http://schemas.microsoft.com/office/word/2020/wordml/sdtdatahash" xmlns:w16sdtfl="http://schemas.microsoft.com/office/word/2024/wordml/sdtformatlock" xmlns:w16se="http://schemas.microsoft.com/office/word/2015/wordml/symex" xmlns:wpg="http://schemas.microsoft.com/office/word/2010/wordprocessingGroup" xmlns:wpi="http://schemas.microsoft.com/office/word/2010/wordprocessingInk" xmlns:wne="http://schemas.microsoft.com/office/word/2006/wordml" xmlns:wps="http://schemas.microsoft.com/office/word/2010/wordprocessingShape" mc:Ignorable="w14 w15 w16se w16cid w16 w16cex w16sdtdh w16sdtfl w16du wp14">
   <w:p>
     <w:pPr>
       <w:pStyle w:val="Header"/>

--- a/TS-Kramam/TS-4.5/TS 4.5 Tamil Krama Paatam Corrections.docx
+++ b/TS-Kramam/TS-4.5/TS 4.5 Tamil Krama Paatam Corrections.docx
@@ -278,16 +278,16 @@
                 <w:sz w:val="28"/>
                 <w:szCs w:val="32"/>
               </w:rPr>
-              <w:t>T.S.4.5.1</w:t>
-            </w:r>
-            <w:r>
-              <w:rPr>
-                <w:rFonts w:cs="Arial"/>
-                <w:b/>
-                <w:sz w:val="28"/>
-                <w:szCs w:val="32"/>
-              </w:rPr>
-              <w:t>1</w:t>
+              <w:t>T.S.4.5.</w:t>
+            </w:r>
+            <w:r>
+              <w:rPr>
+                <w:rFonts w:cs="Arial"/>
+                <w:b/>
+                <w:sz w:val="28"/>
+                <w:szCs w:val="32"/>
+              </w:rPr>
+              <w:t>8</w:t>
             </w:r>
             <w:r>
               <w:rPr>
@@ -305,7 +305,7 @@
                 <w:sz w:val="28"/>
                 <w:szCs w:val="32"/>
               </w:rPr>
-              <w:t>1</w:t>
+              <w:t>2</w:t>
             </w:r>
             <w:r>
               <w:rPr>
@@ -391,20 +391,10 @@
                 <w:rFonts w:cs="Arial"/>
                 <w:b/>
                 <w:sz w:val="28"/>
-                <w:szCs w:val="32"/>
+                <w:szCs w:val="28"/>
                 <w:lang w:val="it-IT"/>
               </w:rPr>
-              <w:t>2</w:t>
-            </w:r>
-            <w:r>
-              <w:rPr>
-                <w:rFonts w:cs="Arial"/>
-                <w:b/>
-                <w:sz w:val="28"/>
-                <w:szCs w:val="32"/>
-                <w:lang w:val="it-IT"/>
-              </w:rPr>
-              <w:t>6</w:t>
+              <w:t>18</w:t>
             </w:r>
           </w:p>
         </w:tc>
@@ -434,7 +424,26 @@
                 <w:cs/>
                 <w:lang w:bidi="ta-IN"/>
               </w:rPr>
-              <w:t>அ</w:t>
+              <w:t>ச</w:t>
+            </w:r>
+            <w:r>
+              <w:rPr>
+                <w:rFonts w:ascii="BRH Tamil Tab Extra" w:hAnsi="BRH Tamil Tab Extra" w:cs="Latha"/>
+                <w:b/>
+                <w:sz w:val="36"/>
+                <w:szCs w:val="28"/>
+                <w:lang w:bidi="ta-IN"/>
+              </w:rPr>
+              <w:t>…</w:t>
+            </w:r>
+            <w:r>
+              <w:rPr>
+                <w:rFonts w:ascii="Latha" w:hAnsi="Latha" w:cs="Latha"/>
+                <w:sz w:val="28"/>
+                <w:szCs w:val="28"/>
+                <w:lang w:bidi="ta-IN"/>
+              </w:rPr>
+              <w:t xml:space="preserve"> </w:t>
             </w:r>
             <w:r>
               <w:rPr>
@@ -445,7 +454,17 @@
                 <w:cs/>
                 <w:lang w:bidi="ta-IN"/>
               </w:rPr>
-              <w:t>தீ</w:t>
+              <w:t>பேன்</w:t>
+            </w:r>
+            <w:r>
+              <w:rPr>
+                <w:rFonts w:ascii="Latha" w:hAnsi="Latha" w:cs="Latha"/>
+                <w:sz w:val="28"/>
+                <w:szCs w:val="28"/>
+                <w:cs/>
+                <w:lang w:bidi="ta-IN"/>
+              </w:rPr>
+              <w:t>யா</w:t>
             </w:r>
             <w:r>
               <w:rPr>
@@ -455,30 +474,47 @@
                 <w:szCs w:val="28"/>
                 <w:lang w:bidi="ta-IN"/>
               </w:rPr>
-              <w:t>…</w:t>
-            </w:r>
-            <w:r>
-              <w:rPr>
-                <w:rFonts w:ascii="Latha" w:hAnsi="Latha" w:cs="Latha"/>
-                <w:b/>
-                <w:bCs/>
-                <w:position w:val="-12"/>
-                <w:sz w:val="28"/>
-                <w:szCs w:val="28"/>
-                <w:cs/>
-                <w:lang w:bidi="ta-IN"/>
-              </w:rPr>
-              <w:t>4</w:t>
-            </w:r>
-            <w:r>
-              <w:rPr>
-                <w:rFonts w:ascii="Latha" w:hAnsi="Latha" w:cs="Latha"/>
-                <w:sz w:val="28"/>
-                <w:szCs w:val="28"/>
-                <w:cs/>
-                <w:lang w:bidi="ta-IN"/>
-              </w:rPr>
-              <w:t>த்யதி</w:t>
+              <w:t>†</w:t>
+            </w:r>
+            <w:r>
+              <w:rPr>
+                <w:rFonts w:ascii="Latha" w:hAnsi="Latha" w:cs="Latha"/>
+                <w:sz w:val="28"/>
+                <w:szCs w:val="28"/>
+                <w:cs/>
+                <w:lang w:bidi="ta-IN"/>
+              </w:rPr>
+              <w:t>ய</w:t>
+            </w:r>
+            <w:r>
+              <w:rPr>
+                <w:rFonts w:ascii="Latha" w:hAnsi="Latha" w:cs="Latha"/>
+                <w:sz w:val="28"/>
+                <w:szCs w:val="28"/>
+                <w:lang w:bidi="ta-IN"/>
+              </w:rPr>
+              <w:t xml:space="preserve"> | </w:t>
+            </w:r>
+            <w:r>
+              <w:rPr>
+                <w:rFonts w:ascii="Latha" w:hAnsi="Latha" w:cs="Latha"/>
+                <w:sz w:val="28"/>
+                <w:szCs w:val="28"/>
+                <w:highlight w:val="yellow"/>
+                <w:cs/>
+                <w:lang w:bidi="ta-IN"/>
+              </w:rPr>
+              <w:t>பேன்</w:t>
+            </w:r>
+            <w:r>
+              <w:rPr>
+                <w:rFonts w:ascii="Latha" w:hAnsi="Latha" w:cs="Latha"/>
+                <w:sz w:val="28"/>
+                <w:szCs w:val="28"/>
+                <w:cs/>
+                <w:lang w:bidi="ta-IN"/>
+              </w:rPr>
+              <w:t>யா</w:t>
             </w:r>
             <w:r>
               <w:rPr>
@@ -493,24 +529,40 @@
             <w:r>
               <w:rPr>
                 <w:rFonts w:ascii="Latha" w:hAnsi="Latha" w:cs="Latha"/>
-                <w:b/>
-                <w:bCs/>
-                <w:position w:val="-12"/>
-                <w:sz w:val="28"/>
-                <w:szCs w:val="28"/>
-                <w:cs/>
-                <w:lang w:bidi="ta-IN"/>
-              </w:rPr>
-              <w:t>4</w:t>
-            </w:r>
-            <w:r>
-              <w:rPr>
-                <w:rFonts w:ascii="Latha" w:hAnsi="Latha" w:cs="Latha"/>
-                <w:sz w:val="28"/>
-                <w:szCs w:val="28"/>
-                <w:lang w:bidi="ta-IN"/>
-              </w:rPr>
-              <w:t xml:space="preserve"> ||</w:t>
+                <w:sz w:val="28"/>
+                <w:szCs w:val="28"/>
+                <w:cs/>
+                <w:lang w:bidi="ta-IN"/>
+              </w:rPr>
+              <w:t>ய</w:t>
+            </w:r>
+            <w:r>
+              <w:rPr>
+                <w:rFonts w:ascii="Latha" w:hAnsi="Latha" w:cs="Latha"/>
+                <w:sz w:val="28"/>
+                <w:szCs w:val="28"/>
+                <w:lang w:bidi="ta-IN"/>
+              </w:rPr>
+              <w:t xml:space="preserve"> </w:t>
+            </w:r>
+            <w:r>
+              <w:rPr>
+                <w:rFonts w:ascii="Latha" w:hAnsi="Latha" w:cs="Latha"/>
+                <w:sz w:val="28"/>
+                <w:szCs w:val="28"/>
+                <w:cs/>
+                <w:lang w:bidi="ta-IN"/>
+              </w:rPr>
+              <w:t>ச</w:t>
+            </w:r>
+            <w:r>
+              <w:rPr>
+                <w:rFonts w:ascii="Latha" w:hAnsi="Latha" w:cs="Latha"/>
+                <w:sz w:val="28"/>
+                <w:szCs w:val="28"/>
+                <w:lang w:bidi="ta-IN"/>
+              </w:rPr>
+              <w:t xml:space="preserve"> |</w:t>
             </w:r>
           </w:p>
         </w:tc>
@@ -530,6 +582,492 @@
                 <w:color w:val="000000"/>
                 <w:sz w:val="40"/>
                 <w:szCs w:val="40"/>
+              </w:rPr>
+            </w:pPr>
+            <w:r>
+              <w:rPr>
+                <w:rFonts w:ascii="Latha" w:hAnsi="Latha" w:cs="Latha"/>
+                <w:sz w:val="28"/>
+                <w:szCs w:val="28"/>
+                <w:cs/>
+                <w:lang w:bidi="ta-IN"/>
+              </w:rPr>
+              <w:t>ச</w:t>
+            </w:r>
+            <w:r>
+              <w:rPr>
+                <w:rFonts w:ascii="BRH Tamil Tab Extra" w:hAnsi="BRH Tamil Tab Extra" w:cs="Latha"/>
+                <w:b/>
+                <w:sz w:val="36"/>
+                <w:szCs w:val="28"/>
+                <w:lang w:bidi="ta-IN"/>
+              </w:rPr>
+              <w:t>…</w:t>
+            </w:r>
+            <w:r>
+              <w:rPr>
+                <w:rFonts w:ascii="Latha" w:hAnsi="Latha" w:cs="Latha"/>
+                <w:sz w:val="28"/>
+                <w:szCs w:val="28"/>
+                <w:lang w:bidi="ta-IN"/>
+              </w:rPr>
+              <w:t xml:space="preserve"> </w:t>
+            </w:r>
+            <w:r>
+              <w:rPr>
+                <w:rFonts w:ascii="Latha" w:hAnsi="Latha" w:cs="Latha"/>
+                <w:sz w:val="28"/>
+                <w:szCs w:val="28"/>
+                <w:highlight w:val="green"/>
+                <w:cs/>
+                <w:lang w:bidi="ta-IN"/>
+              </w:rPr>
+              <w:t>பே</w:t>
+            </w:r>
+            <w:r>
+              <w:rPr>
+                <w:rFonts w:ascii="Latha" w:hAnsi="Latha" w:cs="Latha"/>
+                <w:b/>
+                <w:bCs/>
+                <w:position w:val="-12"/>
+                <w:szCs w:val="28"/>
+                <w:highlight w:val="green"/>
+                <w:cs/>
+                <w:lang w:bidi="ta-IN"/>
+              </w:rPr>
+              <w:t>2</w:t>
+            </w:r>
+            <w:r>
+              <w:rPr>
+                <w:rFonts w:ascii="Latha" w:hAnsi="Latha" w:cs="Latha"/>
+                <w:sz w:val="28"/>
+                <w:szCs w:val="28"/>
+                <w:highlight w:val="green"/>
+                <w:cs/>
+                <w:lang w:bidi="ta-IN"/>
+              </w:rPr>
+              <w:t>ன்</w:t>
+            </w:r>
+            <w:r>
+              <w:rPr>
+                <w:rFonts w:ascii="Latha" w:hAnsi="Latha" w:cs="Latha"/>
+                <w:sz w:val="28"/>
+                <w:szCs w:val="28"/>
+                <w:cs/>
+                <w:lang w:bidi="ta-IN"/>
+              </w:rPr>
+              <w:t>யா</w:t>
+            </w:r>
+            <w:r>
+              <w:rPr>
+                <w:rFonts w:ascii="BRH Tamil Tab Extra" w:hAnsi="BRH Tamil Tab Extra" w:cs="Latha"/>
+                <w:b/>
+                <w:sz w:val="36"/>
+                <w:szCs w:val="28"/>
+                <w:lang w:bidi="ta-IN"/>
+              </w:rPr>
+              <w:t>†</w:t>
+            </w:r>
+            <w:r>
+              <w:rPr>
+                <w:rFonts w:ascii="Latha" w:hAnsi="Latha" w:cs="Latha"/>
+                <w:sz w:val="28"/>
+                <w:szCs w:val="28"/>
+                <w:cs/>
+                <w:lang w:bidi="ta-IN"/>
+              </w:rPr>
+              <w:t>ய</w:t>
+            </w:r>
+            <w:r>
+              <w:rPr>
+                <w:rFonts w:ascii="Latha" w:hAnsi="Latha" w:cs="Latha"/>
+                <w:sz w:val="28"/>
+                <w:szCs w:val="28"/>
+                <w:lang w:bidi="ta-IN"/>
+              </w:rPr>
+              <w:t xml:space="preserve"> | </w:t>
+            </w:r>
+            <w:r>
+              <w:rPr>
+                <w:rFonts w:ascii="Latha" w:hAnsi="Latha" w:cs="Latha"/>
+                <w:sz w:val="28"/>
+                <w:szCs w:val="28"/>
+                <w:highlight w:val="green"/>
+                <w:cs/>
+                <w:lang w:bidi="ta-IN"/>
+              </w:rPr>
+              <w:t>பே</w:t>
+            </w:r>
+            <w:r>
+              <w:rPr>
+                <w:rFonts w:ascii="Latha" w:hAnsi="Latha" w:cs="Latha"/>
+                <w:b/>
+                <w:bCs/>
+                <w:position w:val="-12"/>
+                <w:szCs w:val="28"/>
+                <w:highlight w:val="green"/>
+                <w:cs/>
+                <w:lang w:bidi="ta-IN"/>
+              </w:rPr>
+              <w:t>2</w:t>
+            </w:r>
+            <w:r>
+              <w:rPr>
+                <w:rFonts w:ascii="Latha" w:hAnsi="Latha" w:cs="Latha"/>
+                <w:sz w:val="28"/>
+                <w:szCs w:val="28"/>
+                <w:highlight w:val="green"/>
+                <w:cs/>
+                <w:lang w:bidi="ta-IN"/>
+              </w:rPr>
+              <w:t>ன்</w:t>
+            </w:r>
+            <w:r>
+              <w:rPr>
+                <w:rFonts w:ascii="Latha" w:hAnsi="Latha" w:cs="Latha"/>
+                <w:sz w:val="28"/>
+                <w:szCs w:val="28"/>
+                <w:cs/>
+                <w:lang w:bidi="ta-IN"/>
+              </w:rPr>
+              <w:t>யா</w:t>
+            </w:r>
+            <w:r>
+              <w:rPr>
+                <w:rFonts w:ascii="BRH Tamil Tab Extra" w:hAnsi="BRH Tamil Tab Extra" w:cs="Latha"/>
+                <w:b/>
+                <w:sz w:val="36"/>
+                <w:szCs w:val="28"/>
+                <w:lang w:bidi="ta-IN"/>
+              </w:rPr>
+              <w:t>†</w:t>
+            </w:r>
+            <w:r>
+              <w:rPr>
+                <w:rFonts w:ascii="Latha" w:hAnsi="Latha" w:cs="Latha"/>
+                <w:sz w:val="28"/>
+                <w:szCs w:val="28"/>
+                <w:cs/>
+                <w:lang w:bidi="ta-IN"/>
+              </w:rPr>
+              <w:t>ய</w:t>
+            </w:r>
+            <w:r>
+              <w:rPr>
+                <w:rFonts w:ascii="Latha" w:hAnsi="Latha" w:cs="Latha"/>
+                <w:sz w:val="28"/>
+                <w:szCs w:val="28"/>
+                <w:lang w:bidi="ta-IN"/>
+              </w:rPr>
+              <w:t xml:space="preserve"> </w:t>
+            </w:r>
+            <w:r>
+              <w:rPr>
+                <w:rFonts w:ascii="Latha" w:hAnsi="Latha" w:cs="Latha"/>
+                <w:sz w:val="28"/>
+                <w:szCs w:val="28"/>
+                <w:cs/>
+                <w:lang w:bidi="ta-IN"/>
+              </w:rPr>
+              <w:t>ச</w:t>
+            </w:r>
+            <w:r>
+              <w:rPr>
+                <w:rFonts w:ascii="Latha" w:hAnsi="Latha" w:cs="Latha"/>
+                <w:sz w:val="28"/>
+                <w:szCs w:val="28"/>
+                <w:lang w:bidi="ta-IN"/>
+              </w:rPr>
+              <w:t xml:space="preserve"> |</w:t>
+            </w:r>
+          </w:p>
+        </w:tc>
+      </w:tr>
+      <w:tr>
+        <w:trPr>
+          <w:trHeight w:val="1118"/>
+        </w:trPr>
+        <w:tc>
+          <w:tcPr>
+            <w:tcW w:w="3906" w:type="dxa"/>
+          </w:tcPr>
+          <w:p>
+            <w:pPr>
+              <w:widowControl w:val="0"/>
+              <w:tabs>
+                <w:tab w:val="left" w:pos="993"/>
+              </w:tabs>
+              <w:autoSpaceDE w:val="0"/>
+              <w:autoSpaceDN w:val="0"/>
+              <w:adjustRightInd w:val="0"/>
+              <w:spacing w:before="0" w:line="252" w:lineRule="auto"/>
+              <w:ind w:right="297"/>
+              <w:rPr>
+                <w:rFonts w:cs="Arial"/>
+                <w:b/>
+                <w:sz w:val="28"/>
+                <w:szCs w:val="32"/>
+              </w:rPr>
+            </w:pPr>
+            <w:r>
+              <w:rPr>
+                <w:rFonts w:cs="Arial"/>
+                <w:b/>
+                <w:sz w:val="28"/>
+                <w:szCs w:val="32"/>
+              </w:rPr>
+              <w:t>T.S.4.5.1</w:t>
+            </w:r>
+            <w:r>
+              <w:rPr>
+                <w:rFonts w:cs="Arial"/>
+                <w:b/>
+                <w:sz w:val="28"/>
+                <w:szCs w:val="32"/>
+              </w:rPr>
+              <w:t>1</w:t>
+            </w:r>
+            <w:r>
+              <w:rPr>
+                <w:rFonts w:cs="Arial"/>
+                <w:b/>
+                <w:sz w:val="28"/>
+                <w:szCs w:val="32"/>
+              </w:rPr>
+              <w:t>.</w:t>
+            </w:r>
+            <w:r>
+              <w:rPr>
+                <w:rFonts w:cs="Arial"/>
+                <w:b/>
+                <w:sz w:val="28"/>
+                <w:szCs w:val="32"/>
+              </w:rPr>
+              <w:t>1</w:t>
+            </w:r>
+            <w:r>
+              <w:rPr>
+                <w:rFonts w:cs="Arial"/>
+                <w:b/>
+                <w:sz w:val="28"/>
+                <w:szCs w:val="32"/>
+              </w:rPr>
+              <w:t xml:space="preserve"> – Kramam</w:t>
+            </w:r>
+          </w:p>
+          <w:p>
+            <w:pPr>
+              <w:widowControl w:val="0"/>
+              <w:tabs>
+                <w:tab w:val="left" w:pos="993"/>
+              </w:tabs>
+              <w:autoSpaceDE w:val="0"/>
+              <w:autoSpaceDN w:val="0"/>
+              <w:adjustRightInd w:val="0"/>
+              <w:spacing w:before="0" w:line="252" w:lineRule="auto"/>
+              <w:ind w:right="297"/>
+              <w:rPr>
+                <w:rFonts w:cs="Arial"/>
+                <w:b/>
+                <w:sz w:val="28"/>
+                <w:szCs w:val="32"/>
+                <w:lang w:val="en-IN"/>
+              </w:rPr>
+            </w:pPr>
+            <w:r>
+              <w:rPr>
+                <w:rFonts w:cs="Arial"/>
+                <w:b/>
+                <w:sz w:val="28"/>
+                <w:szCs w:val="32"/>
+                <w:lang w:val="en-IN"/>
+              </w:rPr>
+              <w:t>Krama Vaakyam No.– 17</w:t>
+            </w:r>
+          </w:p>
+          <w:p>
+            <w:pPr>
+              <w:widowControl w:val="0"/>
+              <w:tabs>
+                <w:tab w:val="left" w:pos="993"/>
+              </w:tabs>
+              <w:autoSpaceDE w:val="0"/>
+              <w:autoSpaceDN w:val="0"/>
+              <w:adjustRightInd w:val="0"/>
+              <w:spacing w:before="0" w:line="252" w:lineRule="auto"/>
+              <w:ind w:right="297"/>
+              <w:rPr>
+                <w:rFonts w:cs="Arial"/>
+                <w:b/>
+                <w:sz w:val="28"/>
+                <w:szCs w:val="32"/>
+              </w:rPr>
+            </w:pPr>
+            <w:r>
+              <w:rPr>
+                <w:rFonts w:cs="Arial"/>
+                <w:b/>
+                <w:sz w:val="28"/>
+                <w:szCs w:val="32"/>
+                <w:lang w:val="it-IT"/>
+              </w:rPr>
+              <w:t>Panchaati No</w:t>
+            </w:r>
+            <w:r>
+              <w:rPr>
+                <w:rFonts w:cs="Arial"/>
+                <w:b/>
+                <w:szCs w:val="32"/>
+                <w:lang w:val="it-IT"/>
+              </w:rPr>
+              <w:t xml:space="preserve">. - </w:t>
+            </w:r>
+            <w:r>
+              <w:rPr>
+                <w:rFonts w:cs="Arial"/>
+                <w:b/>
+                <w:sz w:val="28"/>
+                <w:szCs w:val="32"/>
+                <w:lang w:val="it-IT"/>
+              </w:rPr>
+              <w:t>2</w:t>
+            </w:r>
+            <w:r>
+              <w:rPr>
+                <w:rFonts w:cs="Arial"/>
+                <w:b/>
+                <w:sz w:val="28"/>
+                <w:szCs w:val="32"/>
+                <w:lang w:val="it-IT"/>
+              </w:rPr>
+              <w:t>6</w:t>
+            </w:r>
+          </w:p>
+        </w:tc>
+        <w:tc>
+          <w:tcPr>
+            <w:tcW w:w="5103" w:type="dxa"/>
+          </w:tcPr>
+          <w:p>
+            <w:pPr>
+              <w:widowControl w:val="0"/>
+              <w:autoSpaceDE w:val="0"/>
+              <w:autoSpaceDN w:val="0"/>
+              <w:adjustRightInd w:val="0"/>
+              <w:spacing w:before="0" w:line="240" w:lineRule="auto"/>
+              <w:rPr>
+                <w:rFonts w:ascii="Latha" w:hAnsi="Latha" w:cs="Latha"/>
+                <w:sz w:val="28"/>
+                <w:szCs w:val="28"/>
+                <w:cs/>
+                <w:lang w:bidi="ta-IN"/>
+              </w:rPr>
+            </w:pPr>
+            <w:r>
+              <w:rPr>
+                <w:rFonts w:ascii="Latha" w:hAnsi="Latha" w:cs="Latha"/>
+                <w:sz w:val="28"/>
+                <w:szCs w:val="28"/>
+                <w:cs/>
+                <w:lang w:bidi="ta-IN"/>
+              </w:rPr>
+              <w:t>அ</w:t>
+            </w:r>
+            <w:r>
+              <w:rPr>
+                <w:rFonts w:ascii="Latha" w:hAnsi="Latha" w:cs="Latha"/>
+                <w:sz w:val="28"/>
+                <w:szCs w:val="28"/>
+                <w:highlight w:val="yellow"/>
+                <w:cs/>
+                <w:lang w:bidi="ta-IN"/>
+              </w:rPr>
+              <w:t>தீ</w:t>
+            </w:r>
+            <w:r>
+              <w:rPr>
+                <w:rFonts w:ascii="BRH Tamil Tab Extra" w:hAnsi="BRH Tamil Tab Extra" w:cs="Latha"/>
+                <w:b/>
+                <w:sz w:val="36"/>
+                <w:szCs w:val="28"/>
+                <w:lang w:bidi="ta-IN"/>
+              </w:rPr>
+              <w:t>…</w:t>
+            </w:r>
+            <w:r>
+              <w:rPr>
+                <w:rFonts w:ascii="Latha" w:hAnsi="Latha" w:cs="Latha"/>
+                <w:b/>
+                <w:bCs/>
+                <w:position w:val="-12"/>
+                <w:sz w:val="28"/>
+                <w:szCs w:val="28"/>
+                <w:cs/>
+                <w:lang w:bidi="ta-IN"/>
+              </w:rPr>
+              <w:t>4</w:t>
+            </w:r>
+            <w:r>
+              <w:rPr>
+                <w:rFonts w:ascii="Latha" w:hAnsi="Latha" w:cs="Latha"/>
+                <w:sz w:val="28"/>
+                <w:szCs w:val="28"/>
+                <w:cs/>
+                <w:lang w:bidi="ta-IN"/>
+              </w:rPr>
+              <w:t>த்யதி</w:t>
+            </w:r>
+            <w:r>
+              <w:rPr>
+                <w:rFonts w:ascii="BRH Tamil Tab Extra" w:hAnsi="BRH Tamil Tab Extra" w:cs="Latha"/>
+                <w:b/>
+                <w:sz w:val="36"/>
+                <w:szCs w:val="28"/>
+                <w:lang w:bidi="ta-IN"/>
+              </w:rPr>
+              <w:t>†</w:t>
+            </w:r>
+            <w:r>
+              <w:rPr>
+                <w:rFonts w:ascii="Latha" w:hAnsi="Latha" w:cs="Latha"/>
+                <w:b/>
+                <w:bCs/>
+                <w:position w:val="-12"/>
+                <w:sz w:val="28"/>
+                <w:szCs w:val="28"/>
+                <w:cs/>
+                <w:lang w:bidi="ta-IN"/>
+              </w:rPr>
+              <w:t>4</w:t>
+            </w:r>
+            <w:r>
+              <w:rPr>
+                <w:rFonts w:ascii="Latha" w:hAnsi="Latha" w:cs="Latha"/>
+                <w:sz w:val="28"/>
+                <w:szCs w:val="28"/>
+                <w:lang w:bidi="ta-IN"/>
+              </w:rPr>
+              <w:t xml:space="preserve"> ||</w:t>
+            </w:r>
+          </w:p>
+        </w:tc>
+        <w:tc>
+          <w:tcPr>
+            <w:tcW w:w="5386" w:type="dxa"/>
+          </w:tcPr>
+          <w:p>
+            <w:pPr>
+              <w:widowControl w:val="0"/>
+              <w:autoSpaceDE w:val="0"/>
+              <w:autoSpaceDN w:val="0"/>
+              <w:adjustRightInd w:val="0"/>
+              <w:spacing w:before="0" w:line="240" w:lineRule="auto"/>
+              <w:rPr>
+                <w:rFonts w:ascii="Latha" w:hAnsi="Latha" w:cs="Latha"/>
+                <w:sz w:val="28"/>
+                <w:szCs w:val="28"/>
+                <w:cs/>
+                <w:lang w:bidi="ta-IN"/>
               </w:rPr>
             </w:pPr>
             <w:r>
@@ -1747,7 +2285,6 @@
           <w:szCs w:val="32"/>
           <w:u w:val="single"/>
         </w:rPr>
-        <w:lastRenderedPageBreak/>
         <w:t xml:space="preserve">TS </w:t>
       </w:r>
       <w:r>
@@ -4340,7 +4877,6 @@
           <w:szCs w:val="32"/>
           <w:u w:val="single"/>
         </w:rPr>
-        <w:lastRenderedPageBreak/>
         <w:t xml:space="preserve">TS </w:t>
       </w:r>
       <w:r>
@@ -5638,7 +6174,7 @@
   <w:style w:type="paragraph" w:default="1" w:styleId="Normal">
     <w:name w:val="Normal"/>
     <w:qFormat/>
-    <w:rsid w:val="00076C05"/>
+    <w:rsid w:val="00774752"/>
     <w:pPr>
       <w:spacing w:before="120" w:line="276" w:lineRule="auto"/>
     </w:pPr>

--- a/TS-Kramam/TS-4.5/TS 4.5 Tamil Krama Paatam Corrections.docx
+++ b/TS-Kramam/TS-4.5/TS 4.5 Tamil Krama Paatam Corrections.docx
@@ -1,6 +1,6 @@
 
 <file path=word/document.xml><?xml version="1.0" encoding="utf-8"?>
-<w:document xmlns:wpc="http://schemas.microsoft.com/office/word/2010/wordprocessingCanvas" xmlns:cx="http://schemas.microsoft.com/office/drawing/2014/chartex" xmlns:cx1="http://schemas.microsoft.com/office/drawing/2015/9/8/chartex" xmlns:cx2="http://schemas.microsoft.com/office/drawing/2015/10/21/chartex" xmlns:cx3="http://schemas.microsoft.com/office/drawing/2016/5/9/chartex" xmlns:cx4="http://schemas.microsoft.com/office/drawing/2016/5/10/chartex" xmlns:cx5="http://schemas.microsoft.com/office/drawing/2016/5/11/chartex" xmlns:cx6="http://schemas.microsoft.com/office/drawing/2016/5/12/chartex" xmlns:cx7="http://schemas.microsoft.com/office/drawing/2016/5/13/chartex" xmlns:cx8="http://schemas.microsoft.com/office/drawing/2016/5/14/chartex" xmlns:mc="http://schemas.openxmlformats.org/markup-compatibility/2006" xmlns:aink="http://schemas.microsoft.com/office/drawing/2016/ink" xmlns:am3d="http://schemas.microsoft.com/office/drawing/2017/model3d" xmlns:o="urn:schemas-microsoft-com:office:office" xmlns:oel="http://schemas.microsoft.com/office/2019/extlst" xmlns:r="http://schemas.openxmlformats.org/officeDocument/2006/relationships" xmlns:m="http://schemas.openxmlformats.org/officeDocument/2006/math" xmlns:v="urn:schemas-microsoft-com:vml" xmlns:wp14="http://schemas.microsoft.com/office/word/2010/wordprocessingDrawing" xmlns:wp="http://schemas.openxmlformats.org/drawingml/2006/wordprocessingDrawing" xmlns:w10="urn:schemas-microsoft-com:office:word" xmlns:w="http://schemas.openxmlformats.org/wordprocessingml/2006/main" xmlns:w14="http://schemas.microsoft.com/office/word/2010/wordml" xmlns:w15="http://schemas.microsoft.com/office/word/2012/wordml" xmlns:w16cei="http://schemas.microsoft.com/office/word/2026/wordml/cei" xmlns:w16cex="http://schemas.microsoft.com/office/word/2018/wordml/cex" xmlns:w16cid="http://schemas.microsoft.com/office/word/2016/wordml/cid" xmlns:w16="http://schemas.microsoft.com/office/word/2018/wordml" xmlns:w16du="http://schemas.microsoft.com/office/word/2023/wordml/word16du" xmlns:w16sdtdh="http://schemas.microsoft.com/office/word/2020/wordml/sdtdatahash" xmlns:w16sdtfl="http://schemas.microsoft.com/office/word/2024/wordml/sdtformatlock" xmlns:w16se="http://schemas.microsoft.com/office/word/2015/wordml/symex" xmlns:wpg="http://schemas.microsoft.com/office/word/2010/wordprocessingGroup" xmlns:wpi="http://schemas.microsoft.com/office/word/2010/wordprocessingInk" xmlns:wne="http://schemas.microsoft.com/office/word/2006/wordml" xmlns:wps="http://schemas.microsoft.com/office/word/2010/wordprocessingShape" mc:Ignorable="w14 w15 w16se w16cid w16 w16cex w16sdtdh w16sdtfl w16du wp14">
+<w:document xmlns:wpc="http://schemas.microsoft.com/office/word/2010/wordprocessingCanvas" xmlns:cx="http://schemas.microsoft.com/office/drawing/2014/chartex" xmlns:cx1="http://schemas.microsoft.com/office/drawing/2015/9/8/chartex" xmlns:cx2="http://schemas.microsoft.com/office/drawing/2015/10/21/chartex" xmlns:cx3="http://schemas.microsoft.com/office/drawing/2016/5/9/chartex" xmlns:cx4="http://schemas.microsoft.com/office/drawing/2016/5/10/chartex" xmlns:cx5="http://schemas.microsoft.com/office/drawing/2016/5/11/chartex" xmlns:cx6="http://schemas.microsoft.com/office/drawing/2016/5/12/chartex" xmlns:cx7="http://schemas.microsoft.com/office/drawing/2016/5/13/chartex" xmlns:cx8="http://schemas.microsoft.com/office/drawing/2016/5/14/chartex" xmlns:mc="http://schemas.openxmlformats.org/markup-compatibility/2006" xmlns:aink="http://schemas.microsoft.com/office/drawing/2016/ink" xmlns:am3d="http://schemas.microsoft.com/office/drawing/2017/model3d" xmlns:o="urn:schemas-microsoft-com:office:office" xmlns:oel="http://schemas.microsoft.com/office/2019/extlst" xmlns:r="http://schemas.openxmlformats.org/officeDocument/2006/relationships" xmlns:m="http://schemas.openxmlformats.org/officeDocument/2006/math" xmlns:v="urn:schemas-microsoft-com:vml" xmlns:wp14="http://schemas.microsoft.com/office/word/2010/wordprocessingDrawing" xmlns:wp="http://schemas.openxmlformats.org/drawingml/2006/wordprocessingDrawing" xmlns:w10="urn:schemas-microsoft-com:office:word" xmlns:w="http://schemas.openxmlformats.org/wordprocessingml/2006/main" xmlns:w14="http://schemas.microsoft.com/office/word/2010/wordml" xmlns:w15="http://schemas.microsoft.com/office/word/2012/wordml" xmlns:w16cex="http://schemas.microsoft.com/office/word/2018/wordml/cex" xmlns:w16cid="http://schemas.microsoft.com/office/word/2016/wordml/cid" xmlns:w16="http://schemas.microsoft.com/office/word/2018/wordml" xmlns:w16du="http://schemas.microsoft.com/office/word/2023/wordml/word16du" xmlns:w16sdtdh="http://schemas.microsoft.com/office/word/2020/wordml/sdtdatahash" xmlns:w16sdtfl="http://schemas.microsoft.com/office/word/2024/wordml/sdtformatlock" xmlns:w16se="http://schemas.microsoft.com/office/word/2015/wordml/symex" xmlns:wpg="http://schemas.microsoft.com/office/word/2010/wordprocessingGroup" xmlns:wpi="http://schemas.microsoft.com/office/word/2010/wordprocessingInk" xmlns:wne="http://schemas.microsoft.com/office/word/2006/wordml" xmlns:wps="http://schemas.microsoft.com/office/word/2010/wordprocessingShape" mc:Ignorable="w14 w15 w16se w16cid w16 w16cex w16sdtdh w16sdtfl w16du wp14">
   <w:body>
     <w:p>
       <w:pPr>
@@ -81,18 +81,7 @@
           <w:szCs w:val="32"/>
           <w:u w:val="single"/>
         </w:rPr>
-        <w:t xml:space="preserve">Observed </w:t>
-      </w:r>
-      <w:proofErr w:type="gramStart"/>
-      <w:r>
-        <w:rPr>
-          <w:b/>
-          <w:bCs/>
-          <w:sz w:val="32"/>
-          <w:szCs w:val="32"/>
-          <w:u w:val="single"/>
-        </w:rPr>
-        <w:t xml:space="preserve">till </w:t>
+        <w:t xml:space="preserve">Observed till </w:t>
       </w:r>
       <w:r>
         <w:rPr>
@@ -105,7 +94,6 @@
         </w:rPr>
         <w:t>????</w:t>
       </w:r>
-      <w:proofErr w:type="gramEnd"/>
     </w:p>
     <w:p>
       <w:pPr>
@@ -278,34 +266,16 @@
                 <w:sz w:val="28"/>
                 <w:szCs w:val="32"/>
               </w:rPr>
-              <w:t>T.S.4.5.</w:t>
-            </w:r>
-            <w:r>
-              <w:rPr>
-                <w:rFonts w:cs="Arial"/>
-                <w:b/>
-                <w:sz w:val="28"/>
-                <w:szCs w:val="32"/>
-              </w:rPr>
-              <w:t>8</w:t>
-            </w:r>
-            <w:r>
-              <w:rPr>
-                <w:rFonts w:cs="Arial"/>
-                <w:b/>
-                <w:sz w:val="28"/>
-                <w:szCs w:val="32"/>
-              </w:rPr>
-              <w:t>.</w:t>
-            </w:r>
-            <w:r>
-              <w:rPr>
-                <w:rFonts w:cs="Arial"/>
-                <w:b/>
-                <w:sz w:val="28"/>
-                <w:szCs w:val="32"/>
-              </w:rPr>
-              <w:t>2</w:t>
+              <w:t>T.S.4.5.1.</w:t>
+            </w:r>
+            <w:r>
+              <w:rPr>
+                <w:rFonts w:cs="Arial"/>
+                <w:b/>
+                <w:sz w:val="28"/>
+                <w:szCs w:val="32"/>
+              </w:rPr>
+              <w:t>1</w:t>
             </w:r>
             <w:r>
               <w:rPr>
@@ -344,7 +314,7 @@
                 <w:szCs w:val="32"/>
                 <w:lang w:val="en-IN"/>
               </w:rPr>
-              <w:t>Krama Vaakyam No.– 17</w:t>
+              <w:t>Krama Vaakyam No.– 28</w:t>
             </w:r>
           </w:p>
           <w:p>
@@ -361,7 +331,6 @@
               <w:rPr>
                 <w:rFonts w:cs="Arial"/>
                 <w:b/>
-                <w:color w:val="FF0000"/>
                 <w:sz w:val="28"/>
                 <w:szCs w:val="32"/>
                 <w:lang w:val="it-IT"/>
@@ -384,17 +353,16 @@
                 <w:szCs w:val="32"/>
                 <w:lang w:val="it-IT"/>
               </w:rPr>
-              <w:t xml:space="preserve">. - </w:t>
-            </w:r>
-            <w:r>
-              <w:rPr>
-                <w:rFonts w:cs="Arial"/>
-                <w:b/>
-                <w:sz w:val="28"/>
-                <w:szCs w:val="28"/>
+              <w:t xml:space="preserve">. </w:t>
+            </w:r>
+            <w:r>
+              <w:rPr>
+                <w:rFonts w:cs="Arial"/>
+                <w:b/>
+                <w:szCs w:val="32"/>
                 <w:lang w:val="it-IT"/>
               </w:rPr>
-              <w:t>18</w:t>
+              <w:t>1</w:t>
             </w:r>
           </w:p>
         </w:tc>
@@ -414,6 +382,7 @@
                 <w:color w:val="000000"/>
                 <w:sz w:val="40"/>
                 <w:szCs w:val="40"/>
+                <w:lang w:val="it-IT"/>
               </w:rPr>
             </w:pPr>
             <w:r>
@@ -424,15 +393,15 @@
                 <w:cs/>
                 <w:lang w:bidi="ta-IN"/>
               </w:rPr>
-              <w:t>ச</w:t>
-            </w:r>
-            <w:r>
-              <w:rPr>
-                <w:rFonts w:ascii="BRH Tamil Tab Extra" w:hAnsi="BRH Tamil Tab Extra" w:cs="Latha"/>
-                <w:b/>
-                <w:sz w:val="36"/>
-                <w:szCs w:val="28"/>
-                <w:lang w:bidi="ta-IN"/>
+              <w:t>ஶி</w:t>
+            </w:r>
+            <w:r>
+              <w:rPr>
+                <w:rFonts w:ascii="BRH Tamil Tab Extra" w:hAnsi="BRH Tamil Tab Extra" w:cs="Latha"/>
+                <w:b/>
+                <w:sz w:val="36"/>
+                <w:szCs w:val="28"/>
+                <w:lang w:val="it-IT" w:bidi="ta-IN"/>
               </w:rPr>
               <w:t>…</w:t>
             </w:r>
@@ -441,7 +410,18 @@
                 <w:rFonts w:ascii="Latha" w:hAnsi="Latha" w:cs="Latha"/>
                 <w:sz w:val="28"/>
                 <w:szCs w:val="28"/>
-                <w:lang w:bidi="ta-IN"/>
+                <w:highlight w:val="yellow"/>
+                <w:cs/>
+                <w:lang w:bidi="ta-IN"/>
+              </w:rPr>
+              <w:t>வ</w:t>
+            </w:r>
+            <w:r>
+              <w:rPr>
+                <w:rFonts w:ascii="Latha" w:hAnsi="Latha" w:cs="Latha"/>
+                <w:sz w:val="28"/>
+                <w:szCs w:val="28"/>
+                <w:lang w:val="it-IT" w:bidi="ta-IN"/>
               </w:rPr>
               <w:t xml:space="preserve"> </w:t>
             </w:r>
@@ -450,11 +430,138 @@
                 <w:rFonts w:ascii="Latha" w:hAnsi="Latha" w:cs="Latha"/>
                 <w:sz w:val="28"/>
                 <w:szCs w:val="28"/>
-                <w:highlight w:val="yellow"/>
-                <w:cs/>
-                <w:lang w:bidi="ta-IN"/>
-              </w:rPr>
-              <w:t>பேன்</w:t>
+                <w:cs/>
+                <w:lang w:bidi="ta-IN"/>
+              </w:rPr>
+              <w:t>ஶ</w:t>
+            </w:r>
+            <w:r>
+              <w:rPr>
+                <w:rFonts w:ascii="BRH Tamil Tab Extra" w:hAnsi="BRH Tamil Tab Extra" w:cs="Latha"/>
+                <w:b/>
+                <w:sz w:val="36"/>
+                <w:szCs w:val="28"/>
+                <w:lang w:val="it-IT" w:bidi="ta-IN"/>
+              </w:rPr>
+              <w:t>†</w:t>
+            </w:r>
+            <w:r>
+              <w:rPr>
+                <w:rFonts w:ascii="Latha" w:hAnsi="Latha" w:cs="Latha"/>
+                <w:sz w:val="28"/>
+                <w:szCs w:val="28"/>
+                <w:cs/>
+                <w:lang w:bidi="ta-IN"/>
+              </w:rPr>
+              <w:t>ர</w:t>
+            </w:r>
+            <w:r>
+              <w:rPr>
+                <w:rFonts w:ascii="BRH Tamil Tab Extra" w:hAnsi="BRH Tamil Tab Extra" w:cs="Latha"/>
+                <w:b/>
+                <w:sz w:val="36"/>
+                <w:szCs w:val="28"/>
+                <w:lang w:val="it-IT" w:bidi="ta-IN"/>
+              </w:rPr>
+              <w:t>…</w:t>
+            </w:r>
+            <w:r>
+              <w:rPr>
+                <w:rFonts w:ascii="Latha" w:hAnsi="Latha" w:cs="Latha"/>
+                <w:sz w:val="28"/>
+                <w:szCs w:val="28"/>
+                <w:cs/>
+                <w:lang w:bidi="ta-IN"/>
+              </w:rPr>
+              <w:t>வ்யா</w:t>
+            </w:r>
+            <w:r>
+              <w:rPr>
+                <w:rFonts w:ascii="BRH Tamil Tab Extra" w:hAnsi="BRH Tamil Tab Extra" w:cs="Latha"/>
+                <w:b/>
+                <w:sz w:val="36"/>
+                <w:szCs w:val="28"/>
+                <w:lang w:val="it-IT" w:bidi="ta-IN"/>
+              </w:rPr>
+              <w:t>‡</w:t>
+            </w:r>
+            <w:r>
+              <w:rPr>
+                <w:rFonts w:ascii="Latha" w:hAnsi="Latha" w:cs="Latha"/>
+                <w:sz w:val="28"/>
+                <w:szCs w:val="28"/>
+                <w:lang w:val="it-IT" w:bidi="ta-IN"/>
+              </w:rPr>
+              <w:t xml:space="preserve"> | </w:t>
+            </w:r>
+            <w:r>
+              <w:rPr>
+                <w:rFonts w:ascii="Latha" w:hAnsi="Latha" w:cs="Latha"/>
+                <w:sz w:val="28"/>
+                <w:szCs w:val="28"/>
+                <w:cs/>
+                <w:lang w:bidi="ta-IN"/>
+              </w:rPr>
+              <w:t>ஶ</w:t>
+            </w:r>
+            <w:r>
+              <w:rPr>
+                <w:rFonts w:ascii="BRH Tamil Tab Extra" w:hAnsi="BRH Tamil Tab Extra" w:cs="Latha"/>
+                <w:b/>
+                <w:sz w:val="36"/>
+                <w:szCs w:val="28"/>
+                <w:lang w:val="it-IT" w:bidi="ta-IN"/>
+              </w:rPr>
+              <w:t>…</w:t>
+            </w:r>
+            <w:r>
+              <w:rPr>
+                <w:rFonts w:ascii="Latha" w:hAnsi="Latha" w:cs="Latha"/>
+                <w:sz w:val="28"/>
+                <w:szCs w:val="28"/>
+                <w:cs/>
+                <w:lang w:bidi="ta-IN"/>
+              </w:rPr>
+              <w:t>ர</w:t>
+            </w:r>
+            <w:r>
+              <w:rPr>
+                <w:rFonts w:ascii="BRH Tamil Tab Extra" w:hAnsi="BRH Tamil Tab Extra" w:cs="Latha"/>
+                <w:b/>
+                <w:sz w:val="36"/>
+                <w:szCs w:val="28"/>
+                <w:lang w:val="it-IT" w:bidi="ta-IN"/>
+              </w:rPr>
+              <w:t>…</w:t>
+            </w:r>
+            <w:r>
+              <w:rPr>
+                <w:rFonts w:ascii="Latha" w:hAnsi="Latha" w:cs="Latha"/>
+                <w:sz w:val="28"/>
+                <w:szCs w:val="28"/>
+                <w:cs/>
+                <w:lang w:bidi="ta-IN"/>
+              </w:rPr>
+              <w:t>வ்யா</w:t>
+            </w:r>
+            <w:r>
+              <w:rPr>
+                <w:rFonts w:ascii="BRH Tamil Tab Extra" w:hAnsi="BRH Tamil Tab Extra" w:cs="Latha"/>
+                <w:b/>
+                <w:sz w:val="36"/>
+                <w:szCs w:val="28"/>
+                <w:lang w:val="it-IT" w:bidi="ta-IN"/>
+              </w:rPr>
+              <w:t>†</w:t>
+            </w:r>
+            <w:r>
+              <w:rPr>
+                <w:rFonts w:ascii="Latha" w:hAnsi="Latha" w:cs="Latha"/>
+                <w:sz w:val="28"/>
+                <w:szCs w:val="28"/>
+                <w:lang w:val="it-IT" w:bidi="ta-IN"/>
+              </w:rPr>
+              <w:t xml:space="preserve"> </w:t>
             </w:r>
             <w:r>
               <w:rPr>
@@ -468,99 +575,10 @@
             </w:r>
             <w:r>
               <w:rPr>
-                <w:rFonts w:ascii="BRH Tamil Tab Extra" w:hAnsi="BRH Tamil Tab Extra" w:cs="Latha"/>
-                <w:b/>
-                <w:sz w:val="36"/>
-                <w:szCs w:val="28"/>
-                <w:lang w:bidi="ta-IN"/>
-              </w:rPr>
-              <w:t>†</w:t>
-            </w:r>
-            <w:r>
-              <w:rPr>
-                <w:rFonts w:ascii="Latha" w:hAnsi="Latha" w:cs="Latha"/>
-                <w:sz w:val="28"/>
-                <w:szCs w:val="28"/>
-                <w:cs/>
-                <w:lang w:bidi="ta-IN"/>
-              </w:rPr>
-              <w:t>ய</w:t>
-            </w:r>
-            <w:r>
-              <w:rPr>
-                <w:rFonts w:ascii="Latha" w:hAnsi="Latha" w:cs="Latha"/>
-                <w:sz w:val="28"/>
-                <w:szCs w:val="28"/>
-                <w:lang w:bidi="ta-IN"/>
-              </w:rPr>
-              <w:t xml:space="preserve"> | </w:t>
-            </w:r>
-            <w:r>
-              <w:rPr>
-                <w:rFonts w:ascii="Latha" w:hAnsi="Latha" w:cs="Latha"/>
-                <w:sz w:val="28"/>
-                <w:szCs w:val="28"/>
-                <w:highlight w:val="yellow"/>
-                <w:cs/>
-                <w:lang w:bidi="ta-IN"/>
-              </w:rPr>
-              <w:t>பேன்</w:t>
-            </w:r>
-            <w:r>
-              <w:rPr>
-                <w:rFonts w:ascii="Latha" w:hAnsi="Latha" w:cs="Latha"/>
-                <w:sz w:val="28"/>
-                <w:szCs w:val="28"/>
-                <w:cs/>
-                <w:lang w:bidi="ta-IN"/>
-              </w:rPr>
-              <w:t>யா</w:t>
-            </w:r>
-            <w:r>
-              <w:rPr>
-                <w:rFonts w:ascii="BRH Tamil Tab Extra" w:hAnsi="BRH Tamil Tab Extra" w:cs="Latha"/>
-                <w:b/>
-                <w:sz w:val="36"/>
-                <w:szCs w:val="28"/>
-                <w:lang w:bidi="ta-IN"/>
-              </w:rPr>
-              <w:t>†</w:t>
-            </w:r>
-            <w:r>
-              <w:rPr>
-                <w:rFonts w:ascii="Latha" w:hAnsi="Latha" w:cs="Latha"/>
-                <w:sz w:val="28"/>
-                <w:szCs w:val="28"/>
-                <w:cs/>
-                <w:lang w:bidi="ta-IN"/>
-              </w:rPr>
-              <w:t>ய</w:t>
-            </w:r>
-            <w:r>
-              <w:rPr>
-                <w:rFonts w:ascii="Latha" w:hAnsi="Latha" w:cs="Latha"/>
-                <w:sz w:val="28"/>
-                <w:szCs w:val="28"/>
-                <w:lang w:bidi="ta-IN"/>
-              </w:rPr>
-              <w:t xml:space="preserve"> </w:t>
-            </w:r>
-            <w:r>
-              <w:rPr>
-                <w:rFonts w:ascii="Latha" w:hAnsi="Latha" w:cs="Latha"/>
-                <w:sz w:val="28"/>
-                <w:szCs w:val="28"/>
-                <w:cs/>
-                <w:lang w:bidi="ta-IN"/>
-              </w:rPr>
-              <w:t>ச</w:t>
-            </w:r>
-            <w:r>
-              <w:rPr>
-                <w:rFonts w:ascii="Latha" w:hAnsi="Latha" w:cs="Latha"/>
-                <w:sz w:val="28"/>
-                <w:szCs w:val="28"/>
-                <w:lang w:bidi="ta-IN"/>
+                <w:rFonts w:ascii="Latha" w:hAnsi="Latha" w:cs="Latha"/>
+                <w:sz w:val="28"/>
+                <w:szCs w:val="28"/>
+                <w:lang w:val="it-IT" w:bidi="ta-IN"/>
               </w:rPr>
               <w:t xml:space="preserve"> |</w:t>
             </w:r>
@@ -582,6 +600,7 @@
                 <w:color w:val="000000"/>
                 <w:sz w:val="40"/>
                 <w:szCs w:val="40"/>
+                <w:lang w:val="it-IT"/>
               </w:rPr>
             </w:pPr>
             <w:r>
@@ -592,6 +611,1566 @@
                 <w:cs/>
                 <w:lang w:bidi="ta-IN"/>
               </w:rPr>
+              <w:t>ஶி</w:t>
+            </w:r>
+            <w:r>
+              <w:rPr>
+                <w:rFonts w:ascii="BRH Tamil Tab Extra" w:hAnsi="BRH Tamil Tab Extra" w:cs="Latha"/>
+                <w:b/>
+                <w:sz w:val="36"/>
+                <w:szCs w:val="28"/>
+                <w:lang w:val="it-IT" w:bidi="ta-IN"/>
+              </w:rPr>
+              <w:t>…</w:t>
+            </w:r>
+            <w:r>
+              <w:rPr>
+                <w:rFonts w:ascii="Latha" w:hAnsi="Latha" w:cs="Latha"/>
+                <w:sz w:val="28"/>
+                <w:szCs w:val="28"/>
+                <w:highlight w:val="green"/>
+                <w:cs/>
+                <w:lang w:bidi="ta-IN"/>
+              </w:rPr>
+              <w:t>வா</w:t>
+            </w:r>
+            <w:r>
+              <w:rPr>
+                <w:rFonts w:ascii="Latha" w:hAnsi="Latha" w:cs="Latha"/>
+                <w:sz w:val="28"/>
+                <w:szCs w:val="28"/>
+                <w:lang w:val="it-IT" w:bidi="ta-IN"/>
+              </w:rPr>
+              <w:t xml:space="preserve"> </w:t>
+            </w:r>
+            <w:r>
+              <w:rPr>
+                <w:rFonts w:ascii="Latha" w:hAnsi="Latha" w:cs="Latha"/>
+                <w:sz w:val="28"/>
+                <w:szCs w:val="28"/>
+                <w:cs/>
+                <w:lang w:bidi="ta-IN"/>
+              </w:rPr>
+              <w:t>ஶ</w:t>
+            </w:r>
+            <w:r>
+              <w:rPr>
+                <w:rFonts w:ascii="BRH Tamil Tab Extra" w:hAnsi="BRH Tamil Tab Extra" w:cs="Latha"/>
+                <w:b/>
+                <w:sz w:val="36"/>
+                <w:szCs w:val="28"/>
+                <w:lang w:val="it-IT" w:bidi="ta-IN"/>
+              </w:rPr>
+              <w:t>†</w:t>
+            </w:r>
+            <w:r>
+              <w:rPr>
+                <w:rFonts w:ascii="Latha" w:hAnsi="Latha" w:cs="Latha"/>
+                <w:sz w:val="28"/>
+                <w:szCs w:val="28"/>
+                <w:cs/>
+                <w:lang w:bidi="ta-IN"/>
+              </w:rPr>
+              <w:t>ர</w:t>
+            </w:r>
+            <w:r>
+              <w:rPr>
+                <w:rFonts w:ascii="BRH Tamil Tab Extra" w:hAnsi="BRH Tamil Tab Extra" w:cs="Latha"/>
+                <w:b/>
+                <w:sz w:val="36"/>
+                <w:szCs w:val="28"/>
+                <w:lang w:val="it-IT" w:bidi="ta-IN"/>
+              </w:rPr>
+              <w:t>…</w:t>
+            </w:r>
+            <w:r>
+              <w:rPr>
+                <w:rFonts w:ascii="Latha" w:hAnsi="Latha" w:cs="Latha"/>
+                <w:sz w:val="28"/>
+                <w:szCs w:val="28"/>
+                <w:cs/>
+                <w:lang w:bidi="ta-IN"/>
+              </w:rPr>
+              <w:t>வ்யா</w:t>
+            </w:r>
+            <w:r>
+              <w:rPr>
+                <w:rFonts w:ascii="BRH Tamil Tab Extra" w:hAnsi="BRH Tamil Tab Extra" w:cs="Latha"/>
+                <w:b/>
+                <w:sz w:val="36"/>
+                <w:szCs w:val="28"/>
+                <w:lang w:val="it-IT" w:bidi="ta-IN"/>
+              </w:rPr>
+              <w:t>‡</w:t>
+            </w:r>
+            <w:r>
+              <w:rPr>
+                <w:rFonts w:ascii="Latha" w:hAnsi="Latha" w:cs="Latha"/>
+                <w:sz w:val="28"/>
+                <w:szCs w:val="28"/>
+                <w:lang w:val="it-IT" w:bidi="ta-IN"/>
+              </w:rPr>
+              <w:t xml:space="preserve"> | </w:t>
+            </w:r>
+            <w:r>
+              <w:rPr>
+                <w:rFonts w:ascii="Latha" w:hAnsi="Latha" w:cs="Latha"/>
+                <w:sz w:val="28"/>
+                <w:szCs w:val="28"/>
+                <w:cs/>
+                <w:lang w:bidi="ta-IN"/>
+              </w:rPr>
+              <w:t>ஶ</w:t>
+            </w:r>
+            <w:r>
+              <w:rPr>
+                <w:rFonts w:ascii="BRH Tamil Tab Extra" w:hAnsi="BRH Tamil Tab Extra" w:cs="Latha"/>
+                <w:b/>
+                <w:sz w:val="36"/>
+                <w:szCs w:val="28"/>
+                <w:lang w:val="it-IT" w:bidi="ta-IN"/>
+              </w:rPr>
+              <w:t>…</w:t>
+            </w:r>
+            <w:r>
+              <w:rPr>
+                <w:rFonts w:ascii="Latha" w:hAnsi="Latha" w:cs="Latha"/>
+                <w:sz w:val="28"/>
+                <w:szCs w:val="28"/>
+                <w:cs/>
+                <w:lang w:bidi="ta-IN"/>
+              </w:rPr>
+              <w:t>ர</w:t>
+            </w:r>
+            <w:r>
+              <w:rPr>
+                <w:rFonts w:ascii="BRH Tamil Tab Extra" w:hAnsi="BRH Tamil Tab Extra" w:cs="Latha"/>
+                <w:b/>
+                <w:sz w:val="36"/>
+                <w:szCs w:val="28"/>
+                <w:lang w:val="it-IT" w:bidi="ta-IN"/>
+              </w:rPr>
+              <w:t>…</w:t>
+            </w:r>
+            <w:r>
+              <w:rPr>
+                <w:rFonts w:ascii="Latha" w:hAnsi="Latha" w:cs="Latha"/>
+                <w:sz w:val="28"/>
+                <w:szCs w:val="28"/>
+                <w:cs/>
+                <w:lang w:bidi="ta-IN"/>
+              </w:rPr>
+              <w:t>வ்யா</w:t>
+            </w:r>
+            <w:r>
+              <w:rPr>
+                <w:rFonts w:ascii="BRH Tamil Tab Extra" w:hAnsi="BRH Tamil Tab Extra" w:cs="Latha"/>
+                <w:b/>
+                <w:sz w:val="36"/>
+                <w:szCs w:val="28"/>
+                <w:lang w:val="it-IT" w:bidi="ta-IN"/>
+              </w:rPr>
+              <w:t>†</w:t>
+            </w:r>
+            <w:r>
+              <w:rPr>
+                <w:rFonts w:ascii="Latha" w:hAnsi="Latha" w:cs="Latha"/>
+                <w:sz w:val="28"/>
+                <w:szCs w:val="28"/>
+                <w:lang w:val="it-IT" w:bidi="ta-IN"/>
+              </w:rPr>
+              <w:t xml:space="preserve"> </w:t>
+            </w:r>
+            <w:r>
+              <w:rPr>
+                <w:rFonts w:ascii="Latha" w:hAnsi="Latha" w:cs="Latha"/>
+                <w:sz w:val="28"/>
+                <w:szCs w:val="28"/>
+                <w:cs/>
+                <w:lang w:bidi="ta-IN"/>
+              </w:rPr>
+              <w:t>யா</w:t>
+            </w:r>
+            <w:r>
+              <w:rPr>
+                <w:rFonts w:ascii="Latha" w:hAnsi="Latha" w:cs="Latha"/>
+                <w:sz w:val="28"/>
+                <w:szCs w:val="28"/>
+                <w:lang w:val="it-IT" w:bidi="ta-IN"/>
+              </w:rPr>
+              <w:t xml:space="preserve"> |</w:t>
+            </w:r>
+          </w:p>
+        </w:tc>
+      </w:tr>
+      <w:tr>
+        <w:trPr>
+          <w:trHeight w:val="1357"/>
+        </w:trPr>
+        <w:tc>
+          <w:tcPr>
+            <w:tcW w:w="3906" w:type="dxa"/>
+          </w:tcPr>
+          <w:p>
+            <w:pPr>
+              <w:widowControl w:val="0"/>
+              <w:tabs>
+                <w:tab w:val="left" w:pos="993"/>
+              </w:tabs>
+              <w:autoSpaceDE w:val="0"/>
+              <w:autoSpaceDN w:val="0"/>
+              <w:adjustRightInd w:val="0"/>
+              <w:spacing w:before="0" w:line="240" w:lineRule="auto"/>
+              <w:ind w:right="297"/>
+              <w:rPr>
+                <w:rFonts w:cs="Arial"/>
+                <w:b/>
+                <w:sz w:val="28"/>
+                <w:szCs w:val="32"/>
+              </w:rPr>
+            </w:pPr>
+            <w:r>
+              <w:rPr>
+                <w:rFonts w:cs="Arial"/>
+                <w:b/>
+                <w:sz w:val="28"/>
+                <w:szCs w:val="32"/>
+              </w:rPr>
+              <w:t>T.S.4.5.1.</w:t>
+            </w:r>
+            <w:r>
+              <w:rPr>
+                <w:rFonts w:cs="Arial"/>
+                <w:b/>
+                <w:sz w:val="28"/>
+                <w:szCs w:val="32"/>
+              </w:rPr>
+              <w:t>3</w:t>
+            </w:r>
+            <w:r>
+              <w:rPr>
+                <w:rFonts w:cs="Arial"/>
+                <w:b/>
+                <w:sz w:val="28"/>
+                <w:szCs w:val="32"/>
+              </w:rPr>
+              <w:t xml:space="preserve"> – Kramam</w:t>
+            </w:r>
+          </w:p>
+          <w:p>
+            <w:pPr>
+              <w:widowControl w:val="0"/>
+              <w:tabs>
+                <w:tab w:val="left" w:pos="993"/>
+              </w:tabs>
+              <w:autoSpaceDE w:val="0"/>
+              <w:autoSpaceDN w:val="0"/>
+              <w:adjustRightInd w:val="0"/>
+              <w:spacing w:before="0" w:line="240" w:lineRule="auto"/>
+              <w:ind w:right="297"/>
+              <w:rPr>
+                <w:rFonts w:cs="Arial"/>
+                <w:b/>
+                <w:sz w:val="28"/>
+                <w:szCs w:val="32"/>
+                <w:lang w:val="en-IN"/>
+              </w:rPr>
+            </w:pPr>
+            <w:r>
+              <w:rPr>
+                <w:rFonts w:cs="Arial"/>
+                <w:b/>
+                <w:sz w:val="28"/>
+                <w:szCs w:val="32"/>
+                <w:lang w:val="en-IN"/>
+              </w:rPr>
+              <w:t>Krama Vaakyam No.– 50</w:t>
+            </w:r>
+          </w:p>
+          <w:p>
+            <w:pPr>
+              <w:widowControl w:val="0"/>
+              <w:tabs>
+                <w:tab w:val="left" w:pos="993"/>
+              </w:tabs>
+              <w:autoSpaceDE w:val="0"/>
+              <w:autoSpaceDN w:val="0"/>
+              <w:adjustRightInd w:val="0"/>
+              <w:spacing w:before="0" w:line="240" w:lineRule="auto"/>
+              <w:ind w:right="297"/>
+              <w:rPr>
+                <w:rFonts w:cs="Arial"/>
+                <w:b/>
+                <w:sz w:val="28"/>
+                <w:szCs w:val="32"/>
+                <w:lang w:val="it-IT"/>
+              </w:rPr>
+            </w:pPr>
+            <w:r>
+              <w:rPr>
+                <w:rFonts w:cs="Arial"/>
+                <w:b/>
+                <w:sz w:val="28"/>
+                <w:szCs w:val="32"/>
+                <w:lang w:val="it-IT"/>
+              </w:rPr>
+              <w:t>Panchaati No</w:t>
+            </w:r>
+            <w:r>
+              <w:rPr>
+                <w:rFonts w:cs="Arial"/>
+                <w:b/>
+                <w:szCs w:val="32"/>
+                <w:lang w:val="it-IT"/>
+              </w:rPr>
+              <w:t xml:space="preserve">. </w:t>
+            </w:r>
+            <w:r>
+              <w:rPr>
+                <w:rFonts w:cs="Arial"/>
+                <w:b/>
+                <w:szCs w:val="32"/>
+                <w:lang w:val="it-IT"/>
+              </w:rPr>
+              <w:t>3</w:t>
+            </w:r>
+          </w:p>
+        </w:tc>
+        <w:tc>
+          <w:tcPr>
+            <w:tcW w:w="5103" w:type="dxa"/>
+          </w:tcPr>
+          <w:p>
+            <w:pPr>
+              <w:widowControl w:val="0"/>
+              <w:autoSpaceDE w:val="0"/>
+              <w:autoSpaceDN w:val="0"/>
+              <w:adjustRightInd w:val="0"/>
+              <w:spacing w:before="0" w:line="240" w:lineRule="auto"/>
+              <w:rPr>
+                <w:rFonts w:ascii="BRH Malayalam Extra" w:hAnsi="BRH Malayalam Extra" w:cs="BRH Malayalam Extra"/>
+                <w:color w:val="000000"/>
+                <w:sz w:val="40"/>
+                <w:szCs w:val="40"/>
+                <w:lang w:val="it-IT"/>
+              </w:rPr>
+            </w:pPr>
+            <w:r>
+              <w:rPr>
+                <w:rFonts w:ascii="Latha" w:hAnsi="Latha" w:cs="Latha"/>
+                <w:sz w:val="28"/>
+                <w:szCs w:val="28"/>
+                <w:cs/>
+                <w:lang w:bidi="ta-IN"/>
+              </w:rPr>
+              <w:t>உ</w:t>
+            </w:r>
+            <w:r>
+              <w:rPr>
+                <w:rFonts w:ascii="BRH Tamil Tab Extra" w:hAnsi="BRH Tamil Tab Extra" w:cs="Latha"/>
+                <w:b/>
+                <w:sz w:val="36"/>
+                <w:szCs w:val="28"/>
+                <w:lang w:val="it-IT" w:bidi="ta-IN"/>
+              </w:rPr>
+              <w:t>…</w:t>
+            </w:r>
+            <w:r>
+              <w:rPr>
+                <w:rFonts w:ascii="Latha" w:hAnsi="Latha" w:cs="Latha"/>
+                <w:sz w:val="28"/>
+                <w:szCs w:val="28"/>
+                <w:cs/>
+                <w:lang w:bidi="ta-IN"/>
+              </w:rPr>
+              <w:t>ப</w:t>
+            </w:r>
+            <w:r>
+              <w:rPr>
+                <w:rFonts w:ascii="Latha" w:hAnsi="Latha" w:cs="Latha"/>
+                <w:b/>
+                <w:bCs/>
+                <w:position w:val="-12"/>
+                <w:sz w:val="28"/>
+                <w:szCs w:val="28"/>
+                <w:cs/>
+                <w:lang w:bidi="ta-IN"/>
+              </w:rPr>
+              <w:t>4</w:t>
+            </w:r>
+            <w:r>
+              <w:rPr>
+                <w:rFonts w:ascii="Latha" w:hAnsi="Latha" w:cs="Latha"/>
+                <w:sz w:val="28"/>
+                <w:szCs w:val="28"/>
+                <w:highlight w:val="yellow"/>
+                <w:cs/>
+                <w:lang w:bidi="ta-IN"/>
+              </w:rPr>
+              <w:t>யோ</w:t>
+            </w:r>
+            <w:r>
+              <w:rPr>
+                <w:rFonts w:ascii="BRH Tamil Tab Extra" w:hAnsi="BRH Tamil Tab Extra" w:cs="Latha"/>
+                <w:b/>
+                <w:sz w:val="36"/>
+                <w:szCs w:val="28"/>
+                <w:highlight w:val="yellow"/>
+                <w:lang w:val="it-IT" w:bidi="ta-IN"/>
+              </w:rPr>
+              <w:t>…</w:t>
+            </w:r>
+            <w:r>
+              <w:rPr>
+                <w:rFonts w:ascii="Latha" w:hAnsi="Latha" w:cs="Latha"/>
+                <w:sz w:val="28"/>
+                <w:szCs w:val="28"/>
+                <w:highlight w:val="yellow"/>
+                <w:cs/>
+                <w:lang w:bidi="ta-IN"/>
+              </w:rPr>
+              <w:t>ரா</w:t>
+            </w:r>
+            <w:r>
+              <w:rPr>
+                <w:rFonts w:ascii="Latha" w:hAnsi="Latha" w:cs="Latha"/>
+                <w:sz w:val="28"/>
+                <w:szCs w:val="28"/>
+                <w:cs/>
+                <w:lang w:bidi="ta-IN"/>
+              </w:rPr>
+              <w:t>த்னி</w:t>
+            </w:r>
+            <w:r>
+              <w:rPr>
+                <w:rFonts w:ascii="BRH Tamil Tab Extra" w:hAnsi="BRH Tamil Tab Extra" w:cs="Latha"/>
+                <w:b/>
+                <w:sz w:val="36"/>
+                <w:szCs w:val="28"/>
+                <w:lang w:val="it-IT" w:bidi="ta-IN"/>
+              </w:rPr>
+              <w:t>†</w:t>
+            </w:r>
+            <w:r>
+              <w:rPr>
+                <w:rFonts w:ascii="Latha" w:hAnsi="Latha" w:cs="Latha"/>
+                <w:sz w:val="28"/>
+                <w:szCs w:val="28"/>
+                <w:cs/>
+                <w:lang w:bidi="ta-IN"/>
+              </w:rPr>
+              <w:t>யோ</w:t>
+            </w:r>
+            <w:r>
+              <w:rPr>
+                <w:rFonts w:ascii="Latha" w:hAnsi="Latha" w:cs="Latha"/>
+                <w:b/>
+                <w:bCs/>
+                <w:sz w:val="32"/>
+                <w:szCs w:val="32"/>
+                <w:cs/>
+                <w:lang w:bidi="ta-IN"/>
+              </w:rPr>
+              <w:t>:</w:t>
+            </w:r>
+            <w:r>
+              <w:rPr>
+                <w:rFonts w:ascii="Latha" w:hAnsi="Latha" w:cs="Latha"/>
+                <w:sz w:val="28"/>
+                <w:szCs w:val="28"/>
+                <w:lang w:val="it-IT" w:bidi="ta-IN"/>
+              </w:rPr>
+              <w:t xml:space="preserve"> | </w:t>
+            </w:r>
+            <w:r>
+              <w:rPr>
+                <w:rFonts w:ascii="Latha" w:hAnsi="Latha" w:cs="Latha"/>
+                <w:sz w:val="28"/>
+                <w:szCs w:val="28"/>
+                <w:cs/>
+                <w:lang w:bidi="ta-IN"/>
+              </w:rPr>
+              <w:t>ஆர்த்னி</w:t>
+            </w:r>
+            <w:r>
+              <w:rPr>
+                <w:rFonts w:ascii="BRH Tamil Tab Extra" w:hAnsi="BRH Tamil Tab Extra" w:cs="Latha"/>
+                <w:b/>
+                <w:sz w:val="36"/>
+                <w:szCs w:val="28"/>
+                <w:lang w:val="it-IT" w:bidi="ta-IN"/>
+              </w:rPr>
+              <w:t>†</w:t>
+            </w:r>
+            <w:r>
+              <w:rPr>
+                <w:rFonts w:ascii="Latha" w:hAnsi="Latha" w:cs="Latha"/>
+                <w:sz w:val="28"/>
+                <w:szCs w:val="28"/>
+                <w:cs/>
+                <w:lang w:bidi="ta-IN"/>
+              </w:rPr>
+              <w:t>யோ</w:t>
+            </w:r>
+            <w:r>
+              <w:rPr>
+                <w:rFonts w:ascii="BRH Tamil Tab Extra" w:hAnsi="BRH Tamil Tab Extra" w:cs="Latha"/>
+                <w:b/>
+                <w:sz w:val="36"/>
+                <w:szCs w:val="28"/>
+                <w:lang w:val="it-IT" w:bidi="ta-IN"/>
+              </w:rPr>
+              <w:t>…</w:t>
+            </w:r>
+            <w:r>
+              <w:rPr>
+                <w:rFonts w:ascii="Latha" w:hAnsi="Latha" w:cs="Latha"/>
+                <w:sz w:val="28"/>
+                <w:szCs w:val="28"/>
+                <w:cs/>
+                <w:lang w:bidi="ta-IN"/>
+              </w:rPr>
+              <w:t>ர்ஜ்யாம்</w:t>
+            </w:r>
+            <w:r>
+              <w:rPr>
+                <w:rFonts w:ascii="Latha" w:hAnsi="Latha" w:cs="Latha"/>
+                <w:sz w:val="28"/>
+                <w:szCs w:val="28"/>
+                <w:lang w:val="it-IT" w:bidi="ta-IN"/>
+              </w:rPr>
+              <w:t xml:space="preserve"> |</w:t>
+            </w:r>
+          </w:p>
+        </w:tc>
+        <w:tc>
+          <w:tcPr>
+            <w:tcW w:w="5386" w:type="dxa"/>
+          </w:tcPr>
+          <w:p>
+            <w:pPr>
+              <w:widowControl w:val="0"/>
+              <w:autoSpaceDE w:val="0"/>
+              <w:autoSpaceDN w:val="0"/>
+              <w:adjustRightInd w:val="0"/>
+              <w:spacing w:before="0" w:line="240" w:lineRule="auto"/>
+              <w:rPr>
+                <w:rFonts w:ascii="BRH Malayalam Extra" w:hAnsi="BRH Malayalam Extra" w:cs="BRH Malayalam Extra"/>
+                <w:color w:val="000000"/>
+                <w:sz w:val="40"/>
+                <w:szCs w:val="40"/>
+                <w:lang w:val="it-IT"/>
+              </w:rPr>
+            </w:pPr>
+            <w:r>
+              <w:rPr>
+                <w:rFonts w:ascii="Latha" w:hAnsi="Latha" w:cs="Latha"/>
+                <w:sz w:val="28"/>
+                <w:szCs w:val="28"/>
+                <w:cs/>
+                <w:lang w:bidi="ta-IN"/>
+              </w:rPr>
+              <w:t>உ</w:t>
+            </w:r>
+            <w:r>
+              <w:rPr>
+                <w:rFonts w:ascii="BRH Tamil Tab Extra" w:hAnsi="BRH Tamil Tab Extra" w:cs="Latha"/>
+                <w:b/>
+                <w:sz w:val="36"/>
+                <w:szCs w:val="28"/>
+                <w:lang w:val="it-IT" w:bidi="ta-IN"/>
+              </w:rPr>
+              <w:t>…</w:t>
+            </w:r>
+            <w:r>
+              <w:rPr>
+                <w:rFonts w:ascii="Latha" w:hAnsi="Latha" w:cs="Latha"/>
+                <w:sz w:val="28"/>
+                <w:szCs w:val="28"/>
+                <w:cs/>
+                <w:lang w:bidi="ta-IN"/>
+              </w:rPr>
+              <w:t>ப</w:t>
+            </w:r>
+            <w:r>
+              <w:rPr>
+                <w:rFonts w:ascii="Latha" w:hAnsi="Latha" w:cs="Latha"/>
+                <w:b/>
+                <w:bCs/>
+                <w:position w:val="-12"/>
+                <w:sz w:val="28"/>
+                <w:szCs w:val="28"/>
+                <w:cs/>
+                <w:lang w:bidi="ta-IN"/>
+              </w:rPr>
+              <w:t>4</w:t>
+            </w:r>
+            <w:r>
+              <w:rPr>
+                <w:rFonts w:ascii="Latha" w:hAnsi="Latha" w:cs="Latha"/>
+                <w:sz w:val="28"/>
+                <w:szCs w:val="28"/>
+                <w:cs/>
+                <w:lang w:bidi="ta-IN"/>
+              </w:rPr>
+              <w:t>யோ</w:t>
+            </w:r>
+            <w:r>
+              <w:rPr>
+                <w:rFonts w:ascii="BRH Tamil Tab Extra" w:hAnsi="BRH Tamil Tab Extra" w:cs="Latha"/>
+                <w:b/>
+                <w:sz w:val="36"/>
+                <w:szCs w:val="28"/>
+                <w:lang w:val="it-IT" w:bidi="ta-IN"/>
+              </w:rPr>
+              <w:t>…</w:t>
+            </w:r>
+            <w:r>
+              <w:rPr>
+                <w:rFonts w:ascii="Latha" w:hAnsi="Latha" w:cs="Latha"/>
+                <w:sz w:val="28"/>
+                <w:szCs w:val="28"/>
+                <w:cs/>
+                <w:lang w:bidi="ta-IN"/>
+              </w:rPr>
+              <w:t>ரா</w:t>
+            </w:r>
+            <w:r>
+              <w:rPr>
+                <w:rFonts w:ascii="Latha" w:hAnsi="Latha" w:cs="Latha"/>
+                <w:sz w:val="28"/>
+                <w:szCs w:val="28"/>
+                <w:highlight w:val="green"/>
+                <w:cs/>
+                <w:lang w:bidi="ta-IN"/>
+              </w:rPr>
+              <w:t>ர்</w:t>
+            </w:r>
+            <w:r>
+              <w:rPr>
+                <w:rFonts w:ascii="Latha" w:hAnsi="Latha" w:cs="Latha"/>
+                <w:sz w:val="28"/>
+                <w:szCs w:val="28"/>
+                <w:cs/>
+                <w:lang w:bidi="ta-IN"/>
+              </w:rPr>
+              <w:t>த்னி</w:t>
+            </w:r>
+            <w:r>
+              <w:rPr>
+                <w:rFonts w:ascii="BRH Tamil Tab Extra" w:hAnsi="BRH Tamil Tab Extra" w:cs="Latha"/>
+                <w:b/>
+                <w:sz w:val="36"/>
+                <w:szCs w:val="28"/>
+                <w:lang w:val="it-IT" w:bidi="ta-IN"/>
+              </w:rPr>
+              <w:t>†</w:t>
+            </w:r>
+            <w:r>
+              <w:rPr>
+                <w:rFonts w:ascii="Latha" w:hAnsi="Latha" w:cs="Latha"/>
+                <w:sz w:val="28"/>
+                <w:szCs w:val="28"/>
+                <w:cs/>
+                <w:lang w:bidi="ta-IN"/>
+              </w:rPr>
+              <w:t>யோ</w:t>
+            </w:r>
+            <w:r>
+              <w:rPr>
+                <w:rFonts w:ascii="Latha" w:hAnsi="Latha" w:cs="Latha"/>
+                <w:b/>
+                <w:bCs/>
+                <w:sz w:val="32"/>
+                <w:szCs w:val="32"/>
+                <w:cs/>
+                <w:lang w:bidi="ta-IN"/>
+              </w:rPr>
+              <w:t>:</w:t>
+            </w:r>
+            <w:r>
+              <w:rPr>
+                <w:rFonts w:ascii="Latha" w:hAnsi="Latha" w:cs="Latha"/>
+                <w:sz w:val="28"/>
+                <w:szCs w:val="28"/>
+                <w:lang w:val="it-IT" w:bidi="ta-IN"/>
+              </w:rPr>
+              <w:t xml:space="preserve"> | </w:t>
+            </w:r>
+            <w:r>
+              <w:rPr>
+                <w:rFonts w:ascii="Latha" w:hAnsi="Latha" w:cs="Latha"/>
+                <w:sz w:val="28"/>
+                <w:szCs w:val="28"/>
+                <w:cs/>
+                <w:lang w:bidi="ta-IN"/>
+              </w:rPr>
+              <w:t>ஆர்த்னி</w:t>
+            </w:r>
+            <w:r>
+              <w:rPr>
+                <w:rFonts w:ascii="BRH Tamil Tab Extra" w:hAnsi="BRH Tamil Tab Extra" w:cs="Latha"/>
+                <w:b/>
+                <w:sz w:val="36"/>
+                <w:szCs w:val="28"/>
+                <w:lang w:val="it-IT" w:bidi="ta-IN"/>
+              </w:rPr>
+              <w:t>†</w:t>
+            </w:r>
+            <w:r>
+              <w:rPr>
+                <w:rFonts w:ascii="Latha" w:hAnsi="Latha" w:cs="Latha"/>
+                <w:sz w:val="28"/>
+                <w:szCs w:val="28"/>
+                <w:cs/>
+                <w:lang w:bidi="ta-IN"/>
+              </w:rPr>
+              <w:t>யோ</w:t>
+            </w:r>
+            <w:r>
+              <w:rPr>
+                <w:rFonts w:ascii="BRH Tamil Tab Extra" w:hAnsi="BRH Tamil Tab Extra" w:cs="Latha"/>
+                <w:b/>
+                <w:sz w:val="36"/>
+                <w:szCs w:val="28"/>
+                <w:lang w:val="it-IT" w:bidi="ta-IN"/>
+              </w:rPr>
+              <w:t>…</w:t>
+            </w:r>
+            <w:r>
+              <w:rPr>
+                <w:rFonts w:ascii="Latha" w:hAnsi="Latha" w:cs="Latha"/>
+                <w:sz w:val="28"/>
+                <w:szCs w:val="28"/>
+                <w:cs/>
+                <w:lang w:bidi="ta-IN"/>
+              </w:rPr>
+              <w:t>ர்ஜ்யாம்</w:t>
+            </w:r>
+            <w:r>
+              <w:rPr>
+                <w:rFonts w:ascii="Latha" w:hAnsi="Latha" w:cs="Latha"/>
+                <w:sz w:val="28"/>
+                <w:szCs w:val="28"/>
+                <w:lang w:val="it-IT" w:bidi="ta-IN"/>
+              </w:rPr>
+              <w:t xml:space="preserve"> |</w:t>
+            </w:r>
+          </w:p>
+        </w:tc>
+      </w:tr>
+      <w:tr>
+        <w:trPr>
+          <w:trHeight w:val="1419"/>
+        </w:trPr>
+        <w:tc>
+          <w:tcPr>
+            <w:tcW w:w="3906" w:type="dxa"/>
+          </w:tcPr>
+          <w:p>
+            <w:pPr>
+              <w:widowControl w:val="0"/>
+              <w:tabs>
+                <w:tab w:val="left" w:pos="993"/>
+              </w:tabs>
+              <w:autoSpaceDE w:val="0"/>
+              <w:autoSpaceDN w:val="0"/>
+              <w:adjustRightInd w:val="0"/>
+              <w:spacing w:before="0" w:line="240" w:lineRule="auto"/>
+              <w:ind w:right="297"/>
+              <w:rPr>
+                <w:rFonts w:cs="Arial"/>
+                <w:b/>
+                <w:sz w:val="28"/>
+                <w:szCs w:val="32"/>
+              </w:rPr>
+            </w:pPr>
+            <w:r>
+              <w:rPr>
+                <w:rFonts w:cs="Arial"/>
+                <w:b/>
+                <w:sz w:val="28"/>
+                <w:szCs w:val="32"/>
+              </w:rPr>
+              <w:t>T.S.4.5.</w:t>
+            </w:r>
+            <w:r>
+              <w:rPr>
+                <w:rFonts w:cs="Arial"/>
+                <w:b/>
+                <w:sz w:val="28"/>
+                <w:szCs w:val="32"/>
+              </w:rPr>
+              <w:t>2</w:t>
+            </w:r>
+            <w:r>
+              <w:rPr>
+                <w:rFonts w:cs="Arial"/>
+                <w:b/>
+                <w:sz w:val="28"/>
+                <w:szCs w:val="32"/>
+              </w:rPr>
+              <w:t>.</w:t>
+            </w:r>
+            <w:r>
+              <w:rPr>
+                <w:rFonts w:cs="Arial"/>
+                <w:b/>
+                <w:sz w:val="28"/>
+                <w:szCs w:val="32"/>
+              </w:rPr>
+              <w:t>2</w:t>
+            </w:r>
+            <w:r>
+              <w:rPr>
+                <w:rFonts w:cs="Arial"/>
+                <w:b/>
+                <w:sz w:val="28"/>
+                <w:szCs w:val="32"/>
+              </w:rPr>
+              <w:t xml:space="preserve"> – Kramam</w:t>
+            </w:r>
+          </w:p>
+          <w:p>
+            <w:pPr>
+              <w:widowControl w:val="0"/>
+              <w:tabs>
+                <w:tab w:val="left" w:pos="993"/>
+              </w:tabs>
+              <w:autoSpaceDE w:val="0"/>
+              <w:autoSpaceDN w:val="0"/>
+              <w:adjustRightInd w:val="0"/>
+              <w:spacing w:before="0" w:line="240" w:lineRule="auto"/>
+              <w:ind w:right="297"/>
+              <w:rPr>
+                <w:rFonts w:cs="Arial"/>
+                <w:b/>
+                <w:sz w:val="28"/>
+                <w:szCs w:val="32"/>
+                <w:lang w:val="en-IN"/>
+              </w:rPr>
+            </w:pPr>
+            <w:r>
+              <w:rPr>
+                <w:rFonts w:cs="Arial"/>
+                <w:b/>
+                <w:sz w:val="28"/>
+                <w:szCs w:val="32"/>
+                <w:lang w:val="en-IN"/>
+              </w:rPr>
+              <w:t>Krama Vaakyam No.– 30</w:t>
+            </w:r>
+          </w:p>
+          <w:p>
+            <w:pPr>
+              <w:widowControl w:val="0"/>
+              <w:tabs>
+                <w:tab w:val="left" w:pos="993"/>
+              </w:tabs>
+              <w:autoSpaceDE w:val="0"/>
+              <w:autoSpaceDN w:val="0"/>
+              <w:adjustRightInd w:val="0"/>
+              <w:spacing w:before="0" w:line="240" w:lineRule="auto"/>
+              <w:ind w:right="297"/>
+              <w:rPr>
+                <w:rFonts w:cs="Arial"/>
+                <w:b/>
+                <w:sz w:val="28"/>
+                <w:szCs w:val="32"/>
+                <w:lang w:val="it-IT"/>
+              </w:rPr>
+            </w:pPr>
+            <w:r>
+              <w:rPr>
+                <w:rFonts w:cs="Arial"/>
+                <w:b/>
+                <w:sz w:val="28"/>
+                <w:szCs w:val="32"/>
+                <w:lang w:val="it-IT"/>
+              </w:rPr>
+              <w:t>Panchaati No</w:t>
+            </w:r>
+            <w:r>
+              <w:rPr>
+                <w:rFonts w:cs="Arial"/>
+                <w:b/>
+                <w:szCs w:val="32"/>
+                <w:lang w:val="it-IT"/>
+              </w:rPr>
+              <w:t xml:space="preserve">. </w:t>
+            </w:r>
+            <w:r>
+              <w:rPr>
+                <w:rFonts w:cs="Arial"/>
+                <w:b/>
+                <w:szCs w:val="32"/>
+                <w:lang w:val="it-IT"/>
+              </w:rPr>
+              <w:t>6</w:t>
+            </w:r>
+          </w:p>
+        </w:tc>
+        <w:tc>
+          <w:tcPr>
+            <w:tcW w:w="5103" w:type="dxa"/>
+          </w:tcPr>
+          <w:p>
+            <w:pPr>
+              <w:widowControl w:val="0"/>
+              <w:autoSpaceDE w:val="0"/>
+              <w:autoSpaceDN w:val="0"/>
+              <w:adjustRightInd w:val="0"/>
+              <w:spacing w:before="0" w:line="240" w:lineRule="auto"/>
+              <w:rPr>
+                <w:rFonts w:ascii="BRH Malayalam Extra" w:hAnsi="BRH Malayalam Extra" w:cs="BRH Malayalam Extra"/>
+                <w:color w:val="000000"/>
+                <w:sz w:val="40"/>
+                <w:szCs w:val="40"/>
+                <w:lang w:val="it-IT"/>
+              </w:rPr>
+            </w:pPr>
+            <w:r>
+              <w:rPr>
+                <w:rFonts w:ascii="Latha" w:hAnsi="Latha" w:cs="Latha"/>
+                <w:sz w:val="28"/>
+                <w:szCs w:val="28"/>
+                <w:cs/>
+                <w:lang w:bidi="ta-IN"/>
+              </w:rPr>
+              <w:t>தா</w:t>
+            </w:r>
+            <w:r>
+              <w:rPr>
+                <w:rFonts w:ascii="Latha" w:hAnsi="Latha" w:cs="Latha"/>
+                <w:b/>
+                <w:bCs/>
+                <w:position w:val="-12"/>
+                <w:sz w:val="28"/>
+                <w:szCs w:val="28"/>
+                <w:cs/>
+                <w:lang w:bidi="ta-IN"/>
+              </w:rPr>
+              <w:t>4</w:t>
+            </w:r>
+            <w:r>
+              <w:rPr>
+                <w:rFonts w:ascii="Latha" w:hAnsi="Latha" w:cs="Latha"/>
+                <w:sz w:val="28"/>
+                <w:szCs w:val="28"/>
+                <w:highlight w:val="yellow"/>
+                <w:cs/>
+                <w:lang w:bidi="ta-IN"/>
+              </w:rPr>
+              <w:t>வே</w:t>
+            </w:r>
+            <w:r>
+              <w:rPr>
+                <w:rFonts w:ascii="BRH Tamil Tab Extra" w:hAnsi="BRH Tamil Tab Extra" w:cs="Latha"/>
+                <w:b/>
+                <w:sz w:val="36"/>
+                <w:szCs w:val="28"/>
+                <w:lang w:val="it-IT" w:bidi="ta-IN"/>
+              </w:rPr>
+              <w:t>†</w:t>
+            </w:r>
+            <w:r>
+              <w:rPr>
+                <w:rFonts w:ascii="Latha" w:hAnsi="Latha" w:cs="Latha"/>
+                <w:sz w:val="28"/>
+                <w:szCs w:val="28"/>
+                <w:cs/>
+                <w:lang w:bidi="ta-IN"/>
+              </w:rPr>
+              <w:t>தே</w:t>
+            </w:r>
+            <w:r>
+              <w:rPr>
+                <w:rFonts w:ascii="BRH Tamil Tab Extra" w:hAnsi="BRH Tamil Tab Extra" w:cs="Latha"/>
+                <w:b/>
+                <w:sz w:val="36"/>
+                <w:szCs w:val="28"/>
+                <w:lang w:val="it-IT" w:bidi="ta-IN"/>
+              </w:rPr>
+              <w:t>…</w:t>
+            </w:r>
+            <w:r>
+              <w:rPr>
+                <w:rFonts w:ascii="Latha" w:hAnsi="Latha" w:cs="Latha"/>
+                <w:sz w:val="28"/>
+                <w:szCs w:val="28"/>
+                <w:lang w:val="it-IT" w:bidi="ta-IN"/>
+              </w:rPr>
+              <w:t xml:space="preserve"> </w:t>
+            </w:r>
+            <w:r>
+              <w:rPr>
+                <w:rFonts w:ascii="Latha" w:hAnsi="Latha" w:cs="Latha"/>
+                <w:sz w:val="28"/>
+                <w:szCs w:val="28"/>
+                <w:cs/>
+                <w:lang w:bidi="ta-IN"/>
+              </w:rPr>
+              <w:t>ஸத்வ</w:t>
+            </w:r>
+            <w:r>
+              <w:rPr>
+                <w:rFonts w:ascii="BRH Tamil Tab Extra" w:hAnsi="BRH Tamil Tab Extra" w:cs="Latha"/>
+                <w:b/>
+                <w:sz w:val="36"/>
+                <w:szCs w:val="28"/>
+                <w:lang w:val="it-IT" w:bidi="ta-IN"/>
+              </w:rPr>
+              <w:t>†</w:t>
+            </w:r>
+            <w:r>
+              <w:rPr>
+                <w:rFonts w:ascii="Latha" w:hAnsi="Latha" w:cs="Latha"/>
+                <w:sz w:val="28"/>
+                <w:szCs w:val="28"/>
+                <w:cs/>
+                <w:lang w:bidi="ta-IN"/>
+              </w:rPr>
+              <w:t>னாம்</w:t>
+            </w:r>
+            <w:r>
+              <w:rPr>
+                <w:rFonts w:ascii="Latha" w:hAnsi="Latha" w:cs="Latha"/>
+                <w:sz w:val="28"/>
+                <w:szCs w:val="28"/>
+                <w:lang w:val="it-IT" w:bidi="ta-IN"/>
+              </w:rPr>
+              <w:t xml:space="preserve"> | </w:t>
+            </w:r>
+            <w:r>
+              <w:rPr>
+                <w:rFonts w:ascii="Latha" w:hAnsi="Latha" w:cs="Latha"/>
+                <w:sz w:val="28"/>
+                <w:szCs w:val="28"/>
+                <w:lang w:val="it-IT" w:bidi="ta-IN"/>
+              </w:rPr>
+              <w:br/>
+            </w:r>
+            <w:r>
+              <w:rPr>
+                <w:rFonts w:ascii="Latha" w:hAnsi="Latha" w:cs="Latha"/>
+                <w:sz w:val="28"/>
+                <w:szCs w:val="28"/>
+                <w:cs/>
+                <w:lang w:bidi="ta-IN"/>
+              </w:rPr>
+              <w:t>ஸத்வ</w:t>
+            </w:r>
+            <w:r>
+              <w:rPr>
+                <w:rFonts w:ascii="BRH Tamil Tab Extra" w:hAnsi="BRH Tamil Tab Extra" w:cs="Latha"/>
+                <w:b/>
+                <w:sz w:val="36"/>
+                <w:szCs w:val="28"/>
+                <w:lang w:val="it-IT" w:bidi="ta-IN"/>
+              </w:rPr>
+              <w:t>†</w:t>
+            </w:r>
+            <w:r>
+              <w:rPr>
+                <w:rFonts w:ascii="Latha" w:hAnsi="Latha" w:cs="Latha"/>
+                <w:sz w:val="28"/>
+                <w:szCs w:val="28"/>
+                <w:cs/>
+                <w:lang w:bidi="ta-IN"/>
+              </w:rPr>
+              <w:t>னா</w:t>
+            </w:r>
+            <w:r>
+              <w:rPr>
+                <w:rFonts w:ascii="BRH Tamil Tab Extra" w:hAnsi="BRH Tamil Tab Extra" w:cs="Latha"/>
+                <w:b/>
+                <w:sz w:val="36"/>
+                <w:szCs w:val="28"/>
+                <w:lang w:val="it-IT" w:bidi="ta-IN"/>
+              </w:rPr>
+              <w:t>…</w:t>
+            </w:r>
+            <w:r>
+              <w:rPr>
+                <w:rFonts w:ascii="Latha" w:hAnsi="Latha" w:cs="Latha"/>
+                <w:sz w:val="28"/>
+                <w:szCs w:val="28"/>
+                <w:cs/>
+                <w:lang w:bidi="ta-IN"/>
+              </w:rPr>
+              <w:t>ம்</w:t>
+            </w:r>
+            <w:r>
+              <w:rPr>
+                <w:rFonts w:ascii="Latha" w:hAnsi="Latha" w:cs="Latha"/>
+                <w:sz w:val="28"/>
+                <w:szCs w:val="28"/>
+                <w:lang w:val="it-IT" w:bidi="ta-IN"/>
+              </w:rPr>
+              <w:t xml:space="preserve"> </w:t>
+            </w:r>
+            <w:r>
+              <w:rPr>
+                <w:rFonts w:ascii="Latha" w:hAnsi="Latha" w:cs="Latha"/>
+                <w:sz w:val="28"/>
+                <w:szCs w:val="28"/>
+                <w:cs/>
+                <w:lang w:bidi="ta-IN"/>
+              </w:rPr>
+              <w:t>பத</w:t>
+            </w:r>
+            <w:r>
+              <w:rPr>
+                <w:rFonts w:ascii="BRH Tamil Tab Extra" w:hAnsi="BRH Tamil Tab Extra" w:cs="Latha"/>
+                <w:b/>
+                <w:sz w:val="36"/>
+                <w:szCs w:val="28"/>
+                <w:lang w:val="it-IT" w:bidi="ta-IN"/>
+              </w:rPr>
+              <w:t>†</w:t>
+            </w:r>
+            <w:r>
+              <w:rPr>
+                <w:rFonts w:ascii="Latha" w:hAnsi="Latha" w:cs="Latha"/>
+                <w:sz w:val="28"/>
+                <w:szCs w:val="28"/>
+                <w:cs/>
+                <w:lang w:bidi="ta-IN"/>
+              </w:rPr>
+              <w:t>யே</w:t>
+            </w:r>
+            <w:r>
+              <w:rPr>
+                <w:rFonts w:ascii="Latha" w:hAnsi="Latha" w:cs="Latha"/>
+                <w:sz w:val="28"/>
+                <w:szCs w:val="28"/>
+                <w:lang w:val="it-IT" w:bidi="ta-IN"/>
+              </w:rPr>
+              <w:t xml:space="preserve"> |</w:t>
+            </w:r>
+          </w:p>
+        </w:tc>
+        <w:tc>
+          <w:tcPr>
+            <w:tcW w:w="5386" w:type="dxa"/>
+          </w:tcPr>
+          <w:p>
+            <w:pPr>
+              <w:widowControl w:val="0"/>
+              <w:autoSpaceDE w:val="0"/>
+              <w:autoSpaceDN w:val="0"/>
+              <w:adjustRightInd w:val="0"/>
+              <w:spacing w:before="0" w:line="240" w:lineRule="auto"/>
+              <w:rPr>
+                <w:rFonts w:ascii="BRH Malayalam Extra" w:hAnsi="BRH Malayalam Extra" w:cs="BRH Malayalam Extra"/>
+                <w:color w:val="000000"/>
+                <w:sz w:val="40"/>
+                <w:szCs w:val="40"/>
+                <w:lang w:val="it-IT"/>
+              </w:rPr>
+            </w:pPr>
+            <w:r>
+              <w:rPr>
+                <w:rFonts w:ascii="Latha" w:hAnsi="Latha" w:cs="Latha"/>
+                <w:sz w:val="28"/>
+                <w:szCs w:val="28"/>
+                <w:cs/>
+                <w:lang w:bidi="ta-IN"/>
+              </w:rPr>
+              <w:t>தா</w:t>
+            </w:r>
+            <w:r>
+              <w:rPr>
+                <w:rFonts w:ascii="Latha" w:hAnsi="Latha" w:cs="Latha"/>
+                <w:b/>
+                <w:bCs/>
+                <w:position w:val="-12"/>
+                <w:sz w:val="28"/>
+                <w:szCs w:val="28"/>
+                <w:cs/>
+                <w:lang w:bidi="ta-IN"/>
+              </w:rPr>
+              <w:t>4</w:t>
+            </w:r>
+            <w:r>
+              <w:rPr>
+                <w:rFonts w:ascii="Latha" w:hAnsi="Latha" w:cs="Latha"/>
+                <w:sz w:val="28"/>
+                <w:szCs w:val="28"/>
+                <w:highlight w:val="green"/>
+                <w:cs/>
+                <w:lang w:bidi="ta-IN"/>
+              </w:rPr>
+              <w:t>வ</w:t>
+            </w:r>
+            <w:r>
+              <w:rPr>
+                <w:rFonts w:ascii="BRH Tamil Tab Extra" w:hAnsi="BRH Tamil Tab Extra" w:cs="Latha"/>
+                <w:b/>
+                <w:sz w:val="36"/>
+                <w:szCs w:val="28"/>
+                <w:lang w:val="it-IT" w:bidi="ta-IN"/>
+              </w:rPr>
+              <w:t>†</w:t>
+            </w:r>
+            <w:r>
+              <w:rPr>
+                <w:rFonts w:ascii="Latha" w:hAnsi="Latha" w:cs="Latha"/>
+                <w:sz w:val="28"/>
+                <w:szCs w:val="28"/>
+                <w:cs/>
+                <w:lang w:bidi="ta-IN"/>
+              </w:rPr>
+              <w:t>தே</w:t>
+            </w:r>
+            <w:r>
+              <w:rPr>
+                <w:rFonts w:ascii="BRH Tamil Tab Extra" w:hAnsi="BRH Tamil Tab Extra" w:cs="Latha"/>
+                <w:b/>
+                <w:sz w:val="36"/>
+                <w:szCs w:val="28"/>
+                <w:lang w:val="it-IT" w:bidi="ta-IN"/>
+              </w:rPr>
+              <w:t>…</w:t>
+            </w:r>
+            <w:r>
+              <w:rPr>
+                <w:rFonts w:ascii="Latha" w:hAnsi="Latha" w:cs="Latha"/>
+                <w:sz w:val="28"/>
+                <w:szCs w:val="28"/>
+                <w:lang w:val="it-IT" w:bidi="ta-IN"/>
+              </w:rPr>
+              <w:t xml:space="preserve"> </w:t>
+            </w:r>
+            <w:r>
+              <w:rPr>
+                <w:rFonts w:ascii="Latha" w:hAnsi="Latha" w:cs="Latha"/>
+                <w:sz w:val="28"/>
+                <w:szCs w:val="28"/>
+                <w:cs/>
+                <w:lang w:bidi="ta-IN"/>
+              </w:rPr>
+              <w:t>ஸத்வ</w:t>
+            </w:r>
+            <w:r>
+              <w:rPr>
+                <w:rFonts w:ascii="BRH Tamil Tab Extra" w:hAnsi="BRH Tamil Tab Extra" w:cs="Latha"/>
+                <w:b/>
+                <w:sz w:val="36"/>
+                <w:szCs w:val="28"/>
+                <w:lang w:val="it-IT" w:bidi="ta-IN"/>
+              </w:rPr>
+              <w:t>†</w:t>
+            </w:r>
+            <w:r>
+              <w:rPr>
+                <w:rFonts w:ascii="Latha" w:hAnsi="Latha" w:cs="Latha"/>
+                <w:sz w:val="28"/>
+                <w:szCs w:val="28"/>
+                <w:cs/>
+                <w:lang w:bidi="ta-IN"/>
+              </w:rPr>
+              <w:t>னாம்</w:t>
+            </w:r>
+            <w:r>
+              <w:rPr>
+                <w:rFonts w:ascii="Latha" w:hAnsi="Latha" w:cs="Latha"/>
+                <w:sz w:val="28"/>
+                <w:szCs w:val="28"/>
+                <w:lang w:val="it-IT" w:bidi="ta-IN"/>
+              </w:rPr>
+              <w:t xml:space="preserve"> | </w:t>
+            </w:r>
+            <w:r>
+              <w:rPr>
+                <w:rFonts w:ascii="Latha" w:hAnsi="Latha" w:cs="Latha"/>
+                <w:sz w:val="28"/>
+                <w:szCs w:val="28"/>
+                <w:lang w:val="it-IT" w:bidi="ta-IN"/>
+              </w:rPr>
+              <w:br/>
+            </w:r>
+            <w:r>
+              <w:rPr>
+                <w:rFonts w:ascii="Latha" w:hAnsi="Latha" w:cs="Latha"/>
+                <w:sz w:val="28"/>
+                <w:szCs w:val="28"/>
+                <w:cs/>
+                <w:lang w:bidi="ta-IN"/>
+              </w:rPr>
+              <w:t>ஸத்வ</w:t>
+            </w:r>
+            <w:r>
+              <w:rPr>
+                <w:rFonts w:ascii="BRH Tamil Tab Extra" w:hAnsi="BRH Tamil Tab Extra" w:cs="Latha"/>
+                <w:b/>
+                <w:sz w:val="36"/>
+                <w:szCs w:val="28"/>
+                <w:lang w:val="it-IT" w:bidi="ta-IN"/>
+              </w:rPr>
+              <w:t>†</w:t>
+            </w:r>
+            <w:r>
+              <w:rPr>
+                <w:rFonts w:ascii="Latha" w:hAnsi="Latha" w:cs="Latha"/>
+                <w:sz w:val="28"/>
+                <w:szCs w:val="28"/>
+                <w:cs/>
+                <w:lang w:bidi="ta-IN"/>
+              </w:rPr>
+              <w:t>னா</w:t>
+            </w:r>
+            <w:r>
+              <w:rPr>
+                <w:rFonts w:ascii="BRH Tamil Tab Extra" w:hAnsi="BRH Tamil Tab Extra" w:cs="Latha"/>
+                <w:b/>
+                <w:sz w:val="36"/>
+                <w:szCs w:val="28"/>
+                <w:lang w:val="it-IT" w:bidi="ta-IN"/>
+              </w:rPr>
+              <w:t>…</w:t>
+            </w:r>
+            <w:r>
+              <w:rPr>
+                <w:rFonts w:ascii="Latha" w:hAnsi="Latha" w:cs="Latha"/>
+                <w:sz w:val="28"/>
+                <w:szCs w:val="28"/>
+                <w:cs/>
+                <w:lang w:bidi="ta-IN"/>
+              </w:rPr>
+              <w:t>ம்</w:t>
+            </w:r>
+            <w:r>
+              <w:rPr>
+                <w:rFonts w:ascii="Latha" w:hAnsi="Latha" w:cs="Latha"/>
+                <w:sz w:val="28"/>
+                <w:szCs w:val="28"/>
+                <w:lang w:val="it-IT" w:bidi="ta-IN"/>
+              </w:rPr>
+              <w:t xml:space="preserve"> </w:t>
+            </w:r>
+            <w:r>
+              <w:rPr>
+                <w:rFonts w:ascii="Latha" w:hAnsi="Latha" w:cs="Latha"/>
+                <w:sz w:val="28"/>
+                <w:szCs w:val="28"/>
+                <w:cs/>
+                <w:lang w:bidi="ta-IN"/>
+              </w:rPr>
+              <w:t>பத</w:t>
+            </w:r>
+            <w:r>
+              <w:rPr>
+                <w:rFonts w:ascii="BRH Tamil Tab Extra" w:hAnsi="BRH Tamil Tab Extra" w:cs="Latha"/>
+                <w:b/>
+                <w:sz w:val="36"/>
+                <w:szCs w:val="28"/>
+                <w:lang w:val="it-IT" w:bidi="ta-IN"/>
+              </w:rPr>
+              <w:t>†</w:t>
+            </w:r>
+            <w:r>
+              <w:rPr>
+                <w:rFonts w:ascii="Latha" w:hAnsi="Latha" w:cs="Latha"/>
+                <w:sz w:val="28"/>
+                <w:szCs w:val="28"/>
+                <w:cs/>
+                <w:lang w:bidi="ta-IN"/>
+              </w:rPr>
+              <w:t>யே</w:t>
+            </w:r>
+            <w:r>
+              <w:rPr>
+                <w:rFonts w:ascii="Latha" w:hAnsi="Latha" w:cs="Latha"/>
+                <w:sz w:val="28"/>
+                <w:szCs w:val="28"/>
+                <w:lang w:val="it-IT" w:bidi="ta-IN"/>
+              </w:rPr>
+              <w:t xml:space="preserve"> |</w:t>
+            </w:r>
+          </w:p>
+        </w:tc>
+      </w:tr>
+      <w:tr>
+        <w:trPr>
+          <w:trHeight w:val="1118"/>
+        </w:trPr>
+        <w:tc>
+          <w:tcPr>
+            <w:tcW w:w="3906" w:type="dxa"/>
+          </w:tcPr>
+          <w:p>
+            <w:pPr>
+              <w:widowControl w:val="0"/>
+              <w:tabs>
+                <w:tab w:val="left" w:pos="993"/>
+              </w:tabs>
+              <w:autoSpaceDE w:val="0"/>
+              <w:autoSpaceDN w:val="0"/>
+              <w:adjustRightInd w:val="0"/>
+              <w:spacing w:before="0" w:line="252" w:lineRule="auto"/>
+              <w:ind w:right="297"/>
+              <w:rPr>
+                <w:rFonts w:cs="Arial"/>
+                <w:b/>
+                <w:sz w:val="28"/>
+                <w:szCs w:val="32"/>
+              </w:rPr>
+            </w:pPr>
+            <w:r>
+              <w:rPr>
+                <w:rFonts w:cs="Arial"/>
+                <w:b/>
+                <w:sz w:val="28"/>
+                <w:szCs w:val="32"/>
+              </w:rPr>
+              <w:t>T.S.4.5.</w:t>
+            </w:r>
+            <w:r>
+              <w:rPr>
+                <w:rFonts w:cs="Arial"/>
+                <w:b/>
+                <w:sz w:val="28"/>
+                <w:szCs w:val="32"/>
+              </w:rPr>
+              <w:t>8</w:t>
+            </w:r>
+            <w:r>
+              <w:rPr>
+                <w:rFonts w:cs="Arial"/>
+                <w:b/>
+                <w:sz w:val="28"/>
+                <w:szCs w:val="32"/>
+              </w:rPr>
+              <w:t>.</w:t>
+            </w:r>
+            <w:r>
+              <w:rPr>
+                <w:rFonts w:cs="Arial"/>
+                <w:b/>
+                <w:sz w:val="28"/>
+                <w:szCs w:val="32"/>
+              </w:rPr>
+              <w:t>2</w:t>
+            </w:r>
+            <w:r>
+              <w:rPr>
+                <w:rFonts w:cs="Arial"/>
+                <w:b/>
+                <w:sz w:val="28"/>
+                <w:szCs w:val="32"/>
+              </w:rPr>
+              <w:t xml:space="preserve"> – Kramam</w:t>
+            </w:r>
+          </w:p>
+          <w:p>
+            <w:pPr>
+              <w:widowControl w:val="0"/>
+              <w:tabs>
+                <w:tab w:val="left" w:pos="993"/>
+              </w:tabs>
+              <w:autoSpaceDE w:val="0"/>
+              <w:autoSpaceDN w:val="0"/>
+              <w:adjustRightInd w:val="0"/>
+              <w:spacing w:before="0" w:line="252" w:lineRule="auto"/>
+              <w:ind w:right="297"/>
+              <w:rPr>
+                <w:rFonts w:cs="Arial"/>
+                <w:b/>
+                <w:sz w:val="28"/>
+                <w:szCs w:val="32"/>
+                <w:lang w:val="en-IN"/>
+              </w:rPr>
+            </w:pPr>
+            <w:r>
+              <w:rPr>
+                <w:rFonts w:cs="Arial"/>
+                <w:b/>
+                <w:sz w:val="28"/>
+                <w:szCs w:val="32"/>
+                <w:lang w:val="en-IN"/>
+              </w:rPr>
+              <w:t>Krama Vaakyam No.– 17</w:t>
+            </w:r>
+          </w:p>
+          <w:p>
+            <w:pPr>
+              <w:widowControl w:val="0"/>
+              <w:tabs>
+                <w:tab w:val="left" w:pos="993"/>
+              </w:tabs>
+              <w:autoSpaceDE w:val="0"/>
+              <w:autoSpaceDN w:val="0"/>
+              <w:adjustRightInd w:val="0"/>
+              <w:spacing w:before="0" w:line="252" w:lineRule="auto"/>
+              <w:ind w:right="297"/>
+              <w:rPr>
+                <w:rFonts w:cs="Arial"/>
+                <w:b/>
+                <w:color w:val="FF0000"/>
+                <w:sz w:val="28"/>
+                <w:szCs w:val="32"/>
+                <w:lang w:val="it-IT"/>
+              </w:rPr>
+            </w:pPr>
+            <w:r>
+              <w:rPr>
+                <w:rFonts w:cs="Arial"/>
+                <w:b/>
+                <w:sz w:val="28"/>
+                <w:szCs w:val="32"/>
+                <w:lang w:val="it-IT"/>
+              </w:rPr>
+              <w:t>Panchaati No</w:t>
+            </w:r>
+            <w:r>
+              <w:rPr>
+                <w:rFonts w:cs="Arial"/>
+                <w:b/>
+                <w:szCs w:val="32"/>
+                <w:lang w:val="it-IT"/>
+              </w:rPr>
+              <w:t xml:space="preserve">. - </w:t>
+            </w:r>
+            <w:r>
+              <w:rPr>
+                <w:rFonts w:cs="Arial"/>
+                <w:b/>
+                <w:sz w:val="28"/>
+                <w:szCs w:val="28"/>
+                <w:lang w:val="it-IT"/>
+              </w:rPr>
+              <w:t>18</w:t>
+            </w:r>
+          </w:p>
+        </w:tc>
+        <w:tc>
+          <w:tcPr>
+            <w:tcW w:w="5103" w:type="dxa"/>
+          </w:tcPr>
+          <w:p>
+            <w:pPr>
+              <w:widowControl w:val="0"/>
+              <w:autoSpaceDE w:val="0"/>
+              <w:autoSpaceDN w:val="0"/>
+              <w:adjustRightInd w:val="0"/>
+              <w:spacing w:before="0" w:line="240" w:lineRule="auto"/>
+              <w:rPr>
+                <w:rFonts w:ascii="BRH Malayalam Extra" w:hAnsi="BRH Malayalam Extra" w:cs="BRH Malayalam Extra"/>
+                <w:color w:val="000000"/>
+                <w:sz w:val="40"/>
+                <w:szCs w:val="40"/>
+                <w:lang w:val="it-IT"/>
+              </w:rPr>
+            </w:pPr>
+            <w:r>
+              <w:rPr>
+                <w:rFonts w:ascii="Latha" w:hAnsi="Latha" w:cs="Latha"/>
+                <w:sz w:val="28"/>
+                <w:szCs w:val="28"/>
+                <w:cs/>
+                <w:lang w:bidi="ta-IN"/>
+              </w:rPr>
               <w:t>ச</w:t>
             </w:r>
             <w:r>
@@ -600,7 +2179,7 @@
                 <w:b/>
                 <w:sz w:val="36"/>
                 <w:szCs w:val="28"/>
-                <w:lang w:bidi="ta-IN"/>
+                <w:lang w:val="it-IT" w:bidi="ta-IN"/>
               </w:rPr>
               <w:t>…</w:t>
             </w:r>
@@ -609,7 +2188,7 @@
                 <w:rFonts w:ascii="Latha" w:hAnsi="Latha" w:cs="Latha"/>
                 <w:sz w:val="28"/>
                 <w:szCs w:val="28"/>
-                <w:lang w:bidi="ta-IN"/>
+                <w:lang w:val="it-IT" w:bidi="ta-IN"/>
               </w:rPr>
               <w:t xml:space="preserve"> </w:t>
             </w:r>
@@ -618,6 +2197,175 @@
                 <w:rFonts w:ascii="Latha" w:hAnsi="Latha" w:cs="Latha"/>
                 <w:sz w:val="28"/>
                 <w:szCs w:val="28"/>
+                <w:highlight w:val="yellow"/>
+                <w:cs/>
+                <w:lang w:bidi="ta-IN"/>
+              </w:rPr>
+              <w:t>பேன்</w:t>
+            </w:r>
+            <w:r>
+              <w:rPr>
+                <w:rFonts w:ascii="Latha" w:hAnsi="Latha" w:cs="Latha"/>
+                <w:sz w:val="28"/>
+                <w:szCs w:val="28"/>
+                <w:cs/>
+                <w:lang w:bidi="ta-IN"/>
+              </w:rPr>
+              <w:t>யா</w:t>
+            </w:r>
+            <w:r>
+              <w:rPr>
+                <w:rFonts w:ascii="BRH Tamil Tab Extra" w:hAnsi="BRH Tamil Tab Extra" w:cs="Latha"/>
+                <w:b/>
+                <w:sz w:val="36"/>
+                <w:szCs w:val="28"/>
+                <w:lang w:val="it-IT" w:bidi="ta-IN"/>
+              </w:rPr>
+              <w:t>†</w:t>
+            </w:r>
+            <w:r>
+              <w:rPr>
+                <w:rFonts w:ascii="Latha" w:hAnsi="Latha" w:cs="Latha"/>
+                <w:sz w:val="28"/>
+                <w:szCs w:val="28"/>
+                <w:cs/>
+                <w:lang w:bidi="ta-IN"/>
+              </w:rPr>
+              <w:t>ய</w:t>
+            </w:r>
+            <w:r>
+              <w:rPr>
+                <w:rFonts w:ascii="Latha" w:hAnsi="Latha" w:cs="Latha"/>
+                <w:sz w:val="28"/>
+                <w:szCs w:val="28"/>
+                <w:lang w:val="it-IT" w:bidi="ta-IN"/>
+              </w:rPr>
+              <w:t xml:space="preserve"> | </w:t>
+            </w:r>
+            <w:r>
+              <w:rPr>
+                <w:rFonts w:ascii="Latha" w:hAnsi="Latha" w:cs="Latha"/>
+                <w:sz w:val="28"/>
+                <w:szCs w:val="28"/>
+                <w:highlight w:val="yellow"/>
+                <w:cs/>
+                <w:lang w:bidi="ta-IN"/>
+              </w:rPr>
+              <w:t>பேன்</w:t>
+            </w:r>
+            <w:r>
+              <w:rPr>
+                <w:rFonts w:ascii="Latha" w:hAnsi="Latha" w:cs="Latha"/>
+                <w:sz w:val="28"/>
+                <w:szCs w:val="28"/>
+                <w:cs/>
+                <w:lang w:bidi="ta-IN"/>
+              </w:rPr>
+              <w:t>யா</w:t>
+            </w:r>
+            <w:r>
+              <w:rPr>
+                <w:rFonts w:ascii="BRH Tamil Tab Extra" w:hAnsi="BRH Tamil Tab Extra" w:cs="Latha"/>
+                <w:b/>
+                <w:sz w:val="36"/>
+                <w:szCs w:val="28"/>
+                <w:lang w:val="it-IT" w:bidi="ta-IN"/>
+              </w:rPr>
+              <w:t>†</w:t>
+            </w:r>
+            <w:r>
+              <w:rPr>
+                <w:rFonts w:ascii="Latha" w:hAnsi="Latha" w:cs="Latha"/>
+                <w:sz w:val="28"/>
+                <w:szCs w:val="28"/>
+                <w:cs/>
+                <w:lang w:bidi="ta-IN"/>
+              </w:rPr>
+              <w:t>ய</w:t>
+            </w:r>
+            <w:r>
+              <w:rPr>
+                <w:rFonts w:ascii="Latha" w:hAnsi="Latha" w:cs="Latha"/>
+                <w:sz w:val="28"/>
+                <w:szCs w:val="28"/>
+                <w:lang w:val="it-IT" w:bidi="ta-IN"/>
+              </w:rPr>
+              <w:t xml:space="preserve"> </w:t>
+            </w:r>
+            <w:r>
+              <w:rPr>
+                <w:rFonts w:ascii="Latha" w:hAnsi="Latha" w:cs="Latha"/>
+                <w:sz w:val="28"/>
+                <w:szCs w:val="28"/>
+                <w:cs/>
+                <w:lang w:bidi="ta-IN"/>
+              </w:rPr>
+              <w:t>ச</w:t>
+            </w:r>
+            <w:r>
+              <w:rPr>
+                <w:rFonts w:ascii="Latha" w:hAnsi="Latha" w:cs="Latha"/>
+                <w:sz w:val="28"/>
+                <w:szCs w:val="28"/>
+                <w:lang w:val="it-IT" w:bidi="ta-IN"/>
+              </w:rPr>
+              <w:t xml:space="preserve"> |</w:t>
+            </w:r>
+          </w:p>
+        </w:tc>
+        <w:tc>
+          <w:tcPr>
+            <w:tcW w:w="5386" w:type="dxa"/>
+          </w:tcPr>
+          <w:p>
+            <w:pPr>
+              <w:widowControl w:val="0"/>
+              <w:autoSpaceDE w:val="0"/>
+              <w:autoSpaceDN w:val="0"/>
+              <w:adjustRightInd w:val="0"/>
+              <w:spacing w:before="0" w:line="240" w:lineRule="auto"/>
+              <w:rPr>
+                <w:rFonts w:ascii="BRH Malayalam Extra" w:hAnsi="BRH Malayalam Extra" w:cs="BRH Malayalam Extra"/>
+                <w:color w:val="000000"/>
+                <w:sz w:val="40"/>
+                <w:szCs w:val="40"/>
+                <w:lang w:val="it-IT"/>
+              </w:rPr>
+            </w:pPr>
+            <w:r>
+              <w:rPr>
+                <w:rFonts w:ascii="Latha" w:hAnsi="Latha" w:cs="Latha"/>
+                <w:sz w:val="28"/>
+                <w:szCs w:val="28"/>
+                <w:cs/>
+                <w:lang w:bidi="ta-IN"/>
+              </w:rPr>
+              <w:t>ச</w:t>
+            </w:r>
+            <w:r>
+              <w:rPr>
+                <w:rFonts w:ascii="BRH Tamil Tab Extra" w:hAnsi="BRH Tamil Tab Extra" w:cs="Latha"/>
+                <w:b/>
+                <w:sz w:val="36"/>
+                <w:szCs w:val="28"/>
+                <w:lang w:val="it-IT" w:bidi="ta-IN"/>
+              </w:rPr>
+              <w:t>…</w:t>
+            </w:r>
+            <w:r>
+              <w:rPr>
+                <w:rFonts w:ascii="Latha" w:hAnsi="Latha" w:cs="Latha"/>
+                <w:sz w:val="28"/>
+                <w:szCs w:val="28"/>
+                <w:lang w:val="it-IT" w:bidi="ta-IN"/>
+              </w:rPr>
+              <w:t xml:space="preserve"> </w:t>
+            </w:r>
+            <w:r>
+              <w:rPr>
+                <w:rFonts w:ascii="Latha" w:hAnsi="Latha" w:cs="Latha"/>
+                <w:sz w:val="28"/>
+                <w:szCs w:val="28"/>
                 <w:highlight w:val="green"/>
                 <w:cs/>
                 <w:lang w:bidi="ta-IN"/>
@@ -664,7 +2412,7 @@
                 <w:b/>
                 <w:sz w:val="36"/>
                 <w:szCs w:val="28"/>
-                <w:lang w:bidi="ta-IN"/>
+                <w:lang w:val="it-IT" w:bidi="ta-IN"/>
               </w:rPr>
               <w:t>†</w:t>
             </w:r>
@@ -683,7 +2431,7 @@
                 <w:rFonts w:ascii="Latha" w:hAnsi="Latha" w:cs="Latha"/>
                 <w:sz w:val="28"/>
                 <w:szCs w:val="28"/>
-                <w:lang w:bidi="ta-IN"/>
+                <w:lang w:val="it-IT" w:bidi="ta-IN"/>
               </w:rPr>
               <w:t xml:space="preserve"> | </w:t>
             </w:r>
@@ -738,7 +2486,7 @@
                 <w:b/>
                 <w:sz w:val="36"/>
                 <w:szCs w:val="28"/>
-                <w:lang w:bidi="ta-IN"/>
+                <w:lang w:val="it-IT" w:bidi="ta-IN"/>
               </w:rPr>
               <w:t>†</w:t>
             </w:r>
@@ -757,7 +2505,7 @@
                 <w:rFonts w:ascii="Latha" w:hAnsi="Latha" w:cs="Latha"/>
                 <w:sz w:val="28"/>
                 <w:szCs w:val="28"/>
-                <w:lang w:bidi="ta-IN"/>
+                <w:lang w:val="it-IT" w:bidi="ta-IN"/>
               </w:rPr>
               <w:t xml:space="preserve"> </w:t>
             </w:r>
@@ -776,7 +2524,7 @@
                 <w:rFonts w:ascii="Latha" w:hAnsi="Latha" w:cs="Latha"/>
                 <w:sz w:val="28"/>
                 <w:szCs w:val="28"/>
-                <w:lang w:bidi="ta-IN"/>
+                <w:lang w:val="it-IT" w:bidi="ta-IN"/>
               </w:rPr>
               <w:t xml:space="preserve"> |</w:t>
             </w:r>
@@ -1344,6 +3092,7 @@
                 <w:sz w:val="32"/>
                 <w:szCs w:val="32"/>
               </w:rPr>
+              <w:lastRenderedPageBreak/>
               <w:t>Section, Paragraph</w:t>
             </w:r>
           </w:p>
@@ -3402,6 +5151,7 @@
                 <w:cs/>
                 <w:lang w:bidi="ta-IN"/>
               </w:rPr>
+              <w:lastRenderedPageBreak/>
               <w:t>இஷு</w:t>
             </w:r>
             <w:r>
@@ -3517,6 +5267,7 @@
                 <w:cs/>
                 <w:lang w:bidi="ta-IN"/>
               </w:rPr>
+              <w:lastRenderedPageBreak/>
               <w:t>நமோ</w:t>
             </w:r>
             <w:r>
@@ -3744,23 +5495,7 @@
                 <w:b/>
                 <w:bCs/>
               </w:rPr>
-              <w:t>(</w:t>
-            </w:r>
-            <w:proofErr w:type="spellStart"/>
-            <w:r>
-              <w:rPr>
-                <w:b/>
-                <w:bCs/>
-              </w:rPr>
-              <w:t>visargam</w:t>
-            </w:r>
-            <w:proofErr w:type="spellEnd"/>
-            <w:r>
-              <w:rPr>
-                <w:b/>
-                <w:bCs/>
-              </w:rPr>
-              <w:t xml:space="preserve"> removed)</w:t>
+              <w:t>(visargam removed)</w:t>
             </w:r>
           </w:p>
         </w:tc>
@@ -4631,21 +6366,12 @@
               </w:rPr>
               <w:t xml:space="preserve"> </w:t>
             </w:r>
-            <w:proofErr w:type="spellStart"/>
-            <w:r>
-              <w:rPr>
-                <w:b/>
-                <w:bCs/>
-              </w:rPr>
-              <w:t>visargam</w:t>
-            </w:r>
-            <w:proofErr w:type="spellEnd"/>
-            <w:r>
-              <w:rPr>
-                <w:b/>
-                <w:bCs/>
-              </w:rPr>
-              <w:t xml:space="preserve"> removed)</w:t>
+            <w:r>
+              <w:rPr>
+                <w:b/>
+                <w:bCs/>
+              </w:rPr>
+              <w:t>visargam removed)</w:t>
             </w:r>
           </w:p>
         </w:tc>
@@ -4723,16 +6449,7 @@
           <w:bCs/>
           <w:sz w:val="32"/>
         </w:rPr>
-        <w:t xml:space="preserve">replaced </w:t>
-      </w:r>
-      <w:proofErr w:type="gramStart"/>
-      <w:r>
-        <w:rPr>
-          <w:b/>
-          <w:bCs/>
-          <w:sz w:val="32"/>
-        </w:rPr>
-        <w:t>with</w:t>
+        <w:t>replaced with</w:t>
       </w:r>
       <w:r>
         <w:rPr>
@@ -4754,7 +6471,6 @@
         </w:rPr>
         <w:t>"</w:t>
       </w:r>
-      <w:proofErr w:type="gramEnd"/>
       <w:r>
         <w:rPr>
           <w:rFonts w:ascii="Latha" w:hAnsi="Latha" w:cs="Latha"/>
@@ -5272,7 +6988,7 @@
 </file>
 
 <file path=word/endnotes.xml><?xml version="1.0" encoding="utf-8"?>
-<w:endnotes xmlns:wpc="http://schemas.microsoft.com/office/word/2010/wordprocessingCanvas" xmlns:cx="http://schemas.microsoft.com/office/drawing/2014/chartex" xmlns:cx1="http://schemas.microsoft.com/office/drawing/2015/9/8/chartex" xmlns:cx2="http://schemas.microsoft.com/office/drawing/2015/10/21/chartex" xmlns:cx3="http://schemas.microsoft.com/office/drawing/2016/5/9/chartex" xmlns:cx4="http://schemas.microsoft.com/office/drawing/2016/5/10/chartex" xmlns:cx5="http://schemas.microsoft.com/office/drawing/2016/5/11/chartex" xmlns:cx6="http://schemas.microsoft.com/office/drawing/2016/5/12/chartex" xmlns:cx7="http://schemas.microsoft.com/office/drawing/2016/5/13/chartex" xmlns:cx8="http://schemas.microsoft.com/office/drawing/2016/5/14/chartex" xmlns:mc="http://schemas.openxmlformats.org/markup-compatibility/2006" xmlns:aink="http://schemas.microsoft.com/office/drawing/2016/ink" xmlns:am3d="http://schemas.microsoft.com/office/drawing/2017/model3d" xmlns:o="urn:schemas-microsoft-com:office:office" xmlns:oel="http://schemas.microsoft.com/office/2019/extlst" xmlns:r="http://schemas.openxmlformats.org/officeDocument/2006/relationships" xmlns:m="http://schemas.openxmlformats.org/officeDocument/2006/math" xmlns:v="urn:schemas-microsoft-com:vml" xmlns:wp14="http://schemas.microsoft.com/office/word/2010/wordprocessingDrawing" xmlns:wp="http://schemas.openxmlformats.org/drawingml/2006/wordprocessingDrawing" xmlns:w10="urn:schemas-microsoft-com:office:word" xmlns:w="http://schemas.openxmlformats.org/wordprocessingml/2006/main" xmlns:w14="http://schemas.microsoft.com/office/word/2010/wordml" xmlns:w15="http://schemas.microsoft.com/office/word/2012/wordml" xmlns:w16cei="http://schemas.microsoft.com/office/word/2026/wordml/cei" xmlns:w16cex="http://schemas.microsoft.com/office/word/2018/wordml/cex" xmlns:w16cid="http://schemas.microsoft.com/office/word/2016/wordml/cid" xmlns:w16="http://schemas.microsoft.com/office/word/2018/wordml" xmlns:w16du="http://schemas.microsoft.com/office/word/2023/wordml/word16du" xmlns:w16sdtdh="http://schemas.microsoft.com/office/word/2020/wordml/sdtdatahash" xmlns:w16sdtfl="http://schemas.microsoft.com/office/word/2024/wordml/sdtformatlock" xmlns:w16se="http://schemas.microsoft.com/office/word/2015/wordml/symex" xmlns:wpg="http://schemas.microsoft.com/office/word/2010/wordprocessingGroup" xmlns:wpi="http://schemas.microsoft.com/office/word/2010/wordprocessingInk" xmlns:wne="http://schemas.microsoft.com/office/word/2006/wordml" xmlns:wps="http://schemas.microsoft.com/office/word/2010/wordprocessingShape" mc:Ignorable="w14 w15 w16se w16cid w16 w16cex w16sdtdh w16sdtfl w16du wp14">
+<w:endnotes xmlns:wpc="http://schemas.microsoft.com/office/word/2010/wordprocessingCanvas" xmlns:cx="http://schemas.microsoft.com/office/drawing/2014/chartex" xmlns:cx1="http://schemas.microsoft.com/office/drawing/2015/9/8/chartex" xmlns:cx2="http://schemas.microsoft.com/office/drawing/2015/10/21/chartex" xmlns:cx3="http://schemas.microsoft.com/office/drawing/2016/5/9/chartex" xmlns:cx4="http://schemas.microsoft.com/office/drawing/2016/5/10/chartex" xmlns:cx5="http://schemas.microsoft.com/office/drawing/2016/5/11/chartex" xmlns:cx6="http://schemas.microsoft.com/office/drawing/2016/5/12/chartex" xmlns:cx7="http://schemas.microsoft.com/office/drawing/2016/5/13/chartex" xmlns:cx8="http://schemas.microsoft.com/office/drawing/2016/5/14/chartex" xmlns:mc="http://schemas.openxmlformats.org/markup-compatibility/2006" xmlns:aink="http://schemas.microsoft.com/office/drawing/2016/ink" xmlns:am3d="http://schemas.microsoft.com/office/drawing/2017/model3d" xmlns:o="urn:schemas-microsoft-com:office:office" xmlns:oel="http://schemas.microsoft.com/office/2019/extlst" xmlns:r="http://schemas.openxmlformats.org/officeDocument/2006/relationships" xmlns:m="http://schemas.openxmlformats.org/officeDocument/2006/math" xmlns:v="urn:schemas-microsoft-com:vml" xmlns:wp14="http://schemas.microsoft.com/office/word/2010/wordprocessingDrawing" xmlns:wp="http://schemas.openxmlformats.org/drawingml/2006/wordprocessingDrawing" xmlns:w10="urn:schemas-microsoft-com:office:word" xmlns:w="http://schemas.openxmlformats.org/wordprocessingml/2006/main" xmlns:w14="http://schemas.microsoft.com/office/word/2010/wordml" xmlns:w15="http://schemas.microsoft.com/office/word/2012/wordml" xmlns:w16cex="http://schemas.microsoft.com/office/word/2018/wordml/cex" xmlns:w16cid="http://schemas.microsoft.com/office/word/2016/wordml/cid" xmlns:w16="http://schemas.microsoft.com/office/word/2018/wordml" xmlns:w16du="http://schemas.microsoft.com/office/word/2023/wordml/word16du" xmlns:w16sdtdh="http://schemas.microsoft.com/office/word/2020/wordml/sdtdatahash" xmlns:w16sdtfl="http://schemas.microsoft.com/office/word/2024/wordml/sdtformatlock" xmlns:w16se="http://schemas.microsoft.com/office/word/2015/wordml/symex" xmlns:wpg="http://schemas.microsoft.com/office/word/2010/wordprocessingGroup" xmlns:wpi="http://schemas.microsoft.com/office/word/2010/wordprocessingInk" xmlns:wne="http://schemas.microsoft.com/office/word/2006/wordml" xmlns:wps="http://schemas.microsoft.com/office/word/2010/wordprocessingShape" mc:Ignorable="w14 w15 w16se w16cid w16 w16cex w16sdtdh w16sdtfl w16du wp14">
   <w:endnote w:type="separator" w:id="-1">
     <w:p>
       <w:pPr>
@@ -5297,7 +7013,7 @@
 </file>
 
 <file path=word/footer1.xml><?xml version="1.0" encoding="utf-8"?>
-<w:ftr xmlns:wpc="http://schemas.microsoft.com/office/word/2010/wordprocessingCanvas" xmlns:cx="http://schemas.microsoft.com/office/drawing/2014/chartex" xmlns:cx1="http://schemas.microsoft.com/office/drawing/2015/9/8/chartex" xmlns:cx2="http://schemas.microsoft.com/office/drawing/2015/10/21/chartex" xmlns:cx3="http://schemas.microsoft.com/office/drawing/2016/5/9/chartex" xmlns:cx4="http://schemas.microsoft.com/office/drawing/2016/5/10/chartex" xmlns:cx5="http://schemas.microsoft.com/office/drawing/2016/5/11/chartex" xmlns:cx6="http://schemas.microsoft.com/office/drawing/2016/5/12/chartex" xmlns:cx7="http://schemas.microsoft.com/office/drawing/2016/5/13/chartex" xmlns:cx8="http://schemas.microsoft.com/office/drawing/2016/5/14/chartex" xmlns:mc="http://schemas.openxmlformats.org/markup-compatibility/2006" xmlns:aink="http://schemas.microsoft.com/office/drawing/2016/ink" xmlns:am3d="http://schemas.microsoft.com/office/drawing/2017/model3d" xmlns:o="urn:schemas-microsoft-com:office:office" xmlns:oel="http://schemas.microsoft.com/office/2019/extlst" xmlns:r="http://schemas.openxmlformats.org/officeDocument/2006/relationships" xmlns:m="http://schemas.openxmlformats.org/officeDocument/2006/math" xmlns:v="urn:schemas-microsoft-com:vml" xmlns:wp14="http://schemas.microsoft.com/office/word/2010/wordprocessingDrawing" xmlns:wp="http://schemas.openxmlformats.org/drawingml/2006/wordprocessingDrawing" xmlns:w10="urn:schemas-microsoft-com:office:word" xmlns:w="http://schemas.openxmlformats.org/wordprocessingml/2006/main" xmlns:w14="http://schemas.microsoft.com/office/word/2010/wordml" xmlns:w15="http://schemas.microsoft.com/office/word/2012/wordml" xmlns:w16cei="http://schemas.microsoft.com/office/word/2026/wordml/cei" xmlns:w16cex="http://schemas.microsoft.com/office/word/2018/wordml/cex" xmlns:w16cid="http://schemas.microsoft.com/office/word/2016/wordml/cid" xmlns:w16="http://schemas.microsoft.com/office/word/2018/wordml" xmlns:w16du="http://schemas.microsoft.com/office/word/2023/wordml/word16du" xmlns:w16sdtdh="http://schemas.microsoft.com/office/word/2020/wordml/sdtdatahash" xmlns:w16sdtfl="http://schemas.microsoft.com/office/word/2024/wordml/sdtformatlock" xmlns:w16se="http://schemas.microsoft.com/office/word/2015/wordml/symex" xmlns:wpg="http://schemas.microsoft.com/office/word/2010/wordprocessingGroup" xmlns:wpi="http://schemas.microsoft.com/office/word/2010/wordprocessingInk" xmlns:wne="http://schemas.microsoft.com/office/word/2006/wordml" xmlns:wps="http://schemas.microsoft.com/office/word/2010/wordprocessingShape" mc:Ignorable="w14 w15 w16se w16cid w16 w16cex w16sdtdh w16sdtfl w16du wp14">
+<w:ftr xmlns:wpc="http://schemas.microsoft.com/office/word/2010/wordprocessingCanvas" xmlns:cx="http://schemas.microsoft.com/office/drawing/2014/chartex" xmlns:cx1="http://schemas.microsoft.com/office/drawing/2015/9/8/chartex" xmlns:cx2="http://schemas.microsoft.com/office/drawing/2015/10/21/chartex" xmlns:cx3="http://schemas.microsoft.com/office/drawing/2016/5/9/chartex" xmlns:cx4="http://schemas.microsoft.com/office/drawing/2016/5/10/chartex" xmlns:cx5="http://schemas.microsoft.com/office/drawing/2016/5/11/chartex" xmlns:cx6="http://schemas.microsoft.com/office/drawing/2016/5/12/chartex" xmlns:cx7="http://schemas.microsoft.com/office/drawing/2016/5/13/chartex" xmlns:cx8="http://schemas.microsoft.com/office/drawing/2016/5/14/chartex" xmlns:mc="http://schemas.openxmlformats.org/markup-compatibility/2006" xmlns:aink="http://schemas.microsoft.com/office/drawing/2016/ink" xmlns:am3d="http://schemas.microsoft.com/office/drawing/2017/model3d" xmlns:o="urn:schemas-microsoft-com:office:office" xmlns:oel="http://schemas.microsoft.com/office/2019/extlst" xmlns:r="http://schemas.openxmlformats.org/officeDocument/2006/relationships" xmlns:m="http://schemas.openxmlformats.org/officeDocument/2006/math" xmlns:v="urn:schemas-microsoft-com:vml" xmlns:wp14="http://schemas.microsoft.com/office/word/2010/wordprocessingDrawing" xmlns:wp="http://schemas.openxmlformats.org/drawingml/2006/wordprocessingDrawing" xmlns:w10="urn:schemas-microsoft-com:office:word" xmlns:w="http://schemas.openxmlformats.org/wordprocessingml/2006/main" xmlns:w14="http://schemas.microsoft.com/office/word/2010/wordml" xmlns:w15="http://schemas.microsoft.com/office/word/2012/wordml" xmlns:w16cex="http://schemas.microsoft.com/office/word/2018/wordml/cex" xmlns:w16cid="http://schemas.microsoft.com/office/word/2016/wordml/cid" xmlns:w16="http://schemas.microsoft.com/office/word/2018/wordml" xmlns:w16du="http://schemas.microsoft.com/office/word/2023/wordml/word16du" xmlns:w16sdtdh="http://schemas.microsoft.com/office/word/2020/wordml/sdtdatahash" xmlns:w16sdtfl="http://schemas.microsoft.com/office/word/2024/wordml/sdtformatlock" xmlns:w16se="http://schemas.microsoft.com/office/word/2015/wordml/symex" xmlns:wpg="http://schemas.microsoft.com/office/word/2010/wordprocessingGroup" xmlns:wpi="http://schemas.microsoft.com/office/word/2010/wordprocessingInk" xmlns:wne="http://schemas.microsoft.com/office/word/2006/wordml" xmlns:wps="http://schemas.microsoft.com/office/word/2010/wordprocessingShape" mc:Ignorable="w14 w15 w16se w16cid w16 w16cex w16sdtdh w16sdtfl w16du wp14">
   <w:p>
     <w:pPr>
       <w:pBdr>
@@ -5503,7 +7219,7 @@
 </file>
 
 <file path=word/footer2.xml><?xml version="1.0" encoding="utf-8"?>
-<w:ftr xmlns:wpc="http://schemas.microsoft.com/office/word/2010/wordprocessingCanvas" xmlns:cx="http://schemas.microsoft.com/office/drawing/2014/chartex" xmlns:cx1="http://schemas.microsoft.com/office/drawing/2015/9/8/chartex" xmlns:cx2="http://schemas.microsoft.com/office/drawing/2015/10/21/chartex" xmlns:cx3="http://schemas.microsoft.com/office/drawing/2016/5/9/chartex" xmlns:cx4="http://schemas.microsoft.com/office/drawing/2016/5/10/chartex" xmlns:cx5="http://schemas.microsoft.com/office/drawing/2016/5/11/chartex" xmlns:cx6="http://schemas.microsoft.com/office/drawing/2016/5/12/chartex" xmlns:cx7="http://schemas.microsoft.com/office/drawing/2016/5/13/chartex" xmlns:cx8="http://schemas.microsoft.com/office/drawing/2016/5/14/chartex" xmlns:mc="http://schemas.openxmlformats.org/markup-compatibility/2006" xmlns:aink="http://schemas.microsoft.com/office/drawing/2016/ink" xmlns:am3d="http://schemas.microsoft.com/office/drawing/2017/model3d" xmlns:o="urn:schemas-microsoft-com:office:office" xmlns:oel="http://schemas.microsoft.com/office/2019/extlst" xmlns:r="http://schemas.openxmlformats.org/officeDocument/2006/relationships" xmlns:m="http://schemas.openxmlformats.org/officeDocument/2006/math" xmlns:v="urn:schemas-microsoft-com:vml" xmlns:wp14="http://schemas.microsoft.com/office/word/2010/wordprocessingDrawing" xmlns:wp="http://schemas.openxmlformats.org/drawingml/2006/wordprocessingDrawing" xmlns:w10="urn:schemas-microsoft-com:office:word" xmlns:w="http://schemas.openxmlformats.org/wordprocessingml/2006/main" xmlns:w14="http://schemas.microsoft.com/office/word/2010/wordml" xmlns:w15="http://schemas.microsoft.com/office/word/2012/wordml" xmlns:w16cei="http://schemas.microsoft.com/office/word/2026/wordml/cei" xmlns:w16cex="http://schemas.microsoft.com/office/word/2018/wordml/cex" xmlns:w16cid="http://schemas.microsoft.com/office/word/2016/wordml/cid" xmlns:w16="http://schemas.microsoft.com/office/word/2018/wordml" xmlns:w16du="http://schemas.microsoft.com/office/word/2023/wordml/word16du" xmlns:w16sdtdh="http://schemas.microsoft.com/office/word/2020/wordml/sdtdatahash" xmlns:w16sdtfl="http://schemas.microsoft.com/office/word/2024/wordml/sdtformatlock" xmlns:w16se="http://schemas.microsoft.com/office/word/2015/wordml/symex" xmlns:wpg="http://schemas.microsoft.com/office/word/2010/wordprocessingGroup" xmlns:wpi="http://schemas.microsoft.com/office/word/2010/wordprocessingInk" xmlns:wne="http://schemas.microsoft.com/office/word/2006/wordml" xmlns:wps="http://schemas.microsoft.com/office/word/2010/wordprocessingShape" mc:Ignorable="w14 w15 w16se w16cid w16 w16cex w16sdtdh w16sdtfl w16du wp14">
+<w:ftr xmlns:wpc="http://schemas.microsoft.com/office/word/2010/wordprocessingCanvas" xmlns:cx="http://schemas.microsoft.com/office/drawing/2014/chartex" xmlns:cx1="http://schemas.microsoft.com/office/drawing/2015/9/8/chartex" xmlns:cx2="http://schemas.microsoft.com/office/drawing/2015/10/21/chartex" xmlns:cx3="http://schemas.microsoft.com/office/drawing/2016/5/9/chartex" xmlns:cx4="http://schemas.microsoft.com/office/drawing/2016/5/10/chartex" xmlns:cx5="http://schemas.microsoft.com/office/drawing/2016/5/11/chartex" xmlns:cx6="http://schemas.microsoft.com/office/drawing/2016/5/12/chartex" xmlns:cx7="http://schemas.microsoft.com/office/drawing/2016/5/13/chartex" xmlns:cx8="http://schemas.microsoft.com/office/drawing/2016/5/14/chartex" xmlns:mc="http://schemas.openxmlformats.org/markup-compatibility/2006" xmlns:aink="http://schemas.microsoft.com/office/drawing/2016/ink" xmlns:am3d="http://schemas.microsoft.com/office/drawing/2017/model3d" xmlns:o="urn:schemas-microsoft-com:office:office" xmlns:oel="http://schemas.microsoft.com/office/2019/extlst" xmlns:r="http://schemas.openxmlformats.org/officeDocument/2006/relationships" xmlns:m="http://schemas.openxmlformats.org/officeDocument/2006/math" xmlns:v="urn:schemas-microsoft-com:vml" xmlns:wp14="http://schemas.microsoft.com/office/word/2010/wordprocessingDrawing" xmlns:wp="http://schemas.openxmlformats.org/drawingml/2006/wordprocessingDrawing" xmlns:w10="urn:schemas-microsoft-com:office:word" xmlns:w="http://schemas.openxmlformats.org/wordprocessingml/2006/main" xmlns:w14="http://schemas.microsoft.com/office/word/2010/wordml" xmlns:w15="http://schemas.microsoft.com/office/word/2012/wordml" xmlns:w16cex="http://schemas.microsoft.com/office/word/2018/wordml/cex" xmlns:w16cid="http://schemas.microsoft.com/office/word/2016/wordml/cid" xmlns:w16="http://schemas.microsoft.com/office/word/2018/wordml" xmlns:w16du="http://schemas.microsoft.com/office/word/2023/wordml/word16du" xmlns:w16sdtdh="http://schemas.microsoft.com/office/word/2020/wordml/sdtdatahash" xmlns:w16sdtfl="http://schemas.microsoft.com/office/word/2024/wordml/sdtformatlock" xmlns:w16se="http://schemas.microsoft.com/office/word/2015/wordml/symex" xmlns:wpg="http://schemas.microsoft.com/office/word/2010/wordprocessingGroup" xmlns:wpi="http://schemas.microsoft.com/office/word/2010/wordprocessingInk" xmlns:wne="http://schemas.microsoft.com/office/word/2006/wordml" xmlns:wps="http://schemas.microsoft.com/office/word/2010/wordprocessingShape" mc:Ignorable="w14 w15 w16se w16cid w16 w16cex w16sdtdh w16sdtfl w16du wp14">
   <w:p>
     <w:pPr>
       <w:pBdr>
@@ -5712,7 +7428,7 @@
 </file>
 
 <file path=word/footer3.xml><?xml version="1.0" encoding="utf-8"?>
-<w:ftr xmlns:wpc="http://schemas.microsoft.com/office/word/2010/wordprocessingCanvas" xmlns:cx="http://schemas.microsoft.com/office/drawing/2014/chartex" xmlns:cx1="http://schemas.microsoft.com/office/drawing/2015/9/8/chartex" xmlns:cx2="http://schemas.microsoft.com/office/drawing/2015/10/21/chartex" xmlns:cx3="http://schemas.microsoft.com/office/drawing/2016/5/9/chartex" xmlns:cx4="http://schemas.microsoft.com/office/drawing/2016/5/10/chartex" xmlns:cx5="http://schemas.microsoft.com/office/drawing/2016/5/11/chartex" xmlns:cx6="http://schemas.microsoft.com/office/drawing/2016/5/12/chartex" xmlns:cx7="http://schemas.microsoft.com/office/drawing/2016/5/13/chartex" xmlns:cx8="http://schemas.microsoft.com/office/drawing/2016/5/14/chartex" xmlns:mc="http://schemas.openxmlformats.org/markup-compatibility/2006" xmlns:aink="http://schemas.microsoft.com/office/drawing/2016/ink" xmlns:am3d="http://schemas.microsoft.com/office/drawing/2017/model3d" xmlns:o="urn:schemas-microsoft-com:office:office" xmlns:oel="http://schemas.microsoft.com/office/2019/extlst" xmlns:r="http://schemas.openxmlformats.org/officeDocument/2006/relationships" xmlns:m="http://schemas.openxmlformats.org/officeDocument/2006/math" xmlns:v="urn:schemas-microsoft-com:vml" xmlns:wp14="http://schemas.microsoft.com/office/word/2010/wordprocessingDrawing" xmlns:wp="http://schemas.openxmlformats.org/drawingml/2006/wordprocessingDrawing" xmlns:w10="urn:schemas-microsoft-com:office:word" xmlns:w="http://schemas.openxmlformats.org/wordprocessingml/2006/main" xmlns:w14="http://schemas.microsoft.com/office/word/2010/wordml" xmlns:w15="http://schemas.microsoft.com/office/word/2012/wordml" xmlns:w16cei="http://schemas.microsoft.com/office/word/2026/wordml/cei" xmlns:w16cex="http://schemas.microsoft.com/office/word/2018/wordml/cex" xmlns:w16cid="http://schemas.microsoft.com/office/word/2016/wordml/cid" xmlns:w16="http://schemas.microsoft.com/office/word/2018/wordml" xmlns:w16du="http://schemas.microsoft.com/office/word/2023/wordml/word16du" xmlns:w16sdtdh="http://schemas.microsoft.com/office/word/2020/wordml/sdtdatahash" xmlns:w16sdtfl="http://schemas.microsoft.com/office/word/2024/wordml/sdtformatlock" xmlns:w16se="http://schemas.microsoft.com/office/word/2015/wordml/symex" xmlns:wpg="http://schemas.microsoft.com/office/word/2010/wordprocessingGroup" xmlns:wpi="http://schemas.microsoft.com/office/word/2010/wordprocessingInk" xmlns:wne="http://schemas.microsoft.com/office/word/2006/wordml" xmlns:wps="http://schemas.microsoft.com/office/word/2010/wordprocessingShape" mc:Ignorable="w14 w15 w16se w16cid w16 w16cex w16sdtdh w16sdtfl w16du wp14">
+<w:ftr xmlns:wpc="http://schemas.microsoft.com/office/word/2010/wordprocessingCanvas" xmlns:cx="http://schemas.microsoft.com/office/drawing/2014/chartex" xmlns:cx1="http://schemas.microsoft.com/office/drawing/2015/9/8/chartex" xmlns:cx2="http://schemas.microsoft.com/office/drawing/2015/10/21/chartex" xmlns:cx3="http://schemas.microsoft.com/office/drawing/2016/5/9/chartex" xmlns:cx4="http://schemas.microsoft.com/office/drawing/2016/5/10/chartex" xmlns:cx5="http://schemas.microsoft.com/office/drawing/2016/5/11/chartex" xmlns:cx6="http://schemas.microsoft.com/office/drawing/2016/5/12/chartex" xmlns:cx7="http://schemas.microsoft.com/office/drawing/2016/5/13/chartex" xmlns:cx8="http://schemas.microsoft.com/office/drawing/2016/5/14/chartex" xmlns:mc="http://schemas.openxmlformats.org/markup-compatibility/2006" xmlns:aink="http://schemas.microsoft.com/office/drawing/2016/ink" xmlns:am3d="http://schemas.microsoft.com/office/drawing/2017/model3d" xmlns:o="urn:schemas-microsoft-com:office:office" xmlns:oel="http://schemas.microsoft.com/office/2019/extlst" xmlns:r="http://schemas.openxmlformats.org/officeDocument/2006/relationships" xmlns:m="http://schemas.openxmlformats.org/officeDocument/2006/math" xmlns:v="urn:schemas-microsoft-com:vml" xmlns:wp14="http://schemas.microsoft.com/office/word/2010/wordprocessingDrawing" xmlns:wp="http://schemas.openxmlformats.org/drawingml/2006/wordprocessingDrawing" xmlns:w10="urn:schemas-microsoft-com:office:word" xmlns:w="http://schemas.openxmlformats.org/wordprocessingml/2006/main" xmlns:w14="http://schemas.microsoft.com/office/word/2010/wordml" xmlns:w15="http://schemas.microsoft.com/office/word/2012/wordml" xmlns:w16cex="http://schemas.microsoft.com/office/word/2018/wordml/cex" xmlns:w16cid="http://schemas.microsoft.com/office/word/2016/wordml/cid" xmlns:w16="http://schemas.microsoft.com/office/word/2018/wordml" xmlns:w16du="http://schemas.microsoft.com/office/word/2023/wordml/word16du" xmlns:w16sdtdh="http://schemas.microsoft.com/office/word/2020/wordml/sdtdatahash" xmlns:w16sdtfl="http://schemas.microsoft.com/office/word/2024/wordml/sdtformatlock" xmlns:w16se="http://schemas.microsoft.com/office/word/2015/wordml/symex" xmlns:wpg="http://schemas.microsoft.com/office/word/2010/wordprocessingGroup" xmlns:wpi="http://schemas.microsoft.com/office/word/2010/wordprocessingInk" xmlns:wne="http://schemas.microsoft.com/office/word/2006/wordml" xmlns:wps="http://schemas.microsoft.com/office/word/2010/wordprocessingShape" mc:Ignorable="w14 w15 w16se w16cid w16 w16cex w16sdtdh w16sdtfl w16du wp14">
   <w:p>
     <w:pPr>
       <w:pStyle w:val="Footer"/>
@@ -5722,7 +7438,7 @@
 </file>
 
 <file path=word/footnotes.xml><?xml version="1.0" encoding="utf-8"?>
-<w:footnotes xmlns:wpc="http://schemas.microsoft.com/office/word/2010/wordprocessingCanvas" xmlns:cx="http://schemas.microsoft.com/office/drawing/2014/chartex" xmlns:cx1="http://schemas.microsoft.com/office/drawing/2015/9/8/chartex" xmlns:cx2="http://schemas.microsoft.com/office/drawing/2015/10/21/chartex" xmlns:cx3="http://schemas.microsoft.com/office/drawing/2016/5/9/chartex" xmlns:cx4="http://schemas.microsoft.com/office/drawing/2016/5/10/chartex" xmlns:cx5="http://schemas.microsoft.com/office/drawing/2016/5/11/chartex" xmlns:cx6="http://schemas.microsoft.com/office/drawing/2016/5/12/chartex" xmlns:cx7="http://schemas.microsoft.com/office/drawing/2016/5/13/chartex" xmlns:cx8="http://schemas.microsoft.com/office/drawing/2016/5/14/chartex" xmlns:mc="http://schemas.openxmlformats.org/markup-compatibility/2006" xmlns:aink="http://schemas.microsoft.com/office/drawing/2016/ink" xmlns:am3d="http://schemas.microsoft.com/office/drawing/2017/model3d" xmlns:o="urn:schemas-microsoft-com:office:office" xmlns:oel="http://schemas.microsoft.com/office/2019/extlst" xmlns:r="http://schemas.openxmlformats.org/officeDocument/2006/relationships" xmlns:m="http://schemas.openxmlformats.org/officeDocument/2006/math" xmlns:v="urn:schemas-microsoft-com:vml" xmlns:wp14="http://schemas.microsoft.com/office/word/2010/wordprocessingDrawing" xmlns:wp="http://schemas.openxmlformats.org/drawingml/2006/wordprocessingDrawing" xmlns:w10="urn:schemas-microsoft-com:office:word" xmlns:w="http://schemas.openxmlformats.org/wordprocessingml/2006/main" xmlns:w14="http://schemas.microsoft.com/office/word/2010/wordml" xmlns:w15="http://schemas.microsoft.com/office/word/2012/wordml" xmlns:w16cei="http://schemas.microsoft.com/office/word/2026/wordml/cei" xmlns:w16cex="http://schemas.microsoft.com/office/word/2018/wordml/cex" xmlns:w16cid="http://schemas.microsoft.com/office/word/2016/wordml/cid" xmlns:w16="http://schemas.microsoft.com/office/word/2018/wordml" xmlns:w16du="http://schemas.microsoft.com/office/word/2023/wordml/word16du" xmlns:w16sdtdh="http://schemas.microsoft.com/office/word/2020/wordml/sdtdatahash" xmlns:w16sdtfl="http://schemas.microsoft.com/office/word/2024/wordml/sdtformatlock" xmlns:w16se="http://schemas.microsoft.com/office/word/2015/wordml/symex" xmlns:wpg="http://schemas.microsoft.com/office/word/2010/wordprocessingGroup" xmlns:wpi="http://schemas.microsoft.com/office/word/2010/wordprocessingInk" xmlns:wne="http://schemas.microsoft.com/office/word/2006/wordml" xmlns:wps="http://schemas.microsoft.com/office/word/2010/wordprocessingShape" mc:Ignorable="w14 w15 w16se w16cid w16 w16cex w16sdtdh w16sdtfl w16du wp14">
+<w:footnotes xmlns:wpc="http://schemas.microsoft.com/office/word/2010/wordprocessingCanvas" xmlns:cx="http://schemas.microsoft.com/office/drawing/2014/chartex" xmlns:cx1="http://schemas.microsoft.com/office/drawing/2015/9/8/chartex" xmlns:cx2="http://schemas.microsoft.com/office/drawing/2015/10/21/chartex" xmlns:cx3="http://schemas.microsoft.com/office/drawing/2016/5/9/chartex" xmlns:cx4="http://schemas.microsoft.com/office/drawing/2016/5/10/chartex" xmlns:cx5="http://schemas.microsoft.com/office/drawing/2016/5/11/chartex" xmlns:cx6="http://schemas.microsoft.com/office/drawing/2016/5/12/chartex" xmlns:cx7="http://schemas.microsoft.com/office/drawing/2016/5/13/chartex" xmlns:cx8="http://schemas.microsoft.com/office/drawing/2016/5/14/chartex" xmlns:mc="http://schemas.openxmlformats.org/markup-compatibility/2006" xmlns:aink="http://schemas.microsoft.com/office/drawing/2016/ink" xmlns:am3d="http://schemas.microsoft.com/office/drawing/2017/model3d" xmlns:o="urn:schemas-microsoft-com:office:office" xmlns:oel="http://schemas.microsoft.com/office/2019/extlst" xmlns:r="http://schemas.openxmlformats.org/officeDocument/2006/relationships" xmlns:m="http://schemas.openxmlformats.org/officeDocument/2006/math" xmlns:v="urn:schemas-microsoft-com:vml" xmlns:wp14="http://schemas.microsoft.com/office/word/2010/wordprocessingDrawing" xmlns:wp="http://schemas.openxmlformats.org/drawingml/2006/wordprocessingDrawing" xmlns:w10="urn:schemas-microsoft-com:office:word" xmlns:w="http://schemas.openxmlformats.org/wordprocessingml/2006/main" xmlns:w14="http://schemas.microsoft.com/office/word/2010/wordml" xmlns:w15="http://schemas.microsoft.com/office/word/2012/wordml" xmlns:w16cex="http://schemas.microsoft.com/office/word/2018/wordml/cex" xmlns:w16cid="http://schemas.microsoft.com/office/word/2016/wordml/cid" xmlns:w16="http://schemas.microsoft.com/office/word/2018/wordml" xmlns:w16du="http://schemas.microsoft.com/office/word/2023/wordml/word16du" xmlns:w16sdtdh="http://schemas.microsoft.com/office/word/2020/wordml/sdtdatahash" xmlns:w16sdtfl="http://schemas.microsoft.com/office/word/2024/wordml/sdtformatlock" xmlns:w16se="http://schemas.microsoft.com/office/word/2015/wordml/symex" xmlns:wpg="http://schemas.microsoft.com/office/word/2010/wordprocessingGroup" xmlns:wpi="http://schemas.microsoft.com/office/word/2010/wordprocessingInk" xmlns:wne="http://schemas.microsoft.com/office/word/2006/wordml" xmlns:wps="http://schemas.microsoft.com/office/word/2010/wordprocessingShape" mc:Ignorable="w14 w15 w16se w16cid w16 w16cex w16sdtdh w16sdtfl w16du wp14">
   <w:footnote w:type="separator" w:id="-1">
     <w:p>
       <w:pPr>
@@ -5747,7 +7463,7 @@
 </file>
 
 <file path=word/header1.xml><?xml version="1.0" encoding="utf-8"?>
-<w:hdr xmlns:wpc="http://schemas.microsoft.com/office/word/2010/wordprocessingCanvas" xmlns:cx="http://schemas.microsoft.com/office/drawing/2014/chartex" xmlns:cx1="http://schemas.microsoft.com/office/drawing/2015/9/8/chartex" xmlns:cx2="http://schemas.microsoft.com/office/drawing/2015/10/21/chartex" xmlns:cx3="http://schemas.microsoft.com/office/drawing/2016/5/9/chartex" xmlns:cx4="http://schemas.microsoft.com/office/drawing/2016/5/10/chartex" xmlns:cx5="http://schemas.microsoft.com/office/drawing/2016/5/11/chartex" xmlns:cx6="http://schemas.microsoft.com/office/drawing/2016/5/12/chartex" xmlns:cx7="http://schemas.microsoft.com/office/drawing/2016/5/13/chartex" xmlns:cx8="http://schemas.microsoft.com/office/drawing/2016/5/14/chartex" xmlns:mc="http://schemas.openxmlformats.org/markup-compatibility/2006" xmlns:aink="http://schemas.microsoft.com/office/drawing/2016/ink" xmlns:am3d="http://schemas.microsoft.com/office/drawing/2017/model3d" xmlns:o="urn:schemas-microsoft-com:office:office" xmlns:oel="http://schemas.microsoft.com/office/2019/extlst" xmlns:r="http://schemas.openxmlformats.org/officeDocument/2006/relationships" xmlns:m="http://schemas.openxmlformats.org/officeDocument/2006/math" xmlns:v="urn:schemas-microsoft-com:vml" xmlns:wp14="http://schemas.microsoft.com/office/word/2010/wordprocessingDrawing" xmlns:wp="http://schemas.openxmlformats.org/drawingml/2006/wordprocessingDrawing" xmlns:w10="urn:schemas-microsoft-com:office:word" xmlns:w="http://schemas.openxmlformats.org/wordprocessingml/2006/main" xmlns:w14="http://schemas.microsoft.com/office/word/2010/wordml" xmlns:w15="http://schemas.microsoft.com/office/word/2012/wordml" xmlns:w16cei="http://schemas.microsoft.com/office/word/2026/wordml/cei" xmlns:w16cex="http://schemas.microsoft.com/office/word/2018/wordml/cex" xmlns:w16cid="http://schemas.microsoft.com/office/word/2016/wordml/cid" xmlns:w16="http://schemas.microsoft.com/office/word/2018/wordml" xmlns:w16du="http://schemas.microsoft.com/office/word/2023/wordml/word16du" xmlns:w16sdtdh="http://schemas.microsoft.com/office/word/2020/wordml/sdtdatahash" xmlns:w16sdtfl="http://schemas.microsoft.com/office/word/2024/wordml/sdtformatlock" xmlns:w16se="http://schemas.microsoft.com/office/word/2015/wordml/symex" xmlns:wpg="http://schemas.microsoft.com/office/word/2010/wordprocessingGroup" xmlns:wpi="http://schemas.microsoft.com/office/word/2010/wordprocessingInk" xmlns:wne="http://schemas.microsoft.com/office/word/2006/wordml" xmlns:wps="http://schemas.microsoft.com/office/word/2010/wordprocessingShape" mc:Ignorable="w14 w15 w16se w16cid w16 w16cex w16sdtdh w16sdtfl w16du wp14">
+<w:hdr xmlns:wpc="http://schemas.microsoft.com/office/word/2010/wordprocessingCanvas" xmlns:cx="http://schemas.microsoft.com/office/drawing/2014/chartex" xmlns:cx1="http://schemas.microsoft.com/office/drawing/2015/9/8/chartex" xmlns:cx2="http://schemas.microsoft.com/office/drawing/2015/10/21/chartex" xmlns:cx3="http://schemas.microsoft.com/office/drawing/2016/5/9/chartex" xmlns:cx4="http://schemas.microsoft.com/office/drawing/2016/5/10/chartex" xmlns:cx5="http://schemas.microsoft.com/office/drawing/2016/5/11/chartex" xmlns:cx6="http://schemas.microsoft.com/office/drawing/2016/5/12/chartex" xmlns:cx7="http://schemas.microsoft.com/office/drawing/2016/5/13/chartex" xmlns:cx8="http://schemas.microsoft.com/office/drawing/2016/5/14/chartex" xmlns:mc="http://schemas.openxmlformats.org/markup-compatibility/2006" xmlns:aink="http://schemas.microsoft.com/office/drawing/2016/ink" xmlns:am3d="http://schemas.microsoft.com/office/drawing/2017/model3d" xmlns:o="urn:schemas-microsoft-com:office:office" xmlns:oel="http://schemas.microsoft.com/office/2019/extlst" xmlns:r="http://schemas.openxmlformats.org/officeDocument/2006/relationships" xmlns:m="http://schemas.openxmlformats.org/officeDocument/2006/math" xmlns:v="urn:schemas-microsoft-com:vml" xmlns:wp14="http://schemas.microsoft.com/office/word/2010/wordprocessingDrawing" xmlns:wp="http://schemas.openxmlformats.org/drawingml/2006/wordprocessingDrawing" xmlns:w10="urn:schemas-microsoft-com:office:word" xmlns:w="http://schemas.openxmlformats.org/wordprocessingml/2006/main" xmlns:w14="http://schemas.microsoft.com/office/word/2010/wordml" xmlns:w15="http://schemas.microsoft.com/office/word/2012/wordml" xmlns:w16cex="http://schemas.microsoft.com/office/word/2018/wordml/cex" xmlns:w16cid="http://schemas.microsoft.com/office/word/2016/wordml/cid" xmlns:w16="http://schemas.microsoft.com/office/word/2018/wordml" xmlns:w16du="http://schemas.microsoft.com/office/word/2023/wordml/word16du" xmlns:w16sdtdh="http://schemas.microsoft.com/office/word/2020/wordml/sdtdatahash" xmlns:w16sdtfl="http://schemas.microsoft.com/office/word/2024/wordml/sdtformatlock" xmlns:w16se="http://schemas.microsoft.com/office/word/2015/wordml/symex" xmlns:wpg="http://schemas.microsoft.com/office/word/2010/wordprocessingGroup" xmlns:wpi="http://schemas.microsoft.com/office/word/2010/wordprocessingInk" xmlns:wne="http://schemas.microsoft.com/office/word/2006/wordml" xmlns:wps="http://schemas.microsoft.com/office/word/2010/wordprocessingShape" mc:Ignorable="w14 w15 w16se w16cid w16 w16cex w16sdtdh w16sdtfl w16du wp14">
   <w:p>
     <w:pPr>
       <w:pStyle w:val="Header"/>
@@ -5760,7 +7476,7 @@
 </file>
 
 <file path=word/header2.xml><?xml version="1.0" encoding="utf-8"?>
-<w:hdr xmlns:wpc="http://schemas.microsoft.com/office/word/2010/wordprocessingCanvas" xmlns:cx="http://schemas.microsoft.com/office/drawing/2014/chartex" xmlns:cx1="http://schemas.microsoft.com/office/drawing/2015/9/8/chartex" xmlns:cx2="http://schemas.microsoft.com/office/drawing/2015/10/21/chartex" xmlns:cx3="http://schemas.microsoft.com/office/drawing/2016/5/9/chartex" xmlns:cx4="http://schemas.microsoft.com/office/drawing/2016/5/10/chartex" xmlns:cx5="http://schemas.microsoft.com/office/drawing/2016/5/11/chartex" xmlns:cx6="http://schemas.microsoft.com/office/drawing/2016/5/12/chartex" xmlns:cx7="http://schemas.microsoft.com/office/drawing/2016/5/13/chartex" xmlns:cx8="http://schemas.microsoft.com/office/drawing/2016/5/14/chartex" xmlns:mc="http://schemas.openxmlformats.org/markup-compatibility/2006" xmlns:aink="http://schemas.microsoft.com/office/drawing/2016/ink" xmlns:am3d="http://schemas.microsoft.com/office/drawing/2017/model3d" xmlns:o="urn:schemas-microsoft-com:office:office" xmlns:oel="http://schemas.microsoft.com/office/2019/extlst" xmlns:r="http://schemas.openxmlformats.org/officeDocument/2006/relationships" xmlns:m="http://schemas.openxmlformats.org/officeDocument/2006/math" xmlns:v="urn:schemas-microsoft-com:vml" xmlns:wp14="http://schemas.microsoft.com/office/word/2010/wordprocessingDrawing" xmlns:wp="http://schemas.openxmlformats.org/drawingml/2006/wordprocessingDrawing" xmlns:w10="urn:schemas-microsoft-com:office:word" xmlns:w="http://schemas.openxmlformats.org/wordprocessingml/2006/main" xmlns:w14="http://schemas.microsoft.com/office/word/2010/wordml" xmlns:w15="http://schemas.microsoft.com/office/word/2012/wordml" xmlns:w16cei="http://schemas.microsoft.com/office/word/2026/wordml/cei" xmlns:w16cex="http://schemas.microsoft.com/office/word/2018/wordml/cex" xmlns:w16cid="http://schemas.microsoft.com/office/word/2016/wordml/cid" xmlns:w16="http://schemas.microsoft.com/office/word/2018/wordml" xmlns:w16du="http://schemas.microsoft.com/office/word/2023/wordml/word16du" xmlns:w16sdtdh="http://schemas.microsoft.com/office/word/2020/wordml/sdtdatahash" xmlns:w16sdtfl="http://schemas.microsoft.com/office/word/2024/wordml/sdtformatlock" xmlns:w16se="http://schemas.microsoft.com/office/word/2015/wordml/symex" xmlns:wpg="http://schemas.microsoft.com/office/word/2010/wordprocessingGroup" xmlns:wpi="http://schemas.microsoft.com/office/word/2010/wordprocessingInk" xmlns:wne="http://schemas.microsoft.com/office/word/2006/wordml" xmlns:wps="http://schemas.microsoft.com/office/word/2010/wordprocessingShape" mc:Ignorable="w14 w15 w16se w16cid w16 w16cex w16sdtdh w16sdtfl w16du wp14">
+<w:hdr xmlns:wpc="http://schemas.microsoft.com/office/word/2010/wordprocessingCanvas" xmlns:cx="http://schemas.microsoft.com/office/drawing/2014/chartex" xmlns:cx1="http://schemas.microsoft.com/office/drawing/2015/9/8/chartex" xmlns:cx2="http://schemas.microsoft.com/office/drawing/2015/10/21/chartex" xmlns:cx3="http://schemas.microsoft.com/office/drawing/2016/5/9/chartex" xmlns:cx4="http://schemas.microsoft.com/office/drawing/2016/5/10/chartex" xmlns:cx5="http://schemas.microsoft.com/office/drawing/2016/5/11/chartex" xmlns:cx6="http://schemas.microsoft.com/office/drawing/2016/5/12/chartex" xmlns:cx7="http://schemas.microsoft.com/office/drawing/2016/5/13/chartex" xmlns:cx8="http://schemas.microsoft.com/office/drawing/2016/5/14/chartex" xmlns:mc="http://schemas.openxmlformats.org/markup-compatibility/2006" xmlns:aink="http://schemas.microsoft.com/office/drawing/2016/ink" xmlns:am3d="http://schemas.microsoft.com/office/drawing/2017/model3d" xmlns:o="urn:schemas-microsoft-com:office:office" xmlns:oel="http://schemas.microsoft.com/office/2019/extlst" xmlns:r="http://schemas.openxmlformats.org/officeDocument/2006/relationships" xmlns:m="http://schemas.openxmlformats.org/officeDocument/2006/math" xmlns:v="urn:schemas-microsoft-com:vml" xmlns:wp14="http://schemas.microsoft.com/office/word/2010/wordprocessingDrawing" xmlns:wp="http://schemas.openxmlformats.org/drawingml/2006/wordprocessingDrawing" xmlns:w10="urn:schemas-microsoft-com:office:word" xmlns:w="http://schemas.openxmlformats.org/wordprocessingml/2006/main" xmlns:w14="http://schemas.microsoft.com/office/word/2010/wordml" xmlns:w15="http://schemas.microsoft.com/office/word/2012/wordml" xmlns:w16cex="http://schemas.microsoft.com/office/word/2018/wordml/cex" xmlns:w16cid="http://schemas.microsoft.com/office/word/2016/wordml/cid" xmlns:w16="http://schemas.microsoft.com/office/word/2018/wordml" xmlns:w16du="http://schemas.microsoft.com/office/word/2023/wordml/word16du" xmlns:w16sdtdh="http://schemas.microsoft.com/office/word/2020/wordml/sdtdatahash" xmlns:w16sdtfl="http://schemas.microsoft.com/office/word/2024/wordml/sdtformatlock" xmlns:w16se="http://schemas.microsoft.com/office/word/2015/wordml/symex" xmlns:wpg="http://schemas.microsoft.com/office/word/2010/wordprocessingGroup" xmlns:wpi="http://schemas.microsoft.com/office/word/2010/wordprocessingInk" xmlns:wne="http://schemas.microsoft.com/office/word/2006/wordml" xmlns:wps="http://schemas.microsoft.com/office/word/2010/wordprocessingShape" mc:Ignorable="w14 w15 w16se w16cid w16 w16cex w16sdtdh w16sdtfl w16du wp14">
   <w:p>
     <w:pPr>
       <w:pStyle w:val="Header"/>
@@ -5773,7 +7489,7 @@
 </file>
 
 <file path=word/header3.xml><?xml version="1.0" encoding="utf-8"?>
-<w:hdr xmlns:wpc="http://schemas.microsoft.com/office/word/2010/wordprocessingCanvas" xmlns:cx="http://schemas.microsoft.com/office/drawing/2014/chartex" xmlns:cx1="http://schemas.microsoft.com/office/drawing/2015/9/8/chartex" xmlns:cx2="http://schemas.microsoft.com/office/drawing/2015/10/21/chartex" xmlns:cx3="http://schemas.microsoft.com/office/drawing/2016/5/9/chartex" xmlns:cx4="http://schemas.microsoft.com/office/drawing/2016/5/10/chartex" xmlns:cx5="http://schemas.microsoft.com/office/drawing/2016/5/11/chartex" xmlns:cx6="http://schemas.microsoft.com/office/drawing/2016/5/12/chartex" xmlns:cx7="http://schemas.microsoft.com/office/drawing/2016/5/13/chartex" xmlns:cx8="http://schemas.microsoft.com/office/drawing/2016/5/14/chartex" xmlns:mc="http://schemas.openxmlformats.org/markup-compatibility/2006" xmlns:aink="http://schemas.microsoft.com/office/drawing/2016/ink" xmlns:am3d="http://schemas.microsoft.com/office/drawing/2017/model3d" xmlns:o="urn:schemas-microsoft-com:office:office" xmlns:oel="http://schemas.microsoft.com/office/2019/extlst" xmlns:r="http://schemas.openxmlformats.org/officeDocument/2006/relationships" xmlns:m="http://schemas.openxmlformats.org/officeDocument/2006/math" xmlns:v="urn:schemas-microsoft-com:vml" xmlns:wp14="http://schemas.microsoft.com/office/word/2010/wordprocessingDrawing" xmlns:wp="http://schemas.openxmlformats.org/drawingml/2006/wordprocessingDrawing" xmlns:w10="urn:schemas-microsoft-com:office:word" xmlns:w="http://schemas.openxmlformats.org/wordprocessingml/2006/main" xmlns:w14="http://schemas.microsoft.com/office/word/2010/wordml" xmlns:w15="http://schemas.microsoft.com/office/word/2012/wordml" xmlns:w16cei="http://schemas.microsoft.com/office/word/2026/wordml/cei" xmlns:w16cex="http://schemas.microsoft.com/office/word/2018/wordml/cex" xmlns:w16cid="http://schemas.microsoft.com/office/word/2016/wordml/cid" xmlns:w16="http://schemas.microsoft.com/office/word/2018/wordml" xmlns:w16du="http://schemas.microsoft.com/office/word/2023/wordml/word16du" xmlns:w16sdtdh="http://schemas.microsoft.com/office/word/2020/wordml/sdtdatahash" xmlns:w16sdtfl="http://schemas.microsoft.com/office/word/2024/wordml/sdtformatlock" xmlns:w16se="http://schemas.microsoft.com/office/word/2015/wordml/symex" xmlns:wpg="http://schemas.microsoft.com/office/word/2010/wordprocessingGroup" xmlns:wpi="http://schemas.microsoft.com/office/word/2010/wordprocessingInk" xmlns:wne="http://schemas.microsoft.com/office/word/2006/wordml" xmlns:wps="http://schemas.microsoft.com/office/word/2010/wordprocessingShape" mc:Ignorable="w14 w15 w16se w16cid w16 w16cex w16sdtdh w16sdtfl w16du wp14">
+<w:hdr xmlns:wpc="http://schemas.microsoft.com/office/word/2010/wordprocessingCanvas" xmlns:cx="http://schemas.microsoft.com/office/drawing/2014/chartex" xmlns:cx1="http://schemas.microsoft.com/office/drawing/2015/9/8/chartex" xmlns:cx2="http://schemas.microsoft.com/office/drawing/2015/10/21/chartex" xmlns:cx3="http://schemas.microsoft.com/office/drawing/2016/5/9/chartex" xmlns:cx4="http://schemas.microsoft.com/office/drawing/2016/5/10/chartex" xmlns:cx5="http://schemas.microsoft.com/office/drawing/2016/5/11/chartex" xmlns:cx6="http://schemas.microsoft.com/office/drawing/2016/5/12/chartex" xmlns:cx7="http://schemas.microsoft.com/office/drawing/2016/5/13/chartex" xmlns:cx8="http://schemas.microsoft.com/office/drawing/2016/5/14/chartex" xmlns:mc="http://schemas.openxmlformats.org/markup-compatibility/2006" xmlns:aink="http://schemas.microsoft.com/office/drawing/2016/ink" xmlns:am3d="http://schemas.microsoft.com/office/drawing/2017/model3d" xmlns:o="urn:schemas-microsoft-com:office:office" xmlns:oel="http://schemas.microsoft.com/office/2019/extlst" xmlns:r="http://schemas.openxmlformats.org/officeDocument/2006/relationships" xmlns:m="http://schemas.openxmlformats.org/officeDocument/2006/math" xmlns:v="urn:schemas-microsoft-com:vml" xmlns:wp14="http://schemas.microsoft.com/office/word/2010/wordprocessingDrawing" xmlns:wp="http://schemas.openxmlformats.org/drawingml/2006/wordprocessingDrawing" xmlns:w10="urn:schemas-microsoft-com:office:word" xmlns:w="http://schemas.openxmlformats.org/wordprocessingml/2006/main" xmlns:w14="http://schemas.microsoft.com/office/word/2010/wordml" xmlns:w15="http://schemas.microsoft.com/office/word/2012/wordml" xmlns:w16cex="http://schemas.microsoft.com/office/word/2018/wordml/cex" xmlns:w16cid="http://schemas.microsoft.com/office/word/2016/wordml/cid" xmlns:w16="http://schemas.microsoft.com/office/word/2018/wordml" xmlns:w16du="http://schemas.microsoft.com/office/word/2023/wordml/word16du" xmlns:w16sdtdh="http://schemas.microsoft.com/office/word/2020/wordml/sdtdatahash" xmlns:w16sdtfl="http://schemas.microsoft.com/office/word/2024/wordml/sdtformatlock" xmlns:w16se="http://schemas.microsoft.com/office/word/2015/wordml/symex" xmlns:wpg="http://schemas.microsoft.com/office/word/2010/wordprocessingGroup" xmlns:wpi="http://schemas.microsoft.com/office/word/2010/wordprocessingInk" xmlns:wne="http://schemas.microsoft.com/office/word/2006/wordml" xmlns:wps="http://schemas.microsoft.com/office/word/2010/wordprocessingShape" mc:Ignorable="w14 w15 w16se w16cid w16 w16cex w16sdtdh w16sdtfl w16du wp14">
   <w:p>
     <w:pPr>
       <w:pStyle w:val="Header"/>
